--- a/4. propose a solution.docx
+++ b/4. propose a solution.docx
@@ -333,7 +333,7 @@
           <w:szCs w:val="21"/>
           <w:lang w:val="en-US"/>
         </w:rPr>
-        <w:t xml:space="preserve">Active learning has emerged as a promising strategy to address the data scarcity that hampers molecular machine learning in real-world applications. In this chapter, we implement and evaluate a semi-automated design-make-test workflow that integrates microfluidic formulation, high content imaging, and machine learning to optimize the uptake of PLGA-PEG nanoparticles in MDA-MB-468 breast cancer cells. By iteratively selecting informative experiments using a Bayesian neural network, we demonstrate that active learning can effectively guide formulation decisions in a high-dimensional design space under strict data constraints. Within two five-day experimental cycles, nanoparticle uptake was tripled, and the resulting model could reliably distinguish between low- and high-performing formulations. Model interpretation revealed clear compositional patterns underlying uptake performance, supporting the potential for interpretable, hypothesis-generating models in formulation design. While the experimental system is specific to nanoparticle </w:t>
+        <w:t xml:space="preserve">Active learning has emerged as a promising strategy to address the data scarcity that hampers molecular machine learning in real-world applications. In this chapter, we implement and evaluate a semi-automated design-make-test workflow that integrates microfluidic formulation, high content imaging, and machine learning to optimize the uptake of PLGA-PEG nanoparticles in MDA-MB-468 breast cancer cells. By iteratively selecting informative experiments using a Bayesian neural network, we demonstrate that active learning can effectively guide formulation decisions in a high-dimensional design space under strict data constraints. Within two five-day experimental cycles, nanoparticle uptake was tripled, and the resulting model could reliably distinguish between low- and high-performing formulations. Model interpretation revealed clear compositional patterns underlying uptake performance, supporting the potential for interpretable, hypothesis-generating models. While the experimental system is specific to nanoparticle </w:t>
       </w:r>
       <w:r>
         <w:rPr>

--- a/4. propose a solution.docx
+++ b/4. propose a solution.docx
@@ -811,7 +811,7 @@
           <w:szCs w:val="21"/>
           <w:lang w:val="en-US"/>
         </w:rPr>
-        <w:instrText xml:space="preserve"> ADDIN ZOTERO_ITEM CSL_CITATION {"citationID":"107MRdky","properties":{"formattedCitation":"\\super 5\\nosupersub{}","plainCitation":"5","noteIndex":0},"citationItems":[{"id":"RgtNkdVD/xarz14aL","uris":["http://zotero.org/groups/5027088/items/WYCI3U76"],"itemData":{"id":248,"type":"article-journal","abstract":"Nanomedicine involves the use of nanotechnology for clinical applications and holds promise to improve treatments. Recent developments offer new hope for cancer detection, prevention and treatment; however, being a heterogenous disorder, cancer calls for a more targeted treatment approach. Personalized Medicine (PM) aims to revolutionize cancer therapy by matching the most effective treatment to individual patients. Nanotheranostics comprise a combination of therapy and diagnostic imaging incorporated in a nanosystem and are developed to fulfill the promise of PM by helping in the selection of treatments, the objective monitoring of response and the planning of follow-up therapy. Although well-established imaging techniques, such as Magnetic Resonance Imaging (MRI), Computed Tomography (CT), Positron Emission Tomography (PET) and Single-Photon Emission Computed Tomography (SPECT), are primarily used in the development of theranostics, Optical Imaging (OI) offers some advantages, such as high sensitivity, spatial and temporal resolution and less invasiveness. Additionally, it allows for multiplexing, using multi-color imaging and DNA barcoding, which further aids in the development of personalized treatments. Recent advances have also given rise to techniques permitting better penetration, opening new doors for OI-guided nanotheranostics. In this review, we describe in detail these recent advances that may be used to design and develop efficient and specific nanotheranostics for personalized cancer drug delivery.","container-title":"Nanomaterials (Basel, Switzerland)","DOI":"10.3390/nano12030399","ISSN":"2079-4991","issue":"3","journalAbbreviation":"Nanomaterials (Basel)","language":"eng","note":"PMID: 35159744\nPMCID: PMC8838478","page":"399","source":"PubMed","title":"Advanced Optical Imaging-Guided Nanotheranostics towards Personalized Cancer Drug Delivery","volume":"12","author":[{"family":"Murar","given":"Madhura"},{"family":"Albertazzi","given":"Lorenzo"},{"family":"Pujals","given":"Silvia"}],"issued":{"date-parts":[["2022",1,26]]}}}],"schema":"https://github.com/citation-style-language/schema/raw/master/csl-citation.json"} </w:instrText>
+        <w:instrText xml:space="preserve"> ADDIN ZOTERO_ITEM CSL_CITATION {"citationID":"ankki4hhbv","properties":{"formattedCitation":"\\super 5\\nosupersub{}","plainCitation":"5","noteIndex":0},"citationItems":[{"id":1838,"uris":["http://zotero.org/groups/5110070/items/ELQQWASG"],"itemData":{"id":1838,"type":"article-journal","abstract":"Nanomedicine involves the use of nanotechnology for clinical applications and holds promise to improve treatments. Recent developments offer new hope for cancer detection, prevention and treatment; however, being a heterogenous disorder, cancer calls for a more targeted treatment approach. Personalized Medicine (PM) aims to revolutionize cancer therapy by matching the most effective treatment to individual patients. Nanotheranostics comprise a combination of therapy and diagnostic imaging incorporated in a nanosystem and are developed to fulfill the promise of PM by helping in the selection of treatments, the objective monitoring of response and the planning of follow-up therapy. Although well-established imaging techniques, such as Magnetic Resonance Imaging (MRI), Computed Tomography (CT), Positron Emission Tomography (PET) and Single-Photon Emission Computed Tomography (SPECT), are primarily used in the development of theranostics, Optical Imaging (OI) offers some advantages, such as high sensitivity, spatial and temporal resolution and less invasiveness. Additionally, it allows for multiplexing, using multi-color imaging and DNA barcoding, which further aids in the development of personalized treatments. Recent advances have also given rise to techniques permitting better penetration, opening new doors for OI-guided nanotheranostics. In this review, we describe in detail these recent advances that may be used to design and develop efficient and specific nanotheranostics for personalized cancer drug delivery.","container-title":"Nanomaterials","ISSN":"2079-4991","issue":"3","language":"en","license":"http://creativecommons.org/licenses/by/3.0/","note":"number: 3\npublisher: Multidisciplinary Digital Publishing Institute","page":"399","source":"www.mdpi.com","title":"Advanced Optical Imaging-Guided Nanotheranostics towards Personalized Cancer Drug Delivery","volume":"12","author":[{"family":"Murar","given":"Madhura"},{"family":"Albertazzi","given":"Lorenzo"},{"family":"Pujals","given":"Silvia"}],"issued":{"date-parts":[["2022",1]]}}}],"schema":"https://github.com/citation-style-language/schema/raw/master/csl-citation.json"} </w:instrText>
       </w:r>
       <w:r>
         <w:rPr>
@@ -859,7 +859,7 @@
           <w:szCs w:val="21"/>
           <w:lang w:val="en-US"/>
         </w:rPr>
-        <w:instrText xml:space="preserve"> ADDIN ZOTERO_ITEM CSL_CITATION {"citationID":"RLwJxA57","properties":{"formattedCitation":"\\super 6\\nosupersub{}","plainCitation":"6","noteIndex":0},"citationItems":[{"id":"RgtNkdVD/peFnOvxU","uris":["http://zotero.org/groups/5027088/items/X64U3C9I"],"itemData":{"id":237,"type":"article-journal","abstract":"Looking retrospectively at the development of humanity, vaccination is an unprecedented medical landmark that saves lives by harnessing the human immune system. During the ongoing coronavirus disease 2019 (COVID-19) pandemic, vaccination is still the most effective defense modality. The successful clinical application of the lipid nanoparticle-based Pfizer/BioNTech and Moderna mRNA COVID-19 vaccines highlights promising future of nanotechnology in vaccine development. Compared with conventional vaccines, nanovaccines are supposed to have advantages in lymph node accumulation, antigen assembly, and antigen presentation; they also have, unique pathogen biomimicry properties because of well-organized combination of multiple immune factors. Beyond infectious diseases, vaccine nanotechnology also exhibits considerable potential for cancer treatment. The ultimate goal of cancer vaccines is to fully mobilize the potency of the immune system as a living therapeutic to recognize tumor antigens and eliminate tumor cells, and nanotechnologies have the requisite properties to realize this goal. In this review, we summarize the recent advances in vaccine nanotechnology from infectious disease prevention to cancer immunotherapy and highlight the different types of materials, mechanisms, administration methods, as well as future perspectives.","container-title":"Acta Pharmaceutica Sinica B","DOI":"10.1016/j.apsb.2021.12.021","ISSN":"2211-3835","issue":"5","journalAbbreviation":"Acta Pharmaceutica Sinica B","language":"en","page":"2206-2223","source":"ScienceDirect","title":"Emerging vaccine nanotechnology: From defense against infection to sniping cancer","title-short":"Emerging vaccine nanotechnology","volume":"12","author":[{"family":"Feng","given":"Chan"},{"family":"Li","given":"Yongjiang"},{"family":"Ferdows","given":"Bijan Emiliano"},{"family":"Patel","given":"Dylan Neal"},{"family":"Ouyang","given":"Jiang"},{"family":"Tang","given":"Zhongmin"},{"family":"Kong","given":"Na"},{"family":"Chen","given":"Enguo"},{"family":"Tao","given":"Wei"}],"issued":{"date-parts":[["2022",5,1]]}}}],"schema":"https://github.com/citation-style-language/schema/raw/master/csl-citation.json"} </w:instrText>
+        <w:instrText xml:space="preserve"> ADDIN ZOTERO_ITEM CSL_CITATION {"citationID":"RLwJxA57","properties":{"formattedCitation":"\\super 6\\nosupersub{}","plainCitation":"6","noteIndex":0},"citationItems":[{"id":"ZLvQBt2l/I6Z51x8U","uris":["http://zotero.org/groups/5027088/items/X64U3C9I"],"itemData":{"id":237,"type":"article-journal","abstract":"Looking retrospectively at the development of humanity, vaccination is an unprecedented medical landmark that saves lives by harnessing the human immune system. During the ongoing coronavirus disease 2019 (COVID-19) pandemic, vaccination is still the most effective defense modality. The successful clinical application of the lipid nanoparticle-based Pfizer/BioNTech and Moderna mRNA COVID-19 vaccines highlights promising future of nanotechnology in vaccine development. Compared with conventional vaccines, nanovaccines are supposed to have advantages in lymph node accumulation, antigen assembly, and antigen presentation; they also have, unique pathogen biomimicry properties because of well-organized combination of multiple immune factors. Beyond infectious diseases, vaccine nanotechnology also exhibits considerable potential for cancer treatment. The ultimate goal of cancer vaccines is to fully mobilize the potency of the immune system as a living therapeutic to recognize tumor antigens and eliminate tumor cells, and nanotechnologies have the requisite properties to realize this goal. In this review, we summarize the recent advances in vaccine nanotechnology from infectious disease prevention to cancer immunotherapy and highlight the different types of materials, mechanisms, administration methods, as well as future perspectives.","container-title":"Acta Pharmaceutica Sinica B","DOI":"10.1016/j.apsb.2021.12.021","ISSN":"2211-3835","issue":"5","journalAbbreviation":"Acta Pharmaceutica Sinica B","language":"en","page":"2206-2223","source":"ScienceDirect","title":"Emerging vaccine nanotechnology: From defense against infection to sniping cancer","title-short":"Emerging vaccine nanotechnology","volume":"12","author":[{"family":"Feng","given":"Chan"},{"family":"Li","given":"Yongjiang"},{"family":"Ferdows","given":"Bijan Emiliano"},{"family":"Patel","given":"Dylan Neal"},{"family":"Ouyang","given":"Jiang"},{"family":"Tang","given":"Zhongmin"},{"family":"Kong","given":"Na"},{"family":"Chen","given":"Enguo"},{"family":"Tao","given":"Wei"}],"issued":{"date-parts":[["2022",5,1]]}}}],"schema":"https://github.com/citation-style-language/schema/raw/master/csl-citation.json"} </w:instrText>
       </w:r>
       <w:r>
         <w:rPr>
@@ -924,7 +924,7 @@
           <w:szCs w:val="21"/>
           <w:lang w:val="en-US"/>
         </w:rPr>
-        <w:instrText xml:space="preserve"> ADDIN ZOTERO_ITEM CSL_CITATION {"citationID":"MZOWEmnD","properties":{"formattedCitation":"\\super 7\\nosupersub{}","plainCitation":"7","noteIndex":0},"citationItems":[{"id":"RgtNkdVD/1dmc8url","uris":["http://zotero.org/groups/5027088/items/W2MEWPLR"],"itemData":{"id":235,"type":"article-journal","abstract":"Cancer immunotherapy is revolutionizing oncology. However, dose-limiting toxicities and low patient response rates remain major challenges in the clinic. Cancer nanomedicine in combination with immunotherapies offers the possibility to amplify antitumour immune responses and to sensitize tumours to immunotherapies in a safe and effective manner. In this Review, we discuss opportunities for combination immunotherapy based on nanoparticle platforms designed for chemotherapy, photothermal therapy, photodynamic therapy, radiotherapy and gene therapy. We highlight how nanoparticles can be used to reprogramme the immunosuppressive tumour microenvironment and to trigger systemic antitumour immunity, synergizing with immunotherapies against advanced cancer. Finally, we discuss strategies to improve tumour and immune cell targeting while minimizing toxicity and immune-related adverse events, and we explore the potential of theranostic nanoparticles for combination immunotherapy.","container-title":"Nature Reviews Materials","DOI":"10.1038/s41578-019-0108-1","ISSN":"2058-8437","issue":"6","journalAbbreviation":"Nat Rev Mater","language":"en","license":"2019 Springer Nature Limited","note":"number: 6\npublisher: Nature Publishing Group","page":"398-414","source":"www.nature.com","title":"Cancer nanomedicine for combination cancer immunotherapy","volume":"4","author":[{"family":"Nam","given":"Jutaek"},{"family":"Son","given":"Sejin"},{"family":"Park","given":"Kyung Soo"},{"family":"Zou","given":"Weiping"},{"family":"Shea","given":"Lonnie D."},{"family":"Moon","given":"James J."}],"issued":{"date-parts":[["2019",6]]}}}],"schema":"https://github.com/citation-style-language/schema/raw/master/csl-citation.json"} </w:instrText>
+        <w:instrText xml:space="preserve"> ADDIN ZOTERO_ITEM CSL_CITATION {"citationID":"MZOWEmnD","properties":{"formattedCitation":"\\super 7\\nosupersub{}","plainCitation":"7","noteIndex":0},"citationItems":[{"id":"ZLvQBt2l/qTaY4fHi","uris":["http://zotero.org/groups/5027088/items/W2MEWPLR"],"itemData":{"id":235,"type":"article-journal","abstract":"Cancer immunotherapy is revolutionizing oncology. However, dose-limiting toxicities and low patient response rates remain major challenges in the clinic. Cancer nanomedicine in combination with immunotherapies offers the possibility to amplify antitumour immune responses and to sensitize tumours to immunotherapies in a safe and effective manner. In this Review, we discuss opportunities for combination immunotherapy based on nanoparticle platforms designed for chemotherapy, photothermal therapy, photodynamic therapy, radiotherapy and gene therapy. We highlight how nanoparticles can be used to reprogramme the immunosuppressive tumour microenvironment and to trigger systemic antitumour immunity, synergizing with immunotherapies against advanced cancer. Finally, we discuss strategies to improve tumour and immune cell targeting while minimizing toxicity and immune-related adverse events, and we explore the potential of theranostic nanoparticles for combination immunotherapy.","container-title":"Nature Reviews Materials","DOI":"10.1038/s41578-019-0108-1","ISSN":"2058-8437","issue":"6","journalAbbreviation":"Nat Rev Mater","language":"en","license":"2019 Springer Nature Limited","note":"number: 6\npublisher: Nature Publishing Group","page":"398-414","source":"www.nature.com","title":"Cancer nanomedicine for combination cancer immunotherapy","volume":"4","author":[{"family":"Nam","given":"Jutaek"},{"family":"Son","given":"Sejin"},{"family":"Park","given":"Kyung Soo"},{"family":"Zou","given":"Weiping"},{"family":"Shea","given":"Lonnie D."},{"family":"Moon","given":"James J."}],"issued":{"date-parts":[["2019",6]]}}}],"schema":"https://github.com/citation-style-language/schema/raw/master/csl-citation.json"} </w:instrText>
       </w:r>
       <w:r>
         <w:rPr>
@@ -972,7 +972,7 @@
           <w:szCs w:val="21"/>
           <w:lang w:val="en-US"/>
         </w:rPr>
-        <w:instrText xml:space="preserve"> ADDIN ZOTERO_ITEM CSL_CITATION {"citationID":"St49Ipnx","properties":{"formattedCitation":"\\super 8,9\\nosupersub{}","plainCitation":"8,9","noteIndex":0},"citationItems":[{"id":"RgtNkdVD/ismz8rmv","uris":["http://zotero.org/groups/5027088/items/CGPZTZVN"],"itemData":{"id":229,"type":"article-journal","abstract":"In recent years, the development of nanoparticles has expanded into a broad range of clinical applications. Nanoparticles have been developed to overcome the limitations of free therapeutics and navigate biological barriers — systemic, microenvironmental and cellular — that are heterogeneous across patient populations and diseases. Overcoming this patient heterogeneity has also been accomplished through precision therapeutics, in which personalized interventions have enhanced therapeutic efficacy. However, nanoparticle development continues to focus on optimizing delivery platforms with a one-size-fits-all solution. As lipid-based, polymeric and inorganic nanoparticles are engineered in increasingly specified ways, they can begin to be optimized for drug delivery in a more personalized manner, entering the era of precision medicine. In this Review, we discuss advanced nanoparticle designs utilized in both non-personalized and precision applications that could be applied to improve precision therapies. We focus on advances in nanoparticle design that overcome heterogeneous barriers to delivery, arguing that intelligent nanoparticle design can improve efficacy in general delivery applications while enabling tailored designs for precision applications, thereby ultimately improving patient outcome overall.","container-title":"Nature Reviews Drug Discovery","DOI":"10.1038/s41573-020-0090-8","ISSN":"1474-1784","issue":"2","journalAbbreviation":"Nat Rev Drug Discov","language":"en","license":"2020 Springer Nature Limited","note":"number: 2\npublisher: Nature Publishing Group","page":"101-124","source":"www.nature.com","title":"Engineering precision nanoparticles for drug delivery","volume":"20","author":[{"family":"Mitchell","given":"Michael J."},{"family":"Billingsley","given":"Margaret M."},{"family":"Haley","given":"Rebecca M."},{"family":"Wechsler","given":"Marissa E."},{"family":"Peppas","given":"Nicholas A."},{"family":"Langer","given":"Robert"}],"issued":{"date-parts":[["2021",2]]}}},{"id":806,"uris":["http://zotero.org/groups/5110070/items/BGUU776B"],"itemData":{"id":806,"type":"article-journal","abstract":"The first publication of micro- and nanotechnology in medicine was in 1798 with the use of the Cowpox virus by Edward Jenner as an attenuated vaccine against Smallpox. Since then, there has been an explosion of micro- and nanotechnologies for medical applications. The breadth of these micro- and nanotechnologies is discussed in this piece, presenting the date of their first report and their latest progression (e.g., clinical trials, FDA approval). This includes successes such as the recent severe acute respiratory syndrome coronavirus 2 (SARS-CoV-2) vaccines from Pfizer, Moderna, and Janssen (Johnson &amp; Johnson) as well as the most popular nanoparticle therapy, liposomal Doxil. However, the enormity of the success of these platforms has not been without challenges. For example, we discuss why the production of Doxil was halted for several years, and the bankruptcy of BIND therapeutics, which relied on a nanoparticle drug carrier. Overall, the field of micro- and nanotechnology has advanced beyond these challenges and continues advancing new and novel platforms that have transformed therapies, vaccines, and imaging. In this review, a wide range of biomedical micro- and nanotechnology is discussed to serve as a primer to the field and provide an accessible summary of clinically relevant micro- and nanotechnology platforms.","container-title":"Bioengineering &amp; Translational Medicine","DOI":"10.1002/btm2.10421","ISSN":"2380-6761","issue":"2","language":"en","license":"© 2022 The Authors. Bioengineering &amp; Translational Medicine published by Wiley Periodicals LLC on behalf of American Institute of Chemical Engineers.","note":"_eprint: https://onlinelibrary.wiley.com/doi/pdf/10.1002/btm2.10421","page":"e10421","source":"Wiley Online Library","title":"Micro and nanotechnologies: The little formulations that could","title-short":"Micro and nanotechnologies","volume":"8","author":[{"family":"Stiepel","given":"Rebeca T."},{"family":"Duggan","given":"Eliza"},{"family":"Batty","given":"Cole J."},{"family":"Ainslie","given":"Kristy M."}],"issued":{"date-parts":[["2023"]]}}}],"schema":"https://github.com/citation-style-language/schema/raw/master/csl-citation.json"} </w:instrText>
+        <w:instrText xml:space="preserve"> ADDIN ZOTERO_ITEM CSL_CITATION {"citationID":"St49Ipnx","properties":{"formattedCitation":"\\super 8,9\\nosupersub{}","plainCitation":"8,9","noteIndex":0},"citationItems":[{"id":"ZLvQBt2l/ekkhAeH4","uris":["http://zotero.org/groups/5027088/items/CGPZTZVN"],"itemData":{"id":229,"type":"article-journal","abstract":"In recent years, the development of nanoparticles has expanded into a broad range of clinical applications. Nanoparticles have been developed to overcome the limitations of free therapeutics and navigate biological barriers — systemic, microenvironmental and cellular — that are heterogeneous across patient populations and diseases. Overcoming this patient heterogeneity has also been accomplished through precision therapeutics, in which personalized interventions have enhanced therapeutic efficacy. However, nanoparticle development continues to focus on optimizing delivery platforms with a one-size-fits-all solution. As lipid-based, polymeric and inorganic nanoparticles are engineered in increasingly specified ways, they can begin to be optimized for drug delivery in a more personalized manner, entering the era of precision medicine. In this Review, we discuss advanced nanoparticle designs utilized in both non-personalized and precision applications that could be applied to improve precision therapies. We focus on advances in nanoparticle design that overcome heterogeneous barriers to delivery, arguing that intelligent nanoparticle design can improve efficacy in general delivery applications while enabling tailored designs for precision applications, thereby ultimately improving patient outcome overall.","container-title":"Nature Reviews Drug Discovery","DOI":"10.1038/s41573-020-0090-8","ISSN":"1474-1784","issue":"2","journalAbbreviation":"Nat Rev Drug Discov","language":"en","license":"2020 Springer Nature Limited","note":"number: 2\npublisher: Nature Publishing Group","page":"101-124","source":"www.nature.com","title":"Engineering precision nanoparticles for drug delivery","volume":"20","author":[{"family":"Mitchell","given":"Michael J."},{"family":"Billingsley","given":"Margaret M."},{"family":"Haley","given":"Rebecca M."},{"family":"Wechsler","given":"Marissa E."},{"family":"Peppas","given":"Nicholas A."},{"family":"Langer","given":"Robert"}],"issued":{"date-parts":[["2021",2]]}}},{"id":806,"uris":["http://zotero.org/groups/5110070/items/BGUU776B"],"itemData":{"id":806,"type":"article-journal","abstract":"The first publication of micro- and nanotechnology in medicine was in 1798 with the use of the Cowpox virus by Edward Jenner as an attenuated vaccine against Smallpox. Since then, there has been an explosion of micro- and nanotechnologies for medical applications. The breadth of these micro- and nanotechnologies is discussed in this piece, presenting the date of their first report and their latest progression (e.g., clinical trials, FDA approval). This includes successes such as the recent severe acute respiratory syndrome coronavirus 2 (SARS-CoV-2) vaccines from Pfizer, Moderna, and Janssen (Johnson &amp; Johnson) as well as the most popular nanoparticle therapy, liposomal Doxil. However, the enormity of the success of these platforms has not been without challenges. For example, we discuss why the production of Doxil was halted for several years, and the bankruptcy of BIND therapeutics, which relied on a nanoparticle drug carrier. Overall, the field of micro- and nanotechnology has advanced beyond these challenges and continues advancing new and novel platforms that have transformed therapies, vaccines, and imaging. In this review, a wide range of biomedical micro- and nanotechnology is discussed to serve as a primer to the field and provide an accessible summary of clinically relevant micro- and nanotechnology platforms.","container-title":"Bioengineering &amp; Translational Medicine","DOI":"10.1002/btm2.10421","ISSN":"2380-6761","issue":"2","language":"en","license":"© 2022 The Authors. Bioengineering &amp; Translational Medicine published by Wiley Periodicals LLC on behalf of American Institute of Chemical Engineers.","note":"_eprint: https://onlinelibrary.wiley.com/doi/pdf/10.1002/btm2.10421","page":"e10421","source":"Wiley Online Library","title":"Micro and nanotechnologies: The little formulations that could","title-short":"Micro and nanotechnologies","volume":"8","author":[{"family":"Stiepel","given":"Rebeca T."},{"family":"Duggan","given":"Eliza"},{"family":"Batty","given":"Cole J."},{"family":"Ainslie","given":"Kristy M."}],"issued":{"date-parts":[["2023"]]}}}],"schema":"https://github.com/citation-style-language/schema/raw/master/csl-citation.json"} </w:instrText>
       </w:r>
       <w:r>
         <w:rPr>
@@ -1020,7 +1020,7 @@
           <w:szCs w:val="21"/>
           <w:lang w:val="en-US"/>
         </w:rPr>
-        <w:instrText xml:space="preserve"> ADDIN ZOTERO_ITEM CSL_CITATION {"citationID":"9Fhgqp03","properties":{"formattedCitation":"\\super 10,11\\nosupersub{}","plainCitation":"10,11","noteIndex":0},"citationItems":[{"id":"RgtNkdVD/hjvygqUZ","uris":["http://zotero.org/groups/5027088/items/R7DD433Q"],"itemData":{"id":334,"type":"article-journal","abstract":"Only a tiny fraction of the nanomedicine-design space has been explored, owing to the structural complexity of nanomedicines and the lack of relevant high-throughput synthesis and analysis methods. Here, we report a methodology for determining structure-activity relationships and design rules for spherical nucleic acids (SNAs) functioning as cancer-vaccine candidates. First, we identified ~1,000 candidate SNAs on the basis of reasonable ranges for 11 design parameters that can be systematically and independently varied to optimize SNA performance. Second, we developed a high-throughput method for making SNAs at the picomolar scale in a 384-well format, and used a mass spectrometry assay to rapidly measure SNA immune activation. Third, we used machine learning to quantitatively model SNA immune activation and identify the minimum number of SNAs needed to capture optimum structure-activity relationships for a given SNA library. Our methodology is general, can reduce the number of nanoparticles that need to be tested by an order of magnitude, and could serve as a screening tool for the development of nanoparticle therapeutics.","container-title":"Nature Biomedical Engineering","DOI":"10.1038/s41551-019-0351-1","ISSN":"2157-846X","issue":"4","journalAbbreviation":"Nat Biomed Eng","language":"eng","note":"PMID: 30952978\nPMCID: PMC6452897","page":"318-327","source":"PubMed","title":"Exploration of the nanomedicine-design space with high-throughput screening and machine learning","volume":"3","author":[{"family":"Yamankurt","given":"Gokay"},{"family":"Berns","given":"Eric J."},{"family":"Xue","given":"Albert"},{"family":"Lee","given":"Andrew"},{"family":"Bagheri","given":"Neda"},{"family":"Mrksich","given":"Milan"},{"family":"Mirkin","given":"Chad A."}],"issued":{"date-parts":[["2019",4]]}}},{"id":818,"uris":["http://zotero.org/groups/5110070/items/HJI8RVNG"],"itemData":{"id":818,"type":"article-journal","abstract":"Taking a nanoparticle (NP) from discovery to clinical translation has been slow compared to small molecules, in part by the lack of systems that enable their precise engineering and rapid optimization. In this work we have developed a microfluidic platform for the rapid, combinatorial synthesis and optimization of NPs. The system takes in a number of NP precursors from which a library of NPs with varying size, surface charge, target ligand density, and drug load is produced in a reproducible manner. We rapidly synthesized 45 different formulations of poly(lactic-co-glycolic acid)-b-poly(ethylene glycol) NPs of different size and surface composition and screened and ranked the NPs for their ability to evade macrophage uptake in vitro. Comparison of the results to pharmacokinetic studies in vivo in mice revealed a correlation between in vitro screen and in vivo behavior. Next, we selected NP synthesis parameters that resulted in longer blood half-life and used the microfluidic platform to synthesize targeted NPs with varying targeting ligand density (using a model targeting ligand against cancer cells). We screened NPs in vitro against prostate cancer cells as well as macrophages, identifying one formulation that exhibited high uptake by cancer cells yet similar macrophage uptake compared to nontargeted NPs. In vivo, the selected targeted NPs showed a 3.5-fold increase in tumor accumulation in mice compared to nontargeted NPs. The developed microfluidic platform in this work represents a tool that could potentially accelerate the discovery and clinical translation of NPs.","container-title":"ACS Nano","DOI":"10.1021/nn403370e","ISSN":"1936-0851","issue":"12","journalAbbreviation":"ACS Nano","note":"publisher: American Chemical Society","page":"10671-10680","source":"ACS Publications","title":"Microfluidic Platform for Combinatorial Synthesis and Optimization of Targeted Nanoparticles for Cancer Therapy","volume":"7","author":[{"family":"Valencia","given":"Pedro M."},{"family":"Pridgen","given":"Eric M."},{"family":"Rhee","given":"Minsoung"},{"family":"Langer","given":"Robert"},{"family":"Farokhzad","given":"Omid C."},{"family":"Karnik","given":"Rohit"}],"issued":{"date-parts":[["2013",12,23]]}}}],"schema":"https://github.com/citation-style-language/schema/raw/master/csl-citation.json"} </w:instrText>
+        <w:instrText xml:space="preserve"> ADDIN ZOTERO_ITEM CSL_CITATION {"citationID":"9Fhgqp03","properties":{"formattedCitation":"\\super 10,11\\nosupersub{}","plainCitation":"10,11","noteIndex":0},"citationItems":[{"id":"ZLvQBt2l/LEpIG3J9","uris":["http://zotero.org/groups/5027088/items/R7DD433Q"],"itemData":{"id":334,"type":"article-journal","abstract":"Only a tiny fraction of the nanomedicine-design space has been explored, owing to the structural complexity of nanomedicines and the lack of relevant high-throughput synthesis and analysis methods. Here, we report a methodology for determining structure-activity relationships and design rules for spherical nucleic acids (SNAs) functioning as cancer-vaccine candidates. First, we identified ~1,000 candidate SNAs on the basis of reasonable ranges for 11 design parameters that can be systematically and independently varied to optimize SNA performance. Second, we developed a high-throughput method for making SNAs at the picomolar scale in a 384-well format, and used a mass spectrometry assay to rapidly measure SNA immune activation. Third, we used machine learning to quantitatively model SNA immune activation and identify the minimum number of SNAs needed to capture optimum structure-activity relationships for a given SNA library. Our methodology is general, can reduce the number of nanoparticles that need to be tested by an order of magnitude, and could serve as a screening tool for the development of nanoparticle therapeutics.","container-title":"Nature Biomedical Engineering","DOI":"10.1038/s41551-019-0351-1","ISSN":"2157-846X","issue":"4","journalAbbreviation":"Nat Biomed Eng","language":"eng","note":"PMID: 30952978\nPMCID: PMC6452897","page":"318-327","source":"PubMed","title":"Exploration of the nanomedicine-design space with high-throughput screening and machine learning","volume":"3","author":[{"family":"Yamankurt","given":"Gokay"},{"family":"Berns","given":"Eric J."},{"family":"Xue","given":"Albert"},{"family":"Lee","given":"Andrew"},{"family":"Bagheri","given":"Neda"},{"family":"Mrksich","given":"Milan"},{"family":"Mirkin","given":"Chad A."}],"issued":{"date-parts":[["2019",4]]}}},{"id":818,"uris":["http://zotero.org/groups/5110070/items/HJI8RVNG"],"itemData":{"id":818,"type":"article-journal","abstract":"Taking a nanoparticle (NP) from discovery to clinical translation has been slow compared to small molecules, in part by the lack of systems that enable their precise engineering and rapid optimization. In this work we have developed a microfluidic platform for the rapid, combinatorial synthesis and optimization of NPs. The system takes in a number of NP precursors from which a library of NPs with varying size, surface charge, target ligand density, and drug load is produced in a reproducible manner. We rapidly synthesized 45 different formulations of poly(lactic-co-glycolic acid)-b-poly(ethylene glycol) NPs of different size and surface composition and screened and ranked the NPs for their ability to evade macrophage uptake in vitro. Comparison of the results to pharmacokinetic studies in vivo in mice revealed a correlation between in vitro screen and in vivo behavior. Next, we selected NP synthesis parameters that resulted in longer blood half-life and used the microfluidic platform to synthesize targeted NPs with varying targeting ligand density (using a model targeting ligand against cancer cells). We screened NPs in vitro against prostate cancer cells as well as macrophages, identifying one formulation that exhibited high uptake by cancer cells yet similar macrophage uptake compared to nontargeted NPs. In vivo, the selected targeted NPs showed a 3.5-fold increase in tumor accumulation in mice compared to nontargeted NPs. The developed microfluidic platform in this work represents a tool that could potentially accelerate the discovery and clinical translation of NPs.","container-title":"ACS Nano","DOI":"10.1021/nn403370e","ISSN":"1936-0851","issue":"12","journalAbbreviation":"ACS Nano","note":"publisher: American Chemical Society","page":"10671-10680","source":"ACS Publications","title":"Microfluidic Platform for Combinatorial Synthesis and Optimization of Targeted Nanoparticles for Cancer Therapy","volume":"7","author":[{"family":"Valencia","given":"Pedro M."},{"family":"Pridgen","given":"Eric M."},{"family":"Rhee","given":"Minsoung"},{"family":"Langer","given":"Robert"},{"family":"Farokhzad","given":"Omid C."},{"family":"Karnik","given":"Rohit"}],"issued":{"date-parts":[["2013",12,23]]}}}],"schema":"https://github.com/citation-style-language/schema/raw/master/csl-citation.json"} </w:instrText>
       </w:r>
       <w:r>
         <w:rPr>
@@ -1068,7 +1068,7 @@
           <w:szCs w:val="21"/>
           <w:lang w:val="en-US"/>
         </w:rPr>
-        <w:instrText xml:space="preserve"> ADDIN ZOTERO_ITEM CSL_CITATION {"citationID":"JQ6oysNp","properties":{"formattedCitation":"\\super 8,12,13\\nosupersub{}","plainCitation":"8,12,13","noteIndex":0},"citationItems":[{"id":"RgtNkdVD/ismz8rmv","uris":["http://zotero.org/groups/5027088/items/CGPZTZVN"],"itemData":{"id":229,"type":"article-journal","abstract":"In recent years, the development of nanoparticles has expanded into a broad range of clinical applications. Nanoparticles have been developed to overcome the limitations of free therapeutics and navigate biological barriers — systemic, microenvironmental and cellular — that are heterogeneous across patient populations and diseases. Overcoming this patient heterogeneity has also been accomplished through precision therapeutics, in which personalized interventions have enhanced therapeutic efficacy. However, nanoparticle development continues to focus on optimizing delivery platforms with a one-size-fits-all solution. As lipid-based, polymeric and inorganic nanoparticles are engineered in increasingly specified ways, they can begin to be optimized for drug delivery in a more personalized manner, entering the era of precision medicine. In this Review, we discuss advanced nanoparticle designs utilized in both non-personalized and precision applications that could be applied to improve precision therapies. We focus on advances in nanoparticle design that overcome heterogeneous barriers to delivery, arguing that intelligent nanoparticle design can improve efficacy in general delivery applications while enabling tailored designs for precision applications, thereby ultimately improving patient outcome overall.","container-title":"Nature Reviews Drug Discovery","DOI":"10.1038/s41573-020-0090-8","ISSN":"1474-1784","issue":"2","journalAbbreviation":"Nat Rev Drug Discov","language":"en","license":"2020 Springer Nature Limited","note":"number: 2\npublisher: Nature Publishing Group","page":"101-124","source":"www.nature.com","title":"Engineering precision nanoparticles for drug delivery","volume":"20","author":[{"family":"Mitchell","given":"Michael J."},{"family":"Billingsley","given":"Margaret M."},{"family":"Haley","given":"Rebecca M."},{"family":"Wechsler","given":"Marissa E."},{"family":"Peppas","given":"Nicholas A."},{"family":"Langer","given":"Robert"}],"issued":{"date-parts":[["2021",2]]}}},{"id":"RgtNkdVD/UVrG8X2L","uris":["http://zotero.org/groups/5027088/items/VDSJ7UIB"],"itemData":{"id":262,"type":"article-journal","abstract":"Mauro Ferrari and colleagues discuss the biological barriers to delivery of nanoparticle therapeutics to diseased tissues. They propose that greater emphasis should be place on rational particle design that systematically takes into account these barriers.","container-title":"Nature Biotechnology","DOI":"10.1038/nbt.3330","ISSN":"1546-1696","issue":"9","journalAbbreviation":"Nat Biotechnol","language":"en","license":"2015 Springer Nature Limited","note":"number: 9\npublisher: Nature Publishing Group","page":"941-951","source":"www.nature.com","title":"Principles of nanoparticle design for overcoming biological barriers to drug delivery","volume":"33","author":[{"family":"Blanco","given":"Elvin"},{"family":"Shen","given":"Haifa"},{"family":"Ferrari","given":"Mauro"}],"issued":{"date-parts":[["2015",9]]}}},{"id":"RgtNkdVD/42j6KAul","uris":["http://zotero.org/groups/5027088/items/M73TD5IZ"],"itemData":{"id":264,"type":"article-journal","abstract":"The delivery of medical agents to a specific diseased tissue or cell is critical for diagnosing and treating patients. Nanomaterials are promising vehicles to transport agents that include drugs, contrast agents, immunotherapies and gene editors. They can be engineered to have different physical and chemical properties that influence their interactions with their biological environments and delivery destinations. In this Review Article, we discuss nanoparticle delivery systems and how the biology of disease should inform their design. We propose developing a framework for building optimal delivery systems that uses nanoparticle–biological interaction data and computational analyses to guide future nanomaterial designs and delivery strategies.","container-title":"Nature Nanotechnology","DOI":"10.1038/s41565-020-0759-5","ISSN":"1748-3395","issue":"10","journalAbbreviation":"Nat. Nanotechnol.","language":"en","license":"2020 Springer Nature Limited","note":"number: 10\npublisher: Nature Publishing Group","page":"819-829","source":"www.nature.com","title":"A framework for designing delivery systems","volume":"15","author":[{"family":"Poon","given":"Wilson"},{"family":"Kingston","given":"Benjamin R."},{"family":"Ouyang","given":"Ben"},{"family":"Ngo","given":"Wayne"},{"family":"Chan","given":"Warren C. W."}],"issued":{"date-parts":[["2020",10]]}}}],"schema":"https://github.com/citation-style-language/schema/raw/master/csl-citation.json"} </w:instrText>
+        <w:instrText xml:space="preserve"> ADDIN ZOTERO_ITEM CSL_CITATION {"citationID":"JQ6oysNp","properties":{"formattedCitation":"\\super 8,12,13\\nosupersub{}","plainCitation":"8,12,13","noteIndex":0},"citationItems":[{"id":"ZLvQBt2l/ekkhAeH4","uris":["http://zotero.org/groups/5027088/items/CGPZTZVN"],"itemData":{"id":229,"type":"article-journal","abstract":"In recent years, the development of nanoparticles has expanded into a broad range of clinical applications. Nanoparticles have been developed to overcome the limitations of free therapeutics and navigate biological barriers — systemic, microenvironmental and cellular — that are heterogeneous across patient populations and diseases. Overcoming this patient heterogeneity has also been accomplished through precision therapeutics, in which personalized interventions have enhanced therapeutic efficacy. However, nanoparticle development continues to focus on optimizing delivery platforms with a one-size-fits-all solution. As lipid-based, polymeric and inorganic nanoparticles are engineered in increasingly specified ways, they can begin to be optimized for drug delivery in a more personalized manner, entering the era of precision medicine. In this Review, we discuss advanced nanoparticle designs utilized in both non-personalized and precision applications that could be applied to improve precision therapies. We focus on advances in nanoparticle design that overcome heterogeneous barriers to delivery, arguing that intelligent nanoparticle design can improve efficacy in general delivery applications while enabling tailored designs for precision applications, thereby ultimately improving patient outcome overall.","container-title":"Nature Reviews Drug Discovery","DOI":"10.1038/s41573-020-0090-8","ISSN":"1474-1784","issue":"2","journalAbbreviation":"Nat Rev Drug Discov","language":"en","license":"2020 Springer Nature Limited","note":"number: 2\npublisher: Nature Publishing Group","page":"101-124","source":"www.nature.com","title":"Engineering precision nanoparticles for drug delivery","volume":"20","author":[{"family":"Mitchell","given":"Michael J."},{"family":"Billingsley","given":"Margaret M."},{"family":"Haley","given":"Rebecca M."},{"family":"Wechsler","given":"Marissa E."},{"family":"Peppas","given":"Nicholas A."},{"family":"Langer","given":"Robert"}],"issued":{"date-parts":[["2021",2]]}}},{"id":"ZLvQBt2l/gf72FUxO","uris":["http://zotero.org/groups/5027088/items/VDSJ7UIB"],"itemData":{"id":262,"type":"article-journal","abstract":"Mauro Ferrari and colleagues discuss the biological barriers to delivery of nanoparticle therapeutics to diseased tissues. They propose that greater emphasis should be place on rational particle design that systematically takes into account these barriers.","container-title":"Nature Biotechnology","DOI":"10.1038/nbt.3330","ISSN":"1546-1696","issue":"9","journalAbbreviation":"Nat Biotechnol","language":"en","license":"2015 Springer Nature Limited","note":"number: 9\npublisher: Nature Publishing Group","page":"941-951","source":"www.nature.com","title":"Principles of nanoparticle design for overcoming biological barriers to drug delivery","volume":"33","author":[{"family":"Blanco","given":"Elvin"},{"family":"Shen","given":"Haifa"},{"family":"Ferrari","given":"Mauro"}],"issued":{"date-parts":[["2015",9]]}}},{"id":"ZLvQBt2l/4ZM5EKWH","uris":["http://zotero.org/groups/5027088/items/M73TD5IZ"],"itemData":{"id":264,"type":"article-journal","abstract":"The delivery of medical agents to a specific diseased tissue or cell is critical for diagnosing and treating patients. Nanomaterials are promising vehicles to transport agents that include drugs, contrast agents, immunotherapies and gene editors. They can be engineered to have different physical and chemical properties that influence their interactions with their biological environments and delivery destinations. In this Review Article, we discuss nanoparticle delivery systems and how the biology of disease should inform their design. We propose developing a framework for building optimal delivery systems that uses nanoparticle–biological interaction data and computational analyses to guide future nanomaterial designs and delivery strategies.","container-title":"Nature Nanotechnology","DOI":"10.1038/s41565-020-0759-5","ISSN":"1748-3395","issue":"10","journalAbbreviation":"Nat. Nanotechnol.","language":"en","license":"2020 Springer Nature Limited","note":"number: 10\npublisher: Nature Publishing Group","page":"819-829","source":"www.nature.com","title":"A framework for designing delivery systems","volume":"15","author":[{"family":"Poon","given":"Wilson"},{"family":"Kingston","given":"Benjamin R."},{"family":"Ouyang","given":"Ben"},{"family":"Ngo","given":"Wayne"},{"family":"Chan","given":"Warren C. W."}],"issued":{"date-parts":[["2020",10]]}}}],"schema":"https://github.com/citation-style-language/schema/raw/master/csl-citation.json"} </w:instrText>
       </w:r>
       <w:r>
         <w:rPr>
@@ -1132,7 +1132,7 @@
           <w:szCs w:val="21"/>
           <w:lang w:val="en-US"/>
         </w:rPr>
-        <w:instrText xml:space="preserve"> ADDIN ZOTERO_ITEM CSL_CITATION {"citationID":"YvFS0fqE","properties":{"formattedCitation":"\\super 8\\nosupersub{}","plainCitation":"8","noteIndex":0},"citationItems":[{"id":"RgtNkdVD/ismz8rmv","uris":["http://zotero.org/groups/5027088/items/CGPZTZVN"],"itemData":{"id":229,"type":"article-journal","abstract":"In recent years, the development of nanoparticles has expanded into a broad range of clinical applications. Nanoparticles have been developed to overcome the limitations of free therapeutics and navigate biological barriers — systemic, microenvironmental and cellular — that are heterogeneous across patient populations and diseases. Overcoming this patient heterogeneity has also been accomplished through precision therapeutics, in which personalized interventions have enhanced therapeutic efficacy. However, nanoparticle development continues to focus on optimizing delivery platforms with a one-size-fits-all solution. As lipid-based, polymeric and inorganic nanoparticles are engineered in increasingly specified ways, they can begin to be optimized for drug delivery in a more personalized manner, entering the era of precision medicine. In this Review, we discuss advanced nanoparticle designs utilized in both non-personalized and precision applications that could be applied to improve precision therapies. We focus on advances in nanoparticle design that overcome heterogeneous barriers to delivery, arguing that intelligent nanoparticle design can improve efficacy in general delivery applications while enabling tailored designs for precision applications, thereby ultimately improving patient outcome overall.","container-title":"Nature Reviews Drug Discovery","DOI":"10.1038/s41573-020-0090-8","ISSN":"1474-1784","issue":"2","journalAbbreviation":"Nat Rev Drug Discov","language":"en","license":"2020 Springer Nature Limited","note":"number: 2\npublisher: Nature Publishing Group","page":"101-124","source":"www.nature.com","title":"Engineering precision nanoparticles for drug delivery","volume":"20","author":[{"family":"Mitchell","given":"Michael J."},{"family":"Billingsley","given":"Margaret M."},{"family":"Haley","given":"Rebecca M."},{"family":"Wechsler","given":"Marissa E."},{"family":"Peppas","given":"Nicholas A."},{"family":"Langer","given":"Robert"}],"issued":{"date-parts":[["2021",2]]}}}],"schema":"https://github.com/citation-style-language/schema/raw/master/csl-citation.json"} </w:instrText>
+        <w:instrText xml:space="preserve"> ADDIN ZOTERO_ITEM CSL_CITATION {"citationID":"YvFS0fqE","properties":{"formattedCitation":"\\super 8\\nosupersub{}","plainCitation":"8","noteIndex":0},"citationItems":[{"id":"ZLvQBt2l/ekkhAeH4","uris":["http://zotero.org/groups/5027088/items/CGPZTZVN"],"itemData":{"id":229,"type":"article-journal","abstract":"In recent years, the development of nanoparticles has expanded into a broad range of clinical applications. Nanoparticles have been developed to overcome the limitations of free therapeutics and navigate biological barriers — systemic, microenvironmental and cellular — that are heterogeneous across patient populations and diseases. Overcoming this patient heterogeneity has also been accomplished through precision therapeutics, in which personalized interventions have enhanced therapeutic efficacy. However, nanoparticle development continues to focus on optimizing delivery platforms with a one-size-fits-all solution. As lipid-based, polymeric and inorganic nanoparticles are engineered in increasingly specified ways, they can begin to be optimized for drug delivery in a more personalized manner, entering the era of precision medicine. In this Review, we discuss advanced nanoparticle designs utilized in both non-personalized and precision applications that could be applied to improve precision therapies. We focus on advances in nanoparticle design that overcome heterogeneous barriers to delivery, arguing that intelligent nanoparticle design can improve efficacy in general delivery applications while enabling tailored designs for precision applications, thereby ultimately improving patient outcome overall.","container-title":"Nature Reviews Drug Discovery","DOI":"10.1038/s41573-020-0090-8","ISSN":"1474-1784","issue":"2","journalAbbreviation":"Nat Rev Drug Discov","language":"en","license":"2020 Springer Nature Limited","note":"number: 2\npublisher: Nature Publishing Group","page":"101-124","source":"www.nature.com","title":"Engineering precision nanoparticles for drug delivery","volume":"20","author":[{"family":"Mitchell","given":"Michael J."},{"family":"Billingsley","given":"Margaret M."},{"family":"Haley","given":"Rebecca M."},{"family":"Wechsler","given":"Marissa E."},{"family":"Peppas","given":"Nicholas A."},{"family":"Langer","given":"Robert"}],"issued":{"date-parts":[["2021",2]]}}}],"schema":"https://github.com/citation-style-language/schema/raw/master/csl-citation.json"} </w:instrText>
       </w:r>
       <w:r>
         <w:rPr>
@@ -1230,7 +1230,7 @@
           <w:szCs w:val="21"/>
           <w:lang w:val="en-US"/>
         </w:rPr>
-        <w:instrText xml:space="preserve"> ADDIN ZOTERO_ITEM CSL_CITATION {"citationID":"ajfrau2qgo","properties":{"formattedCitation":"\\super 14\\uc0\\u8211{}19\\nosupersub{}","plainCitation":"14–19","noteIndex":0},"citationItems":[{"id":775,"uris":["http://zotero.org/groups/5110070/items/34TS5DYL"],"itemData":{"id":775,"type":"article-journal","abstract":"Abstract\n            In materials science, the discovery of recipes that yield nanomaterials with defined optical properties is costly and time-consuming. In this study, we present a two-step framework for a machine learning-driven high-throughput microfluidic platform to rapidly produce silver nanoparticles with the desired absorbance spectrum. Combining a Gaussian process-based Bayesian optimization (BO) with a deep neural network (DNN), the algorithmic framework is able to converge towards the target spectrum after sampling 120 conditions. Once the dataset is large enough to train the DNN with sufficient accuracy in the region of the target spectrum, the DNN is used to predict the colour palette accessible with the reaction synthesis. While remaining interpretable by humans, the proposed framework efficiently optimizes the nanomaterial synthesis and can extract fundamental knowledge of the relationship between chemical composition and optical properties, such as the role of each reactant on the shape and amplitude of the absorbance spectrum.","container-title":"npj Computational Materials","DOI":"10.1038/s41524-021-00520-w","ISSN":"2057-3960","issue":"1","journalAbbreviation":"npj Comput Mater","language":"en","page":"55","source":"DOI.org (Crossref)","title":"Two-step machine learning enables optimized nanoparticle synthesis","volume":"7","author":[{"family":"Mekki-Berrada","given":"Flore"},{"family":"Ren","given":"Zekun"},{"family":"Huang","given":"Tan"},{"family":"Wong","given":"Wai Kuan"},{"family":"Zheng","given":"Fang"},{"family":"Xie","given":"Jiaxun"},{"family":"Tian","given":"Isaac Parker Siyu"},{"family":"Jayavelu","given":"Senthilnath"},{"family":"Mahfoud","given":"Zackaria"},{"family":"Bash","given":"Daniil"},{"family":"Hippalgaonkar","given":"Kedar"},{"family":"Khan","given":"Saif"},{"family":"Buonassisi","given":"Tonio"},{"family":"Li","given":"Qianxiao"},{"family":"Wang","given":"Xiaonan"}],"issued":{"date-parts":[["2021",4,20]]}}},{"id":785,"uris":["http://zotero.org/groups/5110070/items/DFMT3K5K"],"itemData":{"id":785,"type":"article-journal","container-title":"Advanced Intelligent Systems","DOI":"10.1002/aisy.202000245","ISSN":"2640-4567, 2640-4567","issue":"2","journalAbbreviation":"Advanced Intelligent Systems","language":"en","page":"2000245","source":"DOI.org (Crossref)","title":"Self</w:instrText>
+        <w:instrText xml:space="preserve"> ADDIN ZOTERO_ITEM CSL_CITATION {"citationID":"a92j9gso98","properties":{"formattedCitation":"\\super 14\\uc0\\u8211{}19\\nosupersub{}","plainCitation":"14–19","noteIndex":0},"citationItems":[{"id":775,"uris":["http://zotero.org/groups/5110070/items/34TS5DYL"],"itemData":{"id":775,"type":"article-journal","abstract":"Abstract\n            In materials science, the discovery of recipes that yield nanomaterials with defined optical properties is costly and time-consuming. In this study, we present a two-step framework for a machine learning-driven high-throughput microfluidic platform to rapidly produce silver nanoparticles with the desired absorbance spectrum. Combining a Gaussian process-based Bayesian optimization (BO) with a deep neural network (DNN), the algorithmic framework is able to converge towards the target spectrum after sampling 120 conditions. Once the dataset is large enough to train the DNN with sufficient accuracy in the region of the target spectrum, the DNN is used to predict the colour palette accessible with the reaction synthesis. While remaining interpretable by humans, the proposed framework efficiently optimizes the nanomaterial synthesis and can extract fundamental knowledge of the relationship between chemical composition and optical properties, such as the role of each reactant on the shape and amplitude of the absorbance spectrum.","container-title":"npj Computational Materials","DOI":"10.1038/s41524-021-00520-w","ISSN":"2057-3960","issue":"1","journalAbbreviation":"npj Comput Mater","language":"en","page":"55","source":"DOI.org (Crossref)","title":"Two-step machine learning enables optimized nanoparticle synthesis","volume":"7","author":[{"family":"Mekki-Berrada","given":"Flore"},{"family":"Ren","given":"Zekun"},{"family":"Huang","given":"Tan"},{"family":"Wong","given":"Wai Kuan"},{"family":"Zheng","given":"Fang"},{"family":"Xie","given":"Jiaxun"},{"family":"Tian","given":"Isaac Parker Siyu"},{"family":"Jayavelu","given":"Senthilnath"},{"family":"Mahfoud","given":"Zackaria"},{"family":"Bash","given":"Daniil"},{"family":"Hippalgaonkar","given":"Kedar"},{"family":"Khan","given":"Saif"},{"family":"Buonassisi","given":"Tonio"},{"family":"Li","given":"Qianxiao"},{"family":"Wang","given":"Xiaonan"}],"issued":{"date-parts":[["2021",4,20]]}}},{"id":785,"uris":["http://zotero.org/groups/5110070/items/DFMT3K5K"],"itemData":{"id":785,"type":"article-journal","container-title":"Advanced Intelligent Systems","DOI":"10.1002/aisy.202000245","ISSN":"2640-4567, 2640-4567","issue":"2","journalAbbreviation":"Advanced Intelligent Systems","language":"en","page":"2000245","source":"DOI.org (Crossref)","title":"Self</w:instrText>
       </w:r>
       <w:r>
         <w:rPr>
@@ -1248,7 +1248,7 @@
           <w:szCs w:val="21"/>
           <w:lang w:val="en-US"/>
         </w:rPr>
-        <w:instrText xml:space="preserve">Driven Multistep Quantum Dot Synthesis Enabled by Autonomous Robotic Experimentation in Flow","volume":"3","author":[{"family":"Abdel-Latif","given":"Kameel"},{"family":"Epps","given":"Robert W."},{"family":"Bateni","given":"Fazel"},{"family":"Han","given":"Suyong"},{"family":"Reyes","given":"Kristofer G."},{"family":"Abolhasani","given":"Milad"}],"issued":{"date-parts":[["2021",2]]}}},{"id":777,"uris":["http://zotero.org/groups/5110070/items/CRR78KGD"],"itemData":{"id":777,"type":"article-journal","container-title":"ACS Nano","DOI":"10.1021/acsnano.9b03864","ISSN":"1936-0851, 1936-086X","issue":"10","journalAbbreviation":"ACS Nano","language":"en","page":"11122-11128","source":"DOI.org (Crossref)","title":"Machine Learning Accelerates Discovery of Optimal Colloidal Quantum Dot Synthesis","volume":"13","author":[{"family":"Voznyy","given":"Oleksandr"},{"family":"Levina","given":"Larissa"},{"family":"Fan","given":"James Z."},{"family":"Askerka","given":"Mikhail"},{"family":"Jain","given":"Ankit"},{"family":"Choi","given":"Min-Jae"},{"family":"Ouellette","given":"Olivier"},{"family":"Todorović","given":"Petar"},{"family":"Sagar","given":"Laxmi K."},{"family":"Sargent","given":"Edward H."}],"issued":{"date-parts":[["2019",10,22]]}}},{"id":1110,"uris":["http://zotero.org/groups/5110070/items/VFW8IV4D"],"itemData":{"id":1110,"type":"article-journal","container-title":"Advanced Drug Delivery Reviews","DOI":"10.1016/j.addr.2023.115108","ISSN":"0169409X","journalAbbreviation":"Advanced Drug Delivery Reviews","language":"en","page":"115108","source":"DOI.org (Crossref)","title":"Revolutionizing drug formulation development: The increasing impact of machine learning","title-short":"Revolutionizing drug formulation development","volume":"202","author":[{"family":"Bao","given":"Zeqing"},{"family":"Bufton","given":"Jack"},{"family":"Hickman","given":"Riley J."},{"family":"Aspuru-Guzik","given":"Alán"},{"family":"Bannigan","given":"Pauric"},{"family":"Allen","given":"Christine"}],"issued":{"date-parts":[["2023",11]]}}},{"id":1734,"uris":["http://zotero.org/groups/5514489/items/ZJ6FG4I6"],"itemData":{"id":1734,"type":"article-journal","container-title":"Nature Nanotechnology","DOI":"10.1038/s41565-021-00870-y","ISSN":"1748-3387, 1748-3395","issue":"6","journalAbbreviation":"Nat. Nanotechnol.","language":"en","page":"725-733","source":"DOI.org (Crossref)","title":"Computationally guided high-throughput design of self-assembling drug nanoparticles","volume":"16","author":[{"family":"Reker","given":"Daniel"},{"family":"Rybakova","given":"Yulia"},{"family":"Kirtane","given":"Ameya R."},{"family":"Cao","given":"Ruonan"},{"family":"Yang","given":"Jee Won"},{"family":"Navamajiti","given":"Natsuda"},{"family":"Gardner","given":"Apolonia"},{"family":"Zhang","given":"Rosanna M."},{"family":"Esfandiary","given":"Tina"},{"family":"L’Heureux","given":"Johanna"},{"family":"Von Erlach","given":"Thomas"},{"family":"Smekalova","given":"Elena M."},{"family":"Leboeuf","given":"Dominique"},{"family":"Hess","given":"Kaitlyn"},{"family":"Lopes","given":"Aaron"},{"family":"Rogner","given":"Jaimie"},{"family":"Collins","given":"Joy"},{"family":"Tamang","given":"Siddartha M."},{"family":"Ishida","given":"Keiko"},{"family":"Chamberlain","given":"Paul"},{"family":"Yun","given":"DongSoo"},{"family":"Lytton-Jean","given":"Abigail"},{"family":"Soule","given":"Christian K."},{"family":"Cheah","given":"Jaime H."},{"family":"Hayward","given":"Alison M."},{"family":"Langer","given":"Robert"},{"family":"Traverso","given":"Giovanni"}],"issued":{"date-parts":[["2021",6]]}}},{"id":1736,"uris":["http://zotero.org/groups/5514489/items/J5KDTWDA"],"itemData":{"id":1736,"type":"article","abstract":"Abstract\n          \n            Drug metabolism leads to biotransformations of pharmaceutical substances that alter drug efficacy, toxicity, as well as drug interactions. Modeling these processes\n            ex vivo\n            stands to greatly accelerate our capacity to develop safe and efficacious drugs and formulations. Recognizing the liver as the primary site of drug metabolism, here we report a novel whole-tissue\n            ex vivo\n            liver screening platform that enabled modeling of hepatic metabolism and tracking of hepatotoxic drug metabolites. We applied the system for the characterization of acetaminophen (APAP) metabolism and identified interactions that can mitigate the generation of toxic metabolites\n            ex vivo\n            . Combining our experimental platform with state-of-the-art machine learning, we validated two novel functional excipients that can prevent APAP hepatotoxicity\n            in vivo\n            in mice. To assess translational potential, we prototyped a novel solid dosage form with controlled release of both APAP and our functional excipients. Our this platform provides innovative potential access to actionable data on drug metabolism to support the development of new therapeutic approaches.","DOI":"10.1101/2022.09.05.506668","language":"en","source":"Bioengineering","title":"A machine learning liver-on-a-chip system for safer drug formulation","URL":"http://biorxiv.org/lookup/doi/10.1101/2022.09.05.506668","author":[{"family":"Shi","given":"Yunhua"},{"family":"Lin","given":"Chih-Hsin"},{"family":"Reker","given":"Daniel"},{"family":"Steiger","given":"Christoph"},{"family":"Hess","given":"Kaitlyn"},{"family":"Collins","given":"Joy E."},{"family":"Tamang","given":"Siddartha"},{"family":"Ishida","given":"Keiko"},{"family":"Lopes","given":"Aaron"},{"family":"Wainer","given":"Jacob"},{"family":"Hayward","given":"Alison M."},{"family":"Walesky","given":"Chad"},{"family":"Goessling","given":"Wolfram"},{"family":"Traverso","given":"Giovanni"}],"accessed":{"date-parts":[["2025",4,11]]},"issued":{"date-parts":[["2022",9,6]]}}}],"schema":"https://github.com/citation-style-language/schema/raw/master/csl-citation.json"} </w:instrText>
+        <w:instrText xml:space="preserve">Driven Multistep Quantum Dot Synthesis Enabled by Autonomous Robotic Experimentation in Flow","volume":"3","author":[{"family":"Abdel-Latif","given":"Kameel"},{"family":"Epps","given":"Robert W."},{"family":"Bateni","given":"Fazel"},{"family":"Han","given":"Suyong"},{"family":"Reyes","given":"Kristofer G."},{"family":"Abolhasani","given":"Milad"}],"issued":{"date-parts":[["2021",2]]}}},{"id":777,"uris":["http://zotero.org/groups/5110070/items/CRR78KGD"],"itemData":{"id":777,"type":"article-journal","container-title":"ACS Nano","DOI":"10.1021/acsnano.9b03864","ISSN":"1936-0851, 1936-086X","issue":"10","journalAbbreviation":"ACS Nano","language":"en","page":"11122-11128","source":"DOI.org (Crossref)","title":"Machine Learning Accelerates Discovery of Optimal Colloidal Quantum Dot Synthesis","volume":"13","author":[{"family":"Voznyy","given":"Oleksandr"},{"family":"Levina","given":"Larissa"},{"family":"Fan","given":"James Z."},{"family":"Askerka","given":"Mikhail"},{"family":"Jain","given":"Ankit"},{"family":"Choi","given":"Min-Jae"},{"family":"Ouellette","given":"Olivier"},{"family":"Todorović","given":"Petar"},{"family":"Sagar","given":"Laxmi K."},{"family":"Sargent","given":"Edward H."}],"issued":{"date-parts":[["2019",10,22]]}}},{"id":1110,"uris":["http://zotero.org/groups/5110070/items/VFW8IV4D"],"itemData":{"id":1110,"type":"article-journal","container-title":"Advanced Drug Delivery Reviews","DOI":"10.1016/j.addr.2023.115108","ISSN":"0169409X","journalAbbreviation":"Advanced Drug Delivery Reviews","language":"en","page":"115108","source":"DOI.org (Crossref)","title":"Revolutionizing drug formulation development: The increasing impact of machine learning","title-short":"Revolutionizing drug formulation development","volume":"202","author":[{"family":"Bao","given":"Zeqing"},{"family":"Bufton","given":"Jack"},{"family":"Hickman","given":"Riley J."},{"family":"Aspuru-Guzik","given":"Alán"},{"family":"Bannigan","given":"Pauric"},{"family":"Allen","given":"Christine"}],"issued":{"date-parts":[["2023",11]]}}},{"id":1734,"uris":["http://zotero.org/groups/5514489/items/ZJ6FG4I6"],"itemData":{"id":1734,"type":"article-journal","container-title":"Nature Nanotechnology","DOI":"10.1038/s41565-021-00870-y","ISSN":"1748-3387, 1748-3395","issue":"6","journalAbbreviation":"Nat. Nanotechnol.","language":"en","page":"725-733","source":"DOI.org (Crossref)","title":"Computationally guided high-throughput design of self-assembling drug nanoparticles","volume":"16","author":[{"family":"Reker","given":"Daniel"},{"family":"Rybakova","given":"Yulia"},{"family":"Kirtane","given":"Ameya R."},{"family":"Cao","given":"Ruonan"},{"family":"Yang","given":"Jee Won"},{"family":"Navamajiti","given":"Natsuda"},{"family":"Gardner","given":"Apolonia"},{"family":"Zhang","given":"Rosanna M."},{"family":"Esfandiary","given":"Tina"},{"family":"L’Heureux","given":"Johanna"},{"family":"Von Erlach","given":"Thomas"},{"family":"Smekalova","given":"Elena M."},{"family":"Leboeuf","given":"Dominique"},{"family":"Hess","given":"Kaitlyn"},{"family":"Lopes","given":"Aaron"},{"family":"Rogner","given":"Jaimie"},{"family":"Collins","given":"Joy"},{"family":"Tamang","given":"Siddartha M."},{"family":"Ishida","given":"Keiko"},{"family":"Chamberlain","given":"Paul"},{"family":"Yun","given":"DongSoo"},{"family":"Lytton-Jean","given":"Abigail"},{"family":"Soule","given":"Christian K."},{"family":"Cheah","given":"Jaime H."},{"family":"Hayward","given":"Alison M."},{"family":"Langer","given":"Robert"},{"family":"Traverso","given":"Giovanni"}],"issued":{"date-parts":[["2021",6]]}}},{"id":1842,"uris":["http://zotero.org/groups/5110070/items/6EY4TPZU"],"itemData":{"id":1842,"type":"article-journal","abstract":"Drug metabolism leads to biotransformations of pharmaceutical substances that alter drug efficacy, toxicity, as well as drug interactions. Modeling these processes ex vivo stands to greatly accelerate our capacity to develop safe and efficacious drugs and formulations. Recognizing the liver as the primary site of drug metabolism, here we report a novel whole-tissue ex vivo liver screening platform that enabled modeling of hepatic metabolism and tracking of hepatotoxic drug metabolites. We applied the system for the characterization of acetaminophen (APAP) metabolism and identified interactions that can mitigate the generation of toxic metabolites ex vivo. Combining our experimental platform with state-of-the-art machine learning, we validated two novel functional excipients that can prevent APAP hepatotoxicity in vivo in mice. To assess translational potential, we prototyped a novel solid dosage form with controlled release of both APAP and our functional excipients. Our this platform provides innovative potential access to actionable data on drug metabolism to support the development of new therapeutic approaches.","container-title":"BioRxiv (preprint)","language":"en","license":"© 2022, Posted by Cold Spring Harbor Laboratory. The copyright holder for this pre-print is the author. All rights reserved. The material may not be redistributed, re-used or adapted without the author's permission.","source":"bioRxiv","title":"A machine learning liver-on-a-chip system for safer drug formulation","URL":"https://www.biorxiv.org/content/10.1101/2022.09.05.506668v1","author":[{"family":"Shi","given":"Yunhua"},{"family":"Lin","given":"Chih-Hsin"},{"family":"Reker","given":"Daniel"},{"family":"Steiger","given":"Christoph"},{"family":"Hess","given":"Kaitlyn"},{"family":"Collins","given":"Joy E."},{"family":"Tamang","given":"Siddartha"},{"family":"Ishida","given":"Keiko"},{"family":"Lopes","given":"Aaron"},{"family":"Wainer","given":"Jacob"},{"family":"Hayward","given":"Alison M."},{"family":"Walesky","given":"Chad"},{"family":"Goessling","given":"Wolfram"},{"family":"Traverso","given":"Giovanni"}],"accessed":{"date-parts":[["2025",6,12]]},"issued":{"date-parts":[["2022",9,6]]}}}],"schema":"https://github.com/citation-style-language/schema/raw/master/csl-citation.json"} </w:instrText>
       </w:r>
       <w:r>
         <w:rPr>
@@ -1493,7 +1493,7 @@
           <w:szCs w:val="21"/>
           <w:lang w:val="en-US"/>
         </w:rPr>
-        <w:instrText xml:space="preserve"> ADDIN ZOTERO_ITEM CSL_CITATION {"citationID":"Cc8QeQfb","properties":{"formattedCitation":"\\super 20,21\\nosupersub{}","plainCitation":"20,21","noteIndex":0},"citationItems":[{"id":"RgtNkdVD/JJKaxx1V","uris":["http://zotero.org/groups/5027088/items/Y7AM6RZH"],"itemData":{"id":276,"type":"article-journal","abstract":"Using nanoparticles for therapy and imaging holds tremendous promise for the treatment of major diseases such as cancer. However, their translation into the clinic has been slow because it remains difficult to produce nanoparticles that are consistent 'batch-to-batch', and in sufficient quantities for clinical research. Moreover, platforms for rapid screening of nanoparticles are still lacking. Recent microfluidic technologies can tackle some of these issues, and offer a way to accelerate the clinical translation of nanoparticles. In this Progress Article, we highlight the advances in microfluidic systems that can synthesize libraries of nanoparticles in a well-controlled, reproducible and high-throughput manner. We also discuss the use of microfluidics for rapidly evaluating nanoparticles in vitro under microenvironments that mimic the in vivo conditions. Furthermore, we highlight some systems that can manipulate small organisms, which could be used for evaluating the in vivo toxicity of nanoparticles or for drug screening. We conclude with a critical assessment of the near- and long-term impact of microfluidics in the field of nanomedicine.","container-title":"Nature Nanotechnology","DOI":"10.1038/nnano.2012.168","ISSN":"1748-3395","issue":"10","journalAbbreviation":"Nat Nanotechnol","language":"eng","note":"PMID: 23042546\nPMCID: PMC3654404","page":"623-629","source":"PubMed","title":"Microfluidic technologies for accelerating the clinical translation of nanoparticles","volume":"7","author":[{"family":"Valencia","given":"Pedro M."},{"family":"Farokhzad","given":"Omid C."},{"family":"Karnik","given":"Rohit"},{"family":"Langer","given":"Robert"}],"issued":{"date-parts":[["2012",10]]}}},{"id":"RgtNkdVD/fiigO7yj","uris":["http://zotero.org/users/11648142/items/H2PGV894"],"itemData":{"id":457,"type":"article-journal","abstract":"Nanomedicine has made significant advances in clinical applications since the late-20th century, in part due to its distinct advantages in biocompatibility, potency, and novel therapeutic applications. Many nanoparticle (NP) therapies have been approved for clinical use, including as imaging agents or as platforms for drug delivery and gene therapy. However, there are remaining challenges that hinder translation, such as non-scalable production methods and the inefficiency of current NP formulations in delivering their cargo to their target. To address challenges with existing formulation methods that have batch-to-batch variability and produce particles with high dispersity, microfluidics—devices that manipulate fluids on a micrometer scale—have demonstrated enormous potential to generate reproducible NP formulations for therapeutic, diagnostic, and preventative applications. Microfluidic-generated NP formulations have been shown to have enhanced properties for biomedical applications by formulating NPs with more controlled physical properties than is possible with bulk techniques—such as size, size distribution, and loading efficiency. In this review, we highlight advances in microfluidic technologies for the formulation of NPs, with an emphasis on lipid-based NPs, polymeric NPs, and inorganic NPs. We provide a summary of microfluidic devices used for NP formulation with their advantages and respective challenges. Additionally, we provide our analysis for future outlooks in the field of NP formulation and microfluidics, with emerging topics of production scale-independent formulations through device parallelization and multi-step reactions within droplets.","container-title":"Biomaterials","DOI":"10.1016/j.biomaterials.2021.120826","ISSN":"0142-9612","journalAbbreviation":"Biomaterials","language":"en","page":"120826","source":"ScienceDirect","title":"Microfluidic formulation of nanoparticles for biomedical applications","volume":"274","author":[{"family":"Shepherd","given":"Sarah J."},{"family":"Issadore","given":"David"},{"family":"Mitchell","given":"Michael J."}],"issued":{"date-parts":[["2021",7,1]]}}}],"schema":"https://github.com/citation-style-language/schema/raw/master/csl-citation.json"} </w:instrText>
+        <w:instrText xml:space="preserve"> ADDIN ZOTERO_ITEM CSL_CITATION {"citationID":"Cc8QeQfb","properties":{"formattedCitation":"\\super 20,21\\nosupersub{}","plainCitation":"20,21","noteIndex":0},"citationItems":[{"id":"ZLvQBt2l/IXbYfDyl","uris":["http://zotero.org/groups/5027088/items/Y7AM6RZH"],"itemData":{"id":276,"type":"article-journal","abstract":"Using nanoparticles for therapy and imaging holds tremendous promise for the treatment of major diseases such as cancer. However, their translation into the clinic has been slow because it remains difficult to produce nanoparticles that are consistent 'batch-to-batch', and in sufficient quantities for clinical research. Moreover, platforms for rapid screening of nanoparticles are still lacking. Recent microfluidic technologies can tackle some of these issues, and offer a way to accelerate the clinical translation of nanoparticles. In this Progress Article, we highlight the advances in microfluidic systems that can synthesize libraries of nanoparticles in a well-controlled, reproducible and high-throughput manner. We also discuss the use of microfluidics for rapidly evaluating nanoparticles in vitro under microenvironments that mimic the in vivo conditions. Furthermore, we highlight some systems that can manipulate small organisms, which could be used for evaluating the in vivo toxicity of nanoparticles or for drug screening. We conclude with a critical assessment of the near- and long-term impact of microfluidics in the field of nanomedicine.","container-title":"Nature Nanotechnology","DOI":"10.1038/nnano.2012.168","ISSN":"1748-3395","issue":"10","journalAbbreviation":"Nat Nanotechnol","language":"eng","note":"PMID: 23042546\nPMCID: PMC3654404","page":"623-629","source":"PubMed","title":"Microfluidic technologies for accelerating the clinical translation of nanoparticles","volume":"7","author":[{"family":"Valencia","given":"Pedro M."},{"family":"Farokhzad","given":"Omid C."},{"family":"Karnik","given":"Rohit"},{"family":"Langer","given":"Robert"}],"issued":{"date-parts":[["2012",10]]}}},{"id":"ZLvQBt2l/OBXmI2yJ","uris":["http://zotero.org/users/11648142/items/H2PGV894"],"itemData":{"id":457,"type":"article-journal","abstract":"Nanomedicine has made significant advances in clinical applications since the late-20th century, in part due to its distinct advantages in biocompatibility, potency, and novel therapeutic applications. Many nanoparticle (NP) therapies have been approved for clinical use, including as imaging agents or as platforms for drug delivery and gene therapy. However, there are remaining challenges that hinder translation, such as non-scalable production methods and the inefficiency of current NP formulations in delivering their cargo to their target. To address challenges with existing formulation methods that have batch-to-batch variability and produce particles with high dispersity, microfluidics—devices that manipulate fluids on a micrometer scale—have demonstrated enormous potential to generate reproducible NP formulations for therapeutic, diagnostic, and preventative applications. Microfluidic-generated NP formulations have been shown to have enhanced properties for biomedical applications by formulating NPs with more controlled physical properties than is possible with bulk techniques—such as size, size distribution, and loading efficiency. In this review, we highlight advances in microfluidic technologies for the formulation of NPs, with an emphasis on lipid-based NPs, polymeric NPs, and inorganic NPs. We provide a summary of microfluidic devices used for NP formulation with their advantages and respective challenges. Additionally, we provide our analysis for future outlooks in the field of NP formulation and microfluidics, with emerging topics of production scale-independent formulations through device parallelization and multi-step reactions within droplets.","container-title":"Biomaterials","DOI":"10.1016/j.biomaterials.2021.120826","ISSN":"0142-9612","journalAbbreviation":"Biomaterials","language":"en","page":"120826","source":"ScienceDirect","title":"Microfluidic formulation of nanoparticles for biomedical applications","volume":"274","author":[{"family":"Shepherd","given":"Sarah J."},{"family":"Issadore","given":"David"},{"family":"Mitchell","given":"Michael J."}],"issued":{"date-parts":[["2021",7,1]]}}}],"schema":"https://github.com/citation-style-language/schema/raw/master/csl-citation.json"} </w:instrText>
       </w:r>
       <w:r>
         <w:rPr>
@@ -1868,7 +1868,7 @@
           <w:szCs w:val="21"/>
           <w:lang w:val="en-US"/>
         </w:rPr>
-        <w:instrText xml:space="preserve"> ADDIN ZOTERO_ITEM CSL_CITATION {"citationID":"tcg5jJnR","properties":{"formattedCitation":"\\super 25,26\\nosupersub{}","plainCitation":"25,26","noteIndex":0},"citationItems":[{"id":817,"uris":["http://zotero.org/groups/5110070/items/55DPFUHB"],"itemData":{"id":817,"type":"article-journal","abstract":"How many nanoparticles are taken up by human cells is a key question for many applications, both within medicine and safety. While many methods have been developed and applied to this question, microscopy-based methods present some unique advantages. However, the laborious nature of microscopy, in particular the consequent image analysis, remains a bottleneck. Automated image analysis has been pursued to remedy this situation, but offers its own challenges. Here we tested the recently developed deep-learning based cell identification algorithm Cellpose on fluorescence microscopy images of HeLa cells. We found that the algorithm performed very well, and hence developed a workflow that allowed us to acquire, and analyse, thousands of cells in a relatively modest amount of time, without sacrificing cell identification accuracy. We subsequently tested the workflow on images of cells exposed to fluorescently-labelled polystyrene nanoparticles. This dataset was then used to study the relationship between cell size and nanoparticle uptake, a subject where high-throughput microscopy is of particular utility.","container-title":"Frontiers in Nanotechnology","ISSN":"2673-3013","source":"Frontiers","title":"Following nanoparticle uptake by cells using high-throughput microscopy and the deep-learning based cell identification algorithm Cellpose","URL":"https://www.frontiersin.org/articles/10.3389/fnano.2023.1181362","volume":"5","author":[{"family":"Yang","given":"Boxuan"},{"family":"Richards","given":"Ceri J."},{"family":"Gandek","given":"Timea B."},{"family":"Boer","given":"Isa","non-dropping-particle":"de"},{"family":"Aguirre-Zuazo","given":"Itxaso"},{"family":"Niemeijer","given":"Else"},{"family":"Åberg","given":"Christoffer"}],"accessed":{"date-parts":[["2023",7,10]]},"issued":{"date-parts":[["2023"]]}}},{"id":810,"uris":["http://zotero.org/groups/5110070/items/I6U24KVS"],"itemData":{"id":810,"type":"article-journal","abstract":"There is a high demand for advanced, image-based, automated high-content screening (HCS) approaches to facilitate phenotypic screening in 3D cell culture models. A major challenge lies in retaining the resolution of fine cellular detail but at the same time imaging multicellular structures at a large scale. In this study, a confocal microscopy-based HCS platform in optical multiwell plates that enables the quantitative morphological profiling of populations of nonuniform spheroids obtained from HT-29 human colorectal cancer cells is described. This platform is then utilized to demonstrate a quantitative dissection of the penetration of synthetic nanoparticles (NP) in multicellular 3D spheroids at multiple levels of scale. A pilot RNA interference-based screening validates this methodology and identifies a subset of RAB GTPases that regulate NP trafficking in these spheroids. This technology is suitable for high-content phenotyping in 3D cell-based screening, providing a framework for nanomedicine drug development as applied to translational oncology.","container-title":"Small","DOI":"10.1002/smll.201902033","ISSN":"1613-6829","issue":"37","language":"en","note":"_eprint: https://onlinelibrary.wiley.com/doi/pdf/10.1002/smll.201902033","page":"1902033","source":"Wiley Online Library","title":"A High-Throughput Automated Confocal Microscopy Platform for Quantitative Phenotyping of Nanoparticle Uptake and Transport in Spheroids","volume":"15","author":[{"family":"Cutrona","given":"Meritxell B."},{"family":"Simpson","given":"Jeremy C."}],"issued":{"date-parts":[["2019"]]}}}],"schema":"https://github.com/citation-style-language/schema/raw/master/csl-citation.json"} </w:instrText>
+        <w:instrText xml:space="preserve"> ADDIN ZOTERO_ITEM CSL_CITATION {"citationID":"tcg5jJnR","properties":{"formattedCitation":"\\super 25,26\\nosupersub{}","plainCitation":"25,26","noteIndex":0},"citationItems":[{"id":817,"uris":["http://zotero.org/groups/5110070/items/55DPFUHB"],"itemData":{"id":817,"type":"article-journal","abstract":"How many nanoparticles are taken up by human cells is a key question for many applications, both within medicine and safety. While many methods have been developed and applied to this question, microscopy-based methods present some unique advantages. However, the laborious nature of microscopy, in particular the consequent image analysis, remains a bottleneck. Automated image analysis has been pursued to remedy this situation, but offers its own challenges. Here we tested the recently developed deep-learning based cell identification algorithm Cellpose on fluorescence microscopy images of HeLa cells. We found that the algorithm performed very well, and hence developed a workflow that allowed us to acquire, and analyse, thousands of cells in a relatively modest amount of time, without sacrificing cell identification accuracy. We subsequently tested the workflow on images of cells exposed to fluorescently-labelled polystyrene nanoparticles. This dataset was then used to study the relationship between cell size and nanoparticle uptake, a subject where high-throughput microscopy is of particular utility.","container-title":"Frontiers in Nanotechnology","ISSN":"2673-3013","page":"1181362","source":"Frontiers","title":"Following nanoparticle uptake by cells using high-throughput microscopy and the deep-learning based cell identification algorithm Cellpose","volume":"5","author":[{"family":"Yang","given":"Boxuan"},{"family":"Richards","given":"Ceri J."},{"family":"Gandek","given":"Timea B."},{"family":"Boer","given":"Isa","non-dropping-particle":"de"},{"family":"Aguirre-Zuazo","given":"Itxaso"},{"family":"Niemeijer","given":"Else"},{"family":"Åberg","given":"Christoffer"}],"issued":{"date-parts":[["2023"]]}}},{"id":810,"uris":["http://zotero.org/groups/5110070/items/I6U24KVS"],"itemData":{"id":810,"type":"article-journal","abstract":"There is a high demand for advanced, image-based, automated high-content screening (HCS) approaches to facilitate phenotypic screening in 3D cell culture models. A major challenge lies in retaining the resolution of fine cellular detail but at the same time imaging multicellular structures at a large scale. In this study, a confocal microscopy-based HCS platform in optical multiwell plates that enables the quantitative morphological profiling of populations of nonuniform spheroids obtained from HT-29 human colorectal cancer cells is described. This platform is then utilized to demonstrate a quantitative dissection of the penetration of synthetic nanoparticles (NP) in multicellular 3D spheroids at multiple levels of scale. A pilot RNA interference-based screening validates this methodology and identifies a subset of RAB GTPases that regulate NP trafficking in these spheroids. This technology is suitable for high-content phenotyping in 3D cell-based screening, providing a framework for nanomedicine drug development as applied to translational oncology.","container-title":"Small","DOI":"10.1002/smll.201902033","ISSN":"1613-6829","issue":"37","language":"en","note":"_eprint: https://onlinelibrary.wiley.com/doi/pdf/10.1002/smll.201902033","page":"1902033","source":"Wiley Online Library","title":"A High-Throughput Automated Confocal Microscopy Platform for Quantitative Phenotyping of Nanoparticle Uptake and Transport in Spheroids","volume":"15","author":[{"family":"Cutrona","given":"Meritxell B."},{"family":"Simpson","given":"Jeremy C."}],"issued":{"date-parts":[["2019"]]}}}],"schema":"https://github.com/citation-style-language/schema/raw/master/csl-citation.json"} </w:instrText>
       </w:r>
       <w:r>
         <w:rPr>
@@ -2002,7 +2002,7 @@
           <w:szCs w:val="21"/>
           <w:lang w:val="en-US"/>
         </w:rPr>
-        <w:instrText xml:space="preserve"> ADDIN ZOTERO_ITEM CSL_CITATION {"citationID":"xBi6rf8V","properties":{"formattedCitation":"\\super 28,29\\nosupersub{}","plainCitation":"28,29","noteIndex":0},"citationItems":[{"id":778,"uris":["http://zotero.org/groups/5110070/items/M3KV8QYF"],"itemData":{"id":778,"type":"article-journal","abstract":"Abstract\n            Nanoparticles play irreplaceable roles in optoelectronic sensing, medical therapy, material science, and chemistry due to their unique properties. There are many synthetic pathways used for the preparation of nanoparticles, and different synthetic pathways can produce nanoparticles with different properties. Therefore, it is crucial to control the properties of nanoparticles precisely to impart the desired functions. In general, the properties of nanoparticles are influenced by their sizes and morphologies. Current technology for the preparation of nanoparticles on microfluidic chips requires repeated experimental debugging and significant resources to synthesize nanoparticles with precisely the desired properties. Machine learning-assisted synthesis of nanoparticles is a sensible choice for addressing this challenge. In this paper, we review many recent studies on syntheses of nanoparticles assisted by machine learning. Moreover, we describe the working steps of machine learning, the main algorithms, and the main ways to obtain datasets. Finally, we discuss the current problems of this research and provide an outlook.","container-title":"NPG Asia Materials","DOI":"10.1038/s41427-022-00416-1","ISSN":"1884-4049, 1884-4057","issue":"1","journalAbbreviation":"NPG Asia Mater","language":"en","page":"69","source":"DOI.org (Crossref)","title":"Intelligent control of nanoparticle synthesis on microfluidic chips with machine learning","volume":"14","author":[{"family":"Chen","given":"Xueye"},{"family":"Lv","given":"Honglin"}],"issued":{"date-parts":[["2022",12]]}}},{"id":"RgtNkdVD/9KwhTBZK","uris":["http://zotero.org/groups/5027088/items/FD9P27PL"],"itemData":{"id":272,"type":"article-journal","abstract":"Many properties of nanoparticles are governed by their shape, size, polydispersity and surface chemistry. To apply nanoparticles in chemical sensing, medical diagnostics, catalysis, thermoelectrics, photovoltaics or pharmaceutics, they have to be synthesized with precisely controlled characteristics. This is a time-consuming, laborious and resource-intensive task, because nanoparticle syntheses often include multiple reagents and are conducted under interdependent experimental conditions. Machine learning (ML) offers a promising tool for the accelerated development of efficient protocols for nanoparticle synthesis and, potentially, for the synthesis of new types of nanoparticles. In this Review, we discuss ML algorithms that can be used for nanoparticle synthesis and highlight key approaches for the collection of large datasets. We examine ML-guided synthesis of semiconductor, metal, carbon-based and polymeric nanoparticles, and conclude with a discussion of current limitations, advantages and perspectives in the development of ML-assisted nanoparticle synthesis.","container-title":"Nature Reviews Materials","DOI":"10.1038/s41578-021-00337-5","ISSN":"2058-8437","issue":"8","journalAbbreviation":"Nat Rev Mater","language":"en","license":"2021 Springer Nature Limited","note":"number: 8\npublisher: Nature Publishing Group","page":"701-716","source":"www.nature.com","title":"Nanoparticle synthesis assisted by machine learning","volume":"6","author":[{"family":"Tao","given":"Huachen"},{"family":"Wu","given":"Tianyi"},{"family":"Aldeghi","given":"Matteo"},{"family":"Wu","given":"Tony C."},{"family":"Aspuru-Guzik","given":"Alán"},{"family":"Kumacheva","given":"Eugenia"}],"issued":{"date-parts":[["2021",8]]}}}],"schema":"https://github.com/citation-style-language/schema/raw/master/csl-citation.json"} </w:instrText>
+        <w:instrText xml:space="preserve"> ADDIN ZOTERO_ITEM CSL_CITATION {"citationID":"xBi6rf8V","properties":{"formattedCitation":"\\super 28,29\\nosupersub{}","plainCitation":"28,29","noteIndex":0},"citationItems":[{"id":778,"uris":["http://zotero.org/groups/5110070/items/M3KV8QYF"],"itemData":{"id":778,"type":"article-journal","abstract":"Abstract\n            Nanoparticles play irreplaceable roles in optoelectronic sensing, medical therapy, material science, and chemistry due to their unique properties. There are many synthetic pathways used for the preparation of nanoparticles, and different synthetic pathways can produce nanoparticles with different properties. Therefore, it is crucial to control the properties of nanoparticles precisely to impart the desired functions. In general, the properties of nanoparticles are influenced by their sizes and morphologies. Current technology for the preparation of nanoparticles on microfluidic chips requires repeated experimental debugging and significant resources to synthesize nanoparticles with precisely the desired properties. Machine learning-assisted synthesis of nanoparticles is a sensible choice for addressing this challenge. In this paper, we review many recent studies on syntheses of nanoparticles assisted by machine learning. Moreover, we describe the working steps of machine learning, the main algorithms, and the main ways to obtain datasets. Finally, we discuss the current problems of this research and provide an outlook.","container-title":"NPG Asia Materials","DOI":"10.1038/s41427-022-00416-1","ISSN":"1884-4049, 1884-4057","issue":"1","journalAbbreviation":"NPG Asia Mater","language":"en","page":"69","source":"DOI.org (Crossref)","title":"Intelligent control of nanoparticle synthesis on microfluidic chips with machine learning","volume":"14","author":[{"family":"Chen","given":"Xueye"},{"family":"Lv","given":"Honglin"}],"issued":{"date-parts":[["2022",12]]}}},{"id":"ZLvQBt2l/vFLq9ofv","uris":["http://zotero.org/groups/5027088/items/FD9P27PL"],"itemData":{"id":272,"type":"article-journal","abstract":"Many properties of nanoparticles are governed by their shape, size, polydispersity and surface chemistry. To apply nanoparticles in chemical sensing, medical diagnostics, catalysis, thermoelectrics, photovoltaics or pharmaceutics, they have to be synthesized with precisely controlled characteristics. This is a time-consuming, laborious and resource-intensive task, because nanoparticle syntheses often include multiple reagents and are conducted under interdependent experimental conditions. Machine learning (ML) offers a promising tool for the accelerated development of efficient protocols for nanoparticle synthesis and, potentially, for the synthesis of new types of nanoparticles. In this Review, we discuss ML algorithms that can be used for nanoparticle synthesis and highlight key approaches for the collection of large datasets. We examine ML-guided synthesis of semiconductor, metal, carbon-based and polymeric nanoparticles, and conclude with a discussion of current limitations, advantages and perspectives in the development of ML-assisted nanoparticle synthesis.","container-title":"Nature Reviews Materials","DOI":"10.1038/s41578-021-00337-5","ISSN":"2058-8437","issue":"8","journalAbbreviation":"Nat Rev Mater","language":"en","license":"2021 Springer Nature Limited","note":"number: 8\npublisher: Nature Publishing Group","page":"701-716","source":"www.nature.com","title":"Nanoparticle synthesis assisted by machine learning","volume":"6","author":[{"family":"Tao","given":"Huachen"},{"family":"Wu","given":"Tianyi"},{"family":"Aldeghi","given":"Matteo"},{"family":"Wu","given":"Tony C."},{"family":"Aspuru-Guzik","given":"Alán"},{"family":"Kumacheva","given":"Eugenia"}],"issued":{"date-parts":[["2021",8]]}}}],"schema":"https://github.com/citation-style-language/schema/raw/master/csl-citation.json"} </w:instrText>
       </w:r>
       <w:r>
         <w:rPr>
@@ -2056,7 +2056,7 @@
           <w:szCs w:val="21"/>
           <w:lang w:val="en-US"/>
         </w:rPr>
-        <w:instrText xml:space="preserve"> ADDIN ZOTERO_ITEM CSL_CITATION {"citationID":"tMgKwYjE","properties":{"formattedCitation":"\\super 1,30\\nosupersub{}","plainCitation":"1,30","noteIndex":0},"citationItems":[{"id":868,"uris":["http://zotero.org/groups/5110070/items/FWE7WGVA"],"itemData":{"id":868,"type":"article-journal","container-title":"Journal of Machine Learning Research","issue":"2","source":"Google Scholar","title":"Near-optimal sensor placements in Gaussian processes: Theory, efficient algorithms and empirical studies.","title-short":"Near-optimal sensor placements in Gaussian processes","volume":"9","author":[{"family":"Krause","given":"Andreas"},{"family":"Singh","given":"Ajit"},{"family":"Guestrin","given":"Carlos"}],"issued":{"date-parts":[["2008"]]}}},{"id":870,"uris":["http://zotero.org/groups/5110070/items/KLBKFU9S"],"itemData":{"id":870,"type":"article-journal","container-title":"Drug Discovery Today","DOI":"10.1016/j.drudis.2014.12.004","ISSN":"13596446","issue":"4","journalAbbreviation":"Drug Discovery Today","language":"en","page":"458-465","source":"DOI.org (Crossref)","title":"Active-learning strategies in computer-assisted drug discovery","volume":"20","author":[{"family":"Reker","given":"Daniel"},{"family":"Schneider","given":"Gisbert"}],"issued":{"date-parts":[["2015",4]]}}}],"schema":"https://github.com/citation-style-language/schema/raw/master/csl-citation.json"} </w:instrText>
+        <w:instrText xml:space="preserve"> ADDIN ZOTERO_ITEM CSL_CITATION {"citationID":"tMgKwYjE","properties":{"formattedCitation":"\\super 1,30\\nosupersub{}","plainCitation":"1,30","noteIndex":0},"citationItems":[{"id":868,"uris":["http://zotero.org/groups/5110070/items/FWE7WGVA"],"itemData":{"id":868,"type":"article-journal","container-title":"Journal of Machine Learning Research","issue":"2","page":"235-284","source":"Google Scholar","title":"Near-optimal sensor placements in Gaussian processes: Theory, efficient algorithms and empirical studies.","title-short":"Near-optimal sensor placements in Gaussian processes","volume":"9","author":[{"family":"Krause","given":"Andreas"},{"family":"Singh","given":"Ajit"},{"family":"Guestrin","given":"Carlos"}],"issued":{"date-parts":[["2008"]]}}},{"id":870,"uris":["http://zotero.org/groups/5110070/items/KLBKFU9S"],"itemData":{"id":870,"type":"article-journal","container-title":"Drug Discovery Today","DOI":"10.1016/j.drudis.2014.12.004","ISSN":"13596446","issue":"4","journalAbbreviation":"Drug Discovery Today","language":"en","page":"458-465","source":"DOI.org (Crossref)","title":"Active-learning strategies in computer-assisted drug discovery","volume":"20","author":[{"family":"Reker","given":"Daniel"},{"family":"Schneider","given":"Gisbert"}],"issued":{"date-parts":[["2015",4]]}}}],"schema":"https://github.com/citation-style-language/schema/raw/master/csl-citation.json"} </w:instrText>
       </w:r>
       <w:r>
         <w:rPr>
@@ -2624,15 +2624,7 @@
           <w:szCs w:val="21"/>
           <w:lang w:val="en-US"/>
         </w:rPr>
-        <w:t xml:space="preserve"> </w:t>
-      </w:r>
-      <w:r>
-        <w:rPr>
-          <w:sz w:val="21"/>
-          <w:szCs w:val="21"/>
-          <w:lang w:val="en-US"/>
-        </w:rPr>
-        <w:t>(Fig.</w:t>
+        <w:t xml:space="preserve"> (Fig.</w:t>
       </w:r>
       <w:r>
         <w:rPr>
@@ -2837,13 +2829,7 @@
         <w:rPr>
           <w:lang w:val="en-US"/>
         </w:rPr>
-        <w:t xml:space="preserve"> is trained</w:t>
-      </w:r>
-      <w:r>
-        <w:rPr>
-          <w:lang w:val="en-US"/>
-        </w:rPr>
-        <w:t xml:space="preserve"> on all available labeled data</w:t>
+        <w:t xml:space="preserve"> is trained on all available labeled data</w:t>
       </w:r>
       <w:r>
         <w:rPr>
@@ -3205,7 +3191,7 @@
           <w:szCs w:val="21"/>
           <w:lang w:val="en-US"/>
         </w:rPr>
-        <w:instrText xml:space="preserve"> ADDIN ZOTERO_ITEM CSL_CITATION {"citationID":"GJWIRN9o","properties":{"formattedCitation":"\\super 37\\nosupersub{}","plainCitation":"37","noteIndex":0},"citationItems":[{"id":871,"uris":["http://zotero.org/groups/5110070/items/YEAIG7MS"],"itemData":{"id":871,"type":"report","abstract":"The key idea behind active learning is that a machine learning algorithm can achieve greater accuracy with fewer labeled training instances if it is allowed to choose the training data from which is learns. An active learner may ask queries in the form of unlabeled instances to be labeled by an oracle (e.g., a human annotator). Active learning is well-motivated in many modern machine learning problems, where unlabeled data may be abundant but labels are difficult, time-consuming, or expensive to obtain. \n \nThis report provides a general introduction to active learning and a survey of the literature. This includes a discussion of the scenarios in which queries can be formulated, and an overview of the query strategy frameworks proposed in the literature to date. An analysis of the empirical and theoretical evidence for active learning, a summary of several problem setting variants, and a discussion of related topics in machine learning research are also presented.","genre":"Technical Report","language":"en","note":"Accepted: 2012-03-15T17:23:56Z","publisher":"University of Wisconsin-Madison Department of Computer Sciences","source":"minds.wisconsin.edu","title":"Active Learning Literature Survey","URL":"https://minds.wisconsin.edu/handle/1793/60660","author":[{"family":"Settles","given":"Burr"}],"accessed":{"date-parts":[["2023",8,4]]},"issued":{"date-parts":[["2009"]]}}}],"schema":"https://github.com/citation-style-language/schema/raw/master/csl-citation.json"} </w:instrText>
+        <w:instrText xml:space="preserve"> ADDIN ZOTERO_ITEM CSL_CITATION {"citationID":"GJWIRN9o","properties":{"formattedCitation":"\\super 31\\nosupersub{}","plainCitation":"31","noteIndex":0},"citationItems":[{"id":871,"uris":["http://zotero.org/groups/5110070/items/YEAIG7MS"],"itemData":{"id":871,"type":"article-journal","abstract":"The key idea behind active learning is that a machine learning algorithm can achieve greater accuracy with fewer labeled training instances if it is allowed to choose the training data from which is learns. An active learner may ask queries in the form of unlabeled instances to be labeled by an oracle (e.g., a human annotator). Active learning is well-motivated in many modern machine learning problems, where unlabeled data may be abundant but labels are difficult, time-consuming, or expensive to obtain. \n \nThis report provides a general introduction to active learning and a survey of the literature. This includes a discussion of the scenarios in which queries can be formulated, and an overview of the query strategy frameworks proposed in the literature to date. An analysis of the empirical and theoretical evidence for active learning, a summary of several problem setting variants, and a discussion of related topics in machine learning research are also presented.","container-title":"University of Wisconsin-Madison Department of Computer Sciences (technical report)","language":"en","note":"Accepted: 2012-03-15T17:23:56Z","source":"minds.wisconsin.edu","title":"Active Learning Literature Survey","URL":"https://minds.wisconsin.edu/handle/1793/60660","author":[{"family":"Settles","given":"Burr"}],"accessed":{"date-parts":[["2023",8,4]]},"issued":{"date-parts":[["2009"]]}}}],"schema":"https://github.com/citation-style-language/schema/raw/master/csl-citation.json"} </w:instrText>
       </w:r>
       <w:r>
         <w:rPr>
@@ -3219,10 +3205,9 @@
         <w:rPr>
           <w:kern w:val="0"/>
           <w:sz w:val="21"/>
-          <w:szCs w:val="21"/>
           <w:vertAlign w:val="superscript"/>
         </w:rPr>
-        <w:t>37</w:t>
+        <w:t>31</w:t>
       </w:r>
       <w:r>
         <w:rPr>
@@ -3571,7 +3556,7 @@
           <w:szCs w:val="21"/>
           <w:lang w:val="en-US"/>
         </w:rPr>
-        <w:instrText xml:space="preserve"> ADDIN ZOTERO_ITEM CSL_CITATION {"citationID":"QrfGYhjN","properties":{"formattedCitation":"\\super 1,30\\nosupersub{}","plainCitation":"1,30","noteIndex":0},"citationItems":[{"id":868,"uris":["http://zotero.org/groups/5110070/items/FWE7WGVA"],"itemData":{"id":868,"type":"article-journal","container-title":"Journal of Machine Learning Research","issue":"2","source":"Google Scholar","title":"Near-optimal sensor placements in Gaussian processes: Theory, efficient algorithms and empirical studies.","title-short":"Near-optimal sensor placements in Gaussian processes","volume":"9","author":[{"family":"Krause","given":"Andreas"},{"family":"Singh","given":"Ajit"},{"family":"Guestrin","given":"Carlos"}],"issued":{"date-parts":[["2008"]]}}},{"id":870,"uris":["http://zotero.org/groups/5110070/items/KLBKFU9S"],"itemData":{"id":870,"type":"article-journal","container-title":"Drug Discovery Today","DOI":"10.1016/j.drudis.2014.12.004","ISSN":"13596446","issue":"4","journalAbbreviation":"Drug Discovery Today","language":"en","page":"458-465","source":"DOI.org (Crossref)","title":"Active-learning strategies in computer-assisted drug discovery","volume":"20","author":[{"family":"Reker","given":"Daniel"},{"family":"Schneider","given":"Gisbert"}],"issued":{"date-parts":[["2015",4]]}}}],"schema":"https://github.com/citation-style-language/schema/raw/master/csl-citation.json"} </w:instrText>
+        <w:instrText xml:space="preserve"> ADDIN ZOTERO_ITEM CSL_CITATION {"citationID":"QrfGYhjN","properties":{"formattedCitation":"\\super 1,30\\nosupersub{}","plainCitation":"1,30","noteIndex":0},"citationItems":[{"id":868,"uris":["http://zotero.org/groups/5110070/items/FWE7WGVA"],"itemData":{"id":868,"type":"article-journal","container-title":"Journal of Machine Learning Research","issue":"2","page":"235-284","source":"Google Scholar","title":"Near-optimal sensor placements in Gaussian processes: Theory, efficient algorithms and empirical studies.","title-short":"Near-optimal sensor placements in Gaussian processes","volume":"9","author":[{"family":"Krause","given":"Andreas"},{"family":"Singh","given":"Ajit"},{"family":"Guestrin","given":"Carlos"}],"issued":{"date-parts":[["2008"]]}}},{"id":870,"uris":["http://zotero.org/groups/5110070/items/KLBKFU9S"],"itemData":{"id":870,"type":"article-journal","container-title":"Drug Discovery Today","DOI":"10.1016/j.drudis.2014.12.004","ISSN":"13596446","issue":"4","journalAbbreviation":"Drug Discovery Today","language":"en","page":"458-465","source":"DOI.org (Crossref)","title":"Active-learning strategies in computer-assisted drug discovery","volume":"20","author":[{"family":"Reker","given":"Daniel"},{"family":"Schneider","given":"Gisbert"}],"issued":{"date-parts":[["2015",4]]}}}],"schema":"https://github.com/citation-style-language/schema/raw/master/csl-citation.json"} </w:instrText>
       </w:r>
       <w:r>
         <w:rPr>
@@ -3704,7 +3689,7 @@
           <w:szCs w:val="21"/>
           <w:lang w:val="en-US"/>
         </w:rPr>
-        <w:instrText xml:space="preserve"> ADDIN ZOTERO_ITEM CSL_CITATION {"citationID":"hPq13tTG","properties":{"formattedCitation":"\\super 38\\nosupersub{}","plainCitation":"38","noteIndex":0},"citationItems":[{"id":867,"uris":["http://zotero.org/groups/5110070/items/CB76APU3"],"itemData":{"id":867,"type":"paper-conference","container-title":"Advances in Neural Information Processing Systems","publisher":"Curran Associates, Inc.","title":"Practical Variational Inference for Neural Networks","URL":"https://proceedings.neurips.cc/paper_files/paper/2011/file/7eb3c8be3d411e8ebfab08eba5f49632-Paper.pdf","volume":"24","author":[{"family":"Graves","given":"Alex"}],"editor":[{"family":"Shawe-Taylor","given":"J."},{"family":"Zemel","given":"R."},{"family":"Bartlett","given":"P."},{"family":"Pereira","given":"F."},{"family":"Weinberger","given":"K. Q."}],"issued":{"date-parts":[["2011"]]}}}],"schema":"https://github.com/citation-style-language/schema/raw/master/csl-citation.json"} </w:instrText>
+        <w:instrText xml:space="preserve"> ADDIN ZOTERO_ITEM CSL_CITATION {"citationID":"hPq13tTG","properties":{"formattedCitation":"\\super 32\\nosupersub{}","plainCitation":"32","noteIndex":0},"citationItems":[{"id":867,"uris":["http://zotero.org/groups/5110070/items/CB76APU3"],"itemData":{"id":867,"type":"article-journal","container-title":"Advances in Neural Information Processing Systems 24","title":"Practical Variational Inference for Neural Networks","URL":"https://proceedings.neurips.cc/paper_files/paper/2011/file/7eb3c8be3d411e8ebfab08eba5f49632-Paper.pdf","author":[{"family":"Graves","given":"Alex"}],"editor":[{"family":"Shawe-Taylor","given":"J."},{"family":"Zemel","given":"R."},{"family":"Bartlett","given":"P."},{"family":"Pereira","given":"F."},{"family":"Weinberger","given":"K. Q."}],"issued":{"date-parts":[["2011"]]}}}],"schema":"https://github.com/citation-style-language/schema/raw/master/csl-citation.json"} </w:instrText>
       </w:r>
       <w:r>
         <w:rPr>
@@ -3720,7 +3705,7 @@
           <w:sz w:val="21"/>
           <w:vertAlign w:val="superscript"/>
         </w:rPr>
-        <w:t>38</w:t>
+        <w:t>32</w:t>
       </w:r>
       <w:r>
         <w:rPr>
@@ -3760,7 +3745,7 @@
           <w:szCs w:val="21"/>
           <w:lang w:val="en-US"/>
         </w:rPr>
-        <w:instrText xml:space="preserve"> ADDIN ZOTERO_ITEM CSL_CITATION {"citationID":"9T4VVgzG","properties":{"formattedCitation":"\\super 39\\nosupersub{}","plainCitation":"39","noteIndex":0},"citationItems":[{"id":987,"uris":["http://zotero.org/groups/5258906/items/BWPFZSP7"],"itemData":{"id":987,"type":"paper-conference","abstract":"Modern machine learning methods including deep learning have achieved great success in predictive accuracy for supervised learning tasks, but may still fall short in giving useful estimates of their predictive uncertainty. Quantifying uncertainty is especially critical in real-world settings, which often involve input distributions that are shifted from the training distribution due to a variety of factors including sample bias and non-stationarity.  In such settings, well calibrated uncertainty estimates convey information about when a model's output should (or should not) be trusted.  Many probabilistic deep learning methods, including Bayesian-and non-Bayesian methods, have been proposed in the literature for quantifying predictive uncertainty, but to our knowledge there has not previously been a rigorous large-scale empirical comparison of these methods under dataset shift. We present a large-scale benchmark of existing state-of-the-art methods on classification problems and investigate the effect of dataset shift on accuracy and calibration.  We find that traditional post-hoc calibration does indeed fall short, as do several other previous methods.  However, some methods that marginalize over models give surprisingly strong results across a broad spectrum of tasks.","container-title":"Advances in Neural Information Processing Systems","publisher":"Curran Associates, Inc.","source":"Neural Information Processing Systems","title":"Can you trust your model' s uncertainty? Evaluating predictive uncertainty under dataset shift","title-short":"Can you trust your model' s uncertainty?","URL":"https://proceedings.neurips.cc/paper_files/paper/2019/hash/8558cb408c1d76621371888657d2eb1d-Abstract.html","volume":"32","author":[{"family":"Ovadia","given":"Yaniv"},{"family":"Fertig","given":"Emily"},{"family":"Ren","given":"Jie"},{"family":"Nado","given":"Zachary"},{"family":"Sculley","given":"D."},{"family":"Nowozin","given":"Sebastian"},{"family":"Dillon","given":"Joshua"},{"family":"Lakshminarayanan","given":"Balaji"},{"family":"Snoek","given":"Jasper"}],"accessed":{"date-parts":[["2023",10,30]]},"issued":{"date-parts":[["2019"]]}}}],"schema":"https://github.com/citation-style-language/schema/raw/master/csl-citation.json"} </w:instrText>
+        <w:instrText xml:space="preserve"> ADDIN ZOTERO_ITEM CSL_CITATION {"citationID":"9T4VVgzG","properties":{"formattedCitation":"\\super 33\\nosupersub{}","plainCitation":"33","noteIndex":0},"citationItems":[{"id":987,"uris":["http://zotero.org/groups/5258906/items/BWPFZSP7"],"itemData":{"id":987,"type":"article-journal","abstract":"Modern machine learning methods including deep learning have achieved great success in predictive accuracy for supervised learning tasks, but may still fall short in giving useful estimates of their predictive uncertainty. Quantifying uncertainty is especially critical in real-world settings, which often involve input distributions that are shifted from the training distribution due to a variety of factors including sample bias and non-stationarity.  In such settings, well calibrated uncertainty estimates convey information about when a model's output should (or should not) be trusted.  Many probabilistic deep learning methods, including Bayesian-and non-Bayesian methods, have been proposed in the literature for quantifying predictive uncertainty, but to our knowledge there has not previously been a rigorous large-scale empirical comparison of these methods under dataset shift. We present a large-scale benchmark of existing state-of-the-art methods on classification problems and investigate the effect of dataset shift on accuracy and calibration.  We find that traditional post-hoc calibration does indeed fall short, as do several other previous methods.  However, some methods that marginalize over models give surprisingly strong results across a broad spectrum of tasks.","container-title":"33rd Conference on Neural Information Processing Systems","source":"Neural Information Processing Systems","title":"Can you trust your model' s uncertainty? Evaluating predictive uncertainty under dataset shift","title-short":"Can you trust your model' s uncertainty?","author":[{"family":"Ovadia","given":"Yaniv"},{"family":"Fertig","given":"Emily"},{"family":"Ren","given":"Jie"},{"family":"Nado","given":"Zachary"},{"family":"Sculley","given":"D."},{"family":"Nowozin","given":"Sebastian"},{"family":"Dillon","given":"Joshua"},{"family":"Lakshminarayanan","given":"Balaji"},{"family":"Snoek","given":"Jasper"}],"accessed":{"date-parts":[["2023",10,30]]},"issued":{"date-parts":[["2019"]]}}}],"schema":"https://github.com/citation-style-language/schema/raw/master/csl-citation.json"} </w:instrText>
       </w:r>
       <w:r>
         <w:rPr>
@@ -3776,7 +3761,7 @@
           <w:sz w:val="21"/>
           <w:vertAlign w:val="superscript"/>
         </w:rPr>
-        <w:t>39</w:t>
+        <w:t>33</w:t>
       </w:r>
       <w:r>
         <w:rPr>
@@ -3808,7 +3793,7 @@
           <w:szCs w:val="21"/>
           <w:lang w:val="en-US"/>
         </w:rPr>
-        <w:instrText xml:space="preserve"> ADDIN ZOTERO_ITEM CSL_CITATION {"citationID":"rT5Bn0Cf","properties":{"formattedCitation":"\\super 40\\nosupersub{}","plainCitation":"40","noteIndex":0},"citationItems":[{"id":1130,"uris":["http://zotero.org/groups/5110070/items/ULE2GG8N"],"itemData":{"id":1130,"type":"article-journal","language":"eng","source":"www.repository.cam.ac.uk","title":"Deterministic variational inference for robust Bayesian neural networks","URL":"https://www.repository.cam.ac.uk/handle/1810/303607","author":[{"family":"Wu","given":"A."},{"family":"Nowozin","given":"S."},{"family":"Meeds","given":"E."},{"family":"Turner","given":"R. E."},{"family":"Hernández-Lobato","given":"J. M."},{"family":"Gaunt","given":"A. L."}],"accessed":{"date-parts":[["2024",5,27]]},"issued":{"date-parts":[["2019",1,1]]}}}],"schema":"https://github.com/citation-style-language/schema/raw/master/csl-citation.json"} </w:instrText>
+        <w:instrText xml:space="preserve"> ADDIN ZOTERO_ITEM CSL_CITATION {"citationID":"rT5Bn0Cf","properties":{"formattedCitation":"\\super 34\\nosupersub{}","plainCitation":"34","noteIndex":0},"citationItems":[{"id":1130,"uris":["http://zotero.org/groups/5110070/items/ULE2GG8N"],"itemData":{"id":1130,"type":"article-journal","container-title":"International Conference on Learning Representations","language":"eng","source":"www.repository.cam.ac.uk","title":"Deterministic variational inference for robust Bayesian neural networks","URL":"https://www.repository.cam.ac.uk/handle/1810/303607","author":[{"family":"Wu","given":"A."},{"family":"Nowozin","given":"S."},{"family":"Meeds","given":"E."},{"family":"Turner","given":"R. E."},{"family":"Hernández-Lobato","given":"J. M."},{"family":"Gaunt","given":"A. L."}],"accessed":{"date-parts":[["2024",5,27]]},"issued":{"date-parts":[["2019",1,1]]}}}],"schema":"https://github.com/citation-style-language/schema/raw/master/csl-citation.json"} </w:instrText>
       </w:r>
       <w:r>
         <w:rPr>
@@ -3824,7 +3809,7 @@
           <w:sz w:val="21"/>
           <w:vertAlign w:val="superscript"/>
         </w:rPr>
-        <w:t>40</w:t>
+        <w:t>34</w:t>
       </w:r>
       <w:r>
         <w:rPr>
@@ -3903,7 +3888,7 @@
           <w:szCs w:val="21"/>
           <w:lang w:val="en-US"/>
         </w:rPr>
-        <w:instrText xml:space="preserve"> ADDIN ZOTERO_ITEM CSL_CITATION {"citationID":"RUcZFFGw","properties":{"formattedCitation":"\\super 21,31\\nosupersub{}","plainCitation":"21,31","noteIndex":0},"citationItems":[{"id":829,"uris":["http://zotero.org/groups/5110070/items/8T4EVGG4"],"itemData":{"id":829,"type":"article-journal","abstract":"Significant efforts have been made to fabricate drug-loaded nanoparticles for drug delivery. Nanoprecipitation is a simple and versatile method for making various types of polymer nanoparticles with well-controlled particle size, size distribution, and surface properties. This review presents a critical overview of three different widely used nanoprecipitation techniques, namely, traditional nanoprecipitation in bulk solutions, flash nanoprecipitation, and microfluidic-based nanoprecipitation. The review starts with the comparison of these three different nanoprecipitation methods summarizing their key characteristics, advantages, and disadvantages. Then, different types of nanoparticles synthesized using nanoprecipitation are presented including di-block copolymer nanoparticles and natural polymer nanoparticles. A special focus is placed on comparing different drug-loaded polymer nanoparticles prepared using different nanoprecipitation approaches including their synthesis methods, drug loading, encapsulation efficiency, nanoparticle properties (e.g., size, PDI, etc.), and stability. Finally, the principle of forming nanoparticles with well-controlled properties is discussed to fundamentally understand the intricate interplay between mixing, supersaturation, nucleation, and particle growth, aiming to provide a general guideline for making drug-loaded nanoparticles based on nanoprecipitation.","container-title":"Industrial &amp; Engineering Chemistry Research","DOI":"10.1021/acs.iecr.9b04747","ISSN":"0888-5885","issue":"9","journalAbbreviation":"Ind. Eng. Chem. Res.","note":"publisher: American Chemical Society","page":"4134-4149","source":"ACS Publications","title":"Formulation of Nanoparticles Using Mixing-Induced Nanoprecipitation for Drug Delivery","volume":"59","author":[{"family":"Liu","given":"Yun"},{"family":"Yang","given":"Guangze"},{"family":"Zou","given":"Da"},{"family":"Hui","given":"Yue"},{"family":"Nigam","given":"Krishna"},{"family":"Middelberg","given":"Anton P. J."},{"family":"Zhao","given":"Chun-Xia"}],"issued":{"date-parts":[["2020",3,4]]}}},{"id":"RgtNkdVD/fiigO7yj","uris":["http://zotero.org/users/11648142/items/H2PGV894"],"itemData":{"id":457,"type":"article-journal","abstract":"Nanomedicine has made significant advances in clinical applications since the late-20th century, in part due to its distinct advantages in biocompatibility, potency, and novel therapeutic applications. Many nanoparticle (NP) therapies have been approved for clinical use, including as imaging agents or as platforms for drug delivery and gene therapy. However, there are remaining challenges that hinder translation, such as non-scalable production methods and the inefficiency of current NP formulations in delivering their cargo to their target. To address challenges with existing formulation methods that have batch-to-batch variability and produce particles with high dispersity, microfluidics—devices that manipulate fluids on a micrometer scale—have demonstrated enormous potential to generate reproducible NP formulations for therapeutic, diagnostic, and preventative applications. Microfluidic-generated NP formulations have been shown to have enhanced properties for biomedical applications by formulating NPs with more controlled physical properties than is possible with bulk techniques—such as size, size distribution, and loading efficiency. In this review, we highlight advances in microfluidic technologies for the formulation of NPs, with an emphasis on lipid-based NPs, polymeric NPs, and inorganic NPs. We provide a summary of microfluidic devices used for NP formulation with their advantages and respective challenges. Additionally, we provide our analysis for future outlooks in the field of NP formulation and microfluidics, with emerging topics of production scale-independent formulations through device parallelization and multi-step reactions within droplets.","container-title":"Biomaterials","DOI":"10.1016/j.biomaterials.2021.120826","ISSN":"0142-9612","journalAbbreviation":"Biomaterials","language":"en","page":"120826","source":"ScienceDirect","title":"Microfluidic formulation of nanoparticles for biomedical applications","volume":"274","author":[{"family":"Shepherd","given":"Sarah J."},{"family":"Issadore","given":"David"},{"family":"Mitchell","given":"Michael J."}],"issued":{"date-parts":[["2021",7,1]]}}}],"schema":"https://github.com/citation-style-language/schema/raw/master/csl-citation.json"} </w:instrText>
+        <w:instrText xml:space="preserve"> ADDIN ZOTERO_ITEM CSL_CITATION {"citationID":"RUcZFFGw","properties":{"formattedCitation":"\\super 21,35\\nosupersub{}","plainCitation":"21,35","noteIndex":0},"citationItems":[{"id":829,"uris":["http://zotero.org/groups/5110070/items/8T4EVGG4"],"itemData":{"id":829,"type":"article-journal","abstract":"Significant efforts have been made to fabricate drug-loaded nanoparticles for drug delivery. Nanoprecipitation is a simple and versatile method for making various types of polymer nanoparticles with well-controlled particle size, size distribution, and surface properties. This review presents a critical overview of three different widely used nanoprecipitation techniques, namely, traditional nanoprecipitation in bulk solutions, flash nanoprecipitation, and microfluidic-based nanoprecipitation. The review starts with the comparison of these three different nanoprecipitation methods summarizing their key characteristics, advantages, and disadvantages. Then, different types of nanoparticles synthesized using nanoprecipitation are presented including di-block copolymer nanoparticles and natural polymer nanoparticles. A special focus is placed on comparing different drug-loaded polymer nanoparticles prepared using different nanoprecipitation approaches including their synthesis methods, drug loading, encapsulation efficiency, nanoparticle properties (e.g., size, PDI, etc.), and stability. Finally, the principle of forming nanoparticles with well-controlled properties is discussed to fundamentally understand the intricate interplay between mixing, supersaturation, nucleation, and particle growth, aiming to provide a general guideline for making drug-loaded nanoparticles based on nanoprecipitation.","container-title":"Industrial &amp; Engineering Chemistry Research","DOI":"10.1021/acs.iecr.9b04747","ISSN":"0888-5885","issue":"9","journalAbbreviation":"Ind. Eng. Chem. Res.","note":"publisher: American Chemical Society","page":"4134-4149","source":"ACS Publications","title":"Formulation of Nanoparticles Using Mixing-Induced Nanoprecipitation for Drug Delivery","volume":"59","author":[{"family":"Liu","given":"Yun"},{"family":"Yang","given":"Guangze"},{"family":"Zou","given":"Da"},{"family":"Hui","given":"Yue"},{"family":"Nigam","given":"Krishna"},{"family":"Middelberg","given":"Anton P. J."},{"family":"Zhao","given":"Chun-Xia"}],"issued":{"date-parts":[["2020",3,4]]}}},{"id":"ZLvQBt2l/OBXmI2yJ","uris":["http://zotero.org/users/11648142/items/H2PGV894"],"itemData":{"id":457,"type":"article-journal","abstract":"Nanomedicine has made significant advances in clinical applications since the late-20th century, in part due to its distinct advantages in biocompatibility, potency, and novel therapeutic applications. Many nanoparticle (NP) therapies have been approved for clinical use, including as imaging agents or as platforms for drug delivery and gene therapy. However, there are remaining challenges that hinder translation, such as non-scalable production methods and the inefficiency of current NP formulations in delivering their cargo to their target. To address challenges with existing formulation methods that have batch-to-batch variability and produce particles with high dispersity, microfluidics—devices that manipulate fluids on a micrometer scale—have demonstrated enormous potential to generate reproducible NP formulations for therapeutic, diagnostic, and preventative applications. Microfluidic-generated NP formulations have been shown to have enhanced properties for biomedical applications by formulating NPs with more controlled physical properties than is possible with bulk techniques—such as size, size distribution, and loading efficiency. In this review, we highlight advances in microfluidic technologies for the formulation of NPs, with an emphasis on lipid-based NPs, polymeric NPs, and inorganic NPs. We provide a summary of microfluidic devices used for NP formulation with their advantages and respective challenges. Additionally, we provide our analysis for future outlooks in the field of NP formulation and microfluidics, with emerging topics of production scale-independent formulations through device parallelization and multi-step reactions within droplets.","container-title":"Biomaterials","DOI":"10.1016/j.biomaterials.2021.120826","ISSN":"0142-9612","journalAbbreviation":"Biomaterials","language":"en","page":"120826","source":"ScienceDirect","title":"Microfluidic formulation of nanoparticles for biomedical applications","volume":"274","author":[{"family":"Shepherd","given":"Sarah J."},{"family":"Issadore","given":"David"},{"family":"Mitchell","given":"Michael J."}],"issued":{"date-parts":[["2021",7,1]]}}}],"schema":"https://github.com/citation-style-language/schema/raw/master/csl-citation.json"} </w:instrText>
       </w:r>
       <w:r>
         <w:rPr>
@@ -3919,7 +3904,7 @@
           <w:sz w:val="21"/>
           <w:vertAlign w:val="superscript"/>
         </w:rPr>
-        <w:t>21,31</w:t>
+        <w:t>21,35</w:t>
       </w:r>
       <w:r>
         <w:rPr>
@@ -3984,7 +3969,7 @@
           <w:szCs w:val="21"/>
           <w:lang w:val="en-US"/>
         </w:rPr>
-        <w:instrText xml:space="preserve"> ADDIN ZOTERO_ITEM CSL_CITATION {"citationID":"hGTFmvLj","properties":{"formattedCitation":"\\super 32,33\\nosupersub{}","plainCitation":"32,33","noteIndex":0},"citationItems":[{"id":830,"uris":["http://zotero.org/groups/5110070/items/WJPVD6TI"],"itemData":{"id":830,"type":"article-journal","abstract":"A central challenge in the development of drug-encapsulated polymeric nanoparticles is the inability to control the mixing processes required for their synthesis resulting in variable nanoparticle physicochemical properties. Nanoparticles may be developed by mixing and nanoprecipitation of polymers and drugs dissolved in organic solvents with nonsolvents. We used rapid and tunable mixing through hydrodynamic flow focusing in microfluidic channels to control nanoprecipitation of poly(lactic-co-glycolic acid)-b-poly(ethylene glycol) diblock copolymers as a model polymeric biomaterial for drug delivery. We demonstrate that by varying (1) flow rates, (2) polymer composition, and (3) polymer concentration we can optimize the size, improve polydispersity, and control drug loading and release of the resulting nanoparticles. This work suggests that microfluidics may find applications for the development and optimization of polymeric nanoparticles in the newly emerging field of nanomedicine.","container-title":"Nano Letters","DOI":"10.1021/nl801736q","ISSN":"1530-6984","issue":"9","journalAbbreviation":"Nano Lett.","note":"publisher: American Chemical Society","page":"2906-2912","source":"ACS Publications","title":"Microfluidic Platform for Controlled Synthesis of Polymeric Nanoparticles","volume":"8","author":[{"family":"Karnik","given":"Rohit"},{"family":"Gu","given":"Frank"},{"family":"Basto","given":"Pamela"},{"family":"Cannizzaro","given":"Christopher"},{"family":"Dean","given":"Lindsey"},{"family":"Kyei-Manu","given":"William"},{"family":"Langer","given":"Robert"},{"family":"Farokhzad","given":"Omid C."}],"issued":{"date-parts":[["2008",9,10]]}}},{"id":751,"uris":["http://zotero.org/groups/5110070/items/6FJL4NFA"],"itemData":{"id":751,"type":"article-journal","abstract":"Amphiphilic block co-polymer nanoparticles are interesting candidates for drug delivery as a result of their unique properties such as the size, modularity, biocompatibility and drug loading capacity. They can be rapidly formulated in a nanoprecipitation process based on self-assembly, resulting in kinetically locked nanostructures. The control over this step allows us to obtain nanoparticles with tailor-made properties without modification of the co-polymer building blocks. Furthermore, a reproducible and controlled formulation supports better predictability of a batch effectiveness in preclinical tests. Herein, we compared the formulation of PLGA-PEG nanoparticles using the typical manual bulk mixing and a microfluidic chip-assisted nanoprecipitation. The particle size tunability and controllability in a hydrodynamic flow focusing device was demonstrated to be greater than in the manual dropwise addition method. We also analyzed particle size and encapsulation of fluorescent compounds, using the common bulk analysis and advanced microscopy techniques: Transmission Electron Microscopy and Total Internal Reflection Microscopy, to reveal the heterogeneities occurred in the formulated nanoparticles. Finally, we performed in vitro evaluation of obtained NPs using MCF-7 cell line. Our results show how the microfluidic formulation improves the fine control over the resulting nanoparticles, without compromising any appealing property of PLGA nanoparticle. The combination of microfluidic formulation with advanced analysis methods, looking at the single particle level, can improve the understanding of the NP properties, heterogeneities and performance.","container-title":"PLOS ONE","DOI":"10.1371/journal.pone.0251821","ISSN":"1932-6203","issue":"6","journalAbbreviation":"PLOS ONE","language":"en","note":"publisher: Public Library of Science","page":"e0251821","source":"PLoS Journals","title":"Formulation of tunable size PLGA-PEG nanoparticles for drug delivery using microfluidic technology","volume":"16","author":[{"family":"Mares","given":"Adrianna Glinkowska"},{"family":"Pacassoni","given":"Gaia"},{"family":"Marti","given":"Josep Samitier"},{"family":"Pujals","given":"Silvia"},{"family":"Albertazzi","given":"Lorenzo"}],"issued":{"date-parts":[["2021",6,18]]}}}],"schema":"https://github.com/citation-style-language/schema/raw/master/csl-citation.json"} </w:instrText>
+        <w:instrText xml:space="preserve"> ADDIN ZOTERO_ITEM CSL_CITATION {"citationID":"hGTFmvLj","properties":{"formattedCitation":"\\super 36,37\\nosupersub{}","plainCitation":"36,37","noteIndex":0},"citationItems":[{"id":830,"uris":["http://zotero.org/groups/5110070/items/WJPVD6TI"],"itemData":{"id":830,"type":"article-journal","abstract":"A central challenge in the development of drug-encapsulated polymeric nanoparticles is the inability to control the mixing processes required for their synthesis resulting in variable nanoparticle physicochemical properties. Nanoparticles may be developed by mixing and nanoprecipitation of polymers and drugs dissolved in organic solvents with nonsolvents. We used rapid and tunable mixing through hydrodynamic flow focusing in microfluidic channels to control nanoprecipitation of poly(lactic-co-glycolic acid)-b-poly(ethylene glycol) diblock copolymers as a model polymeric biomaterial for drug delivery. We demonstrate that by varying (1) flow rates, (2) polymer composition, and (3) polymer concentration we can optimize the size, improve polydispersity, and control drug loading and release of the resulting nanoparticles. This work suggests that microfluidics may find applications for the development and optimization of polymeric nanoparticles in the newly emerging field of nanomedicine.","container-title":"Nano Letters","DOI":"10.1021/nl801736q","ISSN":"1530-6984","issue":"9","journalAbbreviation":"Nano Lett.","note":"publisher: American Chemical Society","page":"2906-2912","source":"ACS Publications","title":"Microfluidic Platform for Controlled Synthesis of Polymeric Nanoparticles","volume":"8","author":[{"family":"Karnik","given":"Rohit"},{"family":"Gu","given":"Frank"},{"family":"Basto","given":"Pamela"},{"family":"Cannizzaro","given":"Christopher"},{"family":"Dean","given":"Lindsey"},{"family":"Kyei-Manu","given":"William"},{"family":"Langer","given":"Robert"},{"family":"Farokhzad","given":"Omid C."}],"issued":{"date-parts":[["2008",9,10]]}}},{"id":751,"uris":["http://zotero.org/groups/5110070/items/6FJL4NFA"],"itemData":{"id":751,"type":"article-journal","abstract":"Amphiphilic block co-polymer nanoparticles are interesting candidates for drug delivery as a result of their unique properties such as the size, modularity, biocompatibility and drug loading capacity. They can be rapidly formulated in a nanoprecipitation process based on self-assembly, resulting in kinetically locked nanostructures. The control over this step allows us to obtain nanoparticles with tailor-made properties without modification of the co-polymer building blocks. Furthermore, a reproducible and controlled formulation supports better predictability of a batch effectiveness in preclinical tests. Herein, we compared the formulation of PLGA-PEG nanoparticles using the typical manual bulk mixing and a microfluidic chip-assisted nanoprecipitation. The particle size tunability and controllability in a hydrodynamic flow focusing device was demonstrated to be greater than in the manual dropwise addition method. We also analyzed particle size and encapsulation of fluorescent compounds, using the common bulk analysis and advanced microscopy techniques: Transmission Electron Microscopy and Total Internal Reflection Microscopy, to reveal the heterogeneities occurred in the formulated nanoparticles. Finally, we performed in vitro evaluation of obtained NPs using MCF-7 cell line. Our results show how the microfluidic formulation improves the fine control over the resulting nanoparticles, without compromising any appealing property of PLGA nanoparticle. The combination of microfluidic formulation with advanced analysis methods, looking at the single particle level, can improve the understanding of the NP properties, heterogeneities and performance.","container-title":"PLOS ONE","DOI":"10.1371/journal.pone.0251821","ISSN":"1932-6203","issue":"6","journalAbbreviation":"PLOS ONE","language":"en","note":"publisher: Public Library of Science","page":"e0251821","source":"PLoS Journals","title":"Formulation of tunable size PLGA-PEG nanoparticles for drug delivery using microfluidic technology","volume":"16","author":[{"family":"Mares","given":"Adrianna Glinkowska"},{"family":"Pacassoni","given":"Gaia"},{"family":"Marti","given":"Josep Samitier"},{"family":"Pujals","given":"Silvia"},{"family":"Albertazzi","given":"Lorenzo"}],"issued":{"date-parts":[["2021",6,18]]}}}],"schema":"https://github.com/citation-style-language/schema/raw/master/csl-citation.json"} </w:instrText>
       </w:r>
       <w:r>
         <w:rPr>
@@ -4000,7 +3985,7 @@
           <w:sz w:val="21"/>
           <w:vertAlign w:val="superscript"/>
         </w:rPr>
-        <w:t>32,33</w:t>
+        <w:t>36,37</w:t>
       </w:r>
       <w:r>
         <w:rPr>
@@ -4282,7 +4267,7 @@
           <w:szCs w:val="21"/>
           <w:lang w:val="en-US"/>
         </w:rPr>
-        <w:instrText xml:space="preserve"> ADDIN ZOTERO_ITEM CSL_CITATION {"citationID":"wneQlHcM","properties":{"formattedCitation":"\\super 34\\nosupersub{}","plainCitation":"34","noteIndex":0},"citationItems":[{"id":"RgtNkdVD/sC99P7e8","uris":["http://zotero.org/groups/5027088/items/3MTDRXM8"],"itemData":{"id":157,"type":"article-journal","abstract":"CellProfiler has enabled the scientific research community to create flexible, modular image analysis pipelines since its release in 2005. Here, we describe CellProfiler 3.0, a new version of the software supporting both whole-volume and plane-wise analysis of three-dimensional (3D) image stacks, increasingly common in biomedical research. CellProfiler’s infrastructure is greatly improved, and we provide a protocol for cloud-based, large-scale image processing. New plugins enable running pretrained deep learning models on images. Designed by and for biologists, CellProfiler equips researchers with powerful computational tools via a well-documented user interface, empowering biologists in all fields to create quantitative, reproducible image analysis workflows.","container-title":"PLOS Biology","DOI":"10.1371/journal.pbio.2005970","ISSN":"1545-7885","issue":"7","journalAbbreviation":"PLOS Biology","language":"en","note":"publisher: Public Library of Science","page":"e2005970","source":"PLoS Journals","title":"CellProfiler 3.0: Next-generation image processing for biology","title-short":"CellProfiler 3.0","volume":"16","author":[{"family":"McQuin","given":"Claire"},{"family":"Goodman","given":"Allen"},{"family":"Chernyshev","given":"Vasiliy"},{"family":"Kamentsky","given":"Lee"},{"family":"Cimini","given":"Beth A."},{"family":"Karhohs","given":"Kyle W."},{"family":"Doan","given":"Minh"},{"family":"Ding","given":"Liya"},{"family":"Rafelski","given":"Susanne M."},{"family":"Thirstrup","given":"Derek"},{"family":"Wiegraebe","given":"Winfried"},{"family":"Singh","given":"Shantanu"},{"family":"Becker","given":"Tim"},{"family":"Caicedo","given":"Juan C."},{"family":"Carpenter","given":"Anne E."}],"issued":{"date-parts":[["2018",7,3]]}}}],"schema":"https://github.com/citation-style-language/schema/raw/master/csl-citation.json"} </w:instrText>
+        <w:instrText xml:space="preserve"> ADDIN ZOTERO_ITEM CSL_CITATION {"citationID":"wneQlHcM","properties":{"formattedCitation":"\\super 38\\nosupersub{}","plainCitation":"38","noteIndex":0},"citationItems":[{"id":"ZLvQBt2l/VNo9ngRc","uris":["http://zotero.org/groups/5027088/items/3MTDRXM8"],"itemData":{"id":157,"type":"article-journal","abstract":"CellProfiler has enabled the scientific research community to create flexible, modular image analysis pipelines since its release in 2005. Here, we describe CellProfiler 3.0, a new version of the software supporting both whole-volume and plane-wise analysis of three-dimensional (3D) image stacks, increasingly common in biomedical research. CellProfiler’s infrastructure is greatly improved, and we provide a protocol for cloud-based, large-scale image processing. New plugins enable running pretrained deep learning models on images. Designed by and for biologists, CellProfiler equips researchers with powerful computational tools via a well-documented user interface, empowering biologists in all fields to create quantitative, reproducible image analysis workflows.","container-title":"PLOS Biology","DOI":"10.1371/journal.pbio.2005970","ISSN":"1545-7885","issue":"7","journalAbbreviation":"PLOS Biology","language":"en","note":"publisher: Public Library of Science","page":"e2005970","source":"PLoS Journals","title":"CellProfiler 3.0: Next-generation image processing for biology","title-short":"CellProfiler 3.0","volume":"16","author":[{"family":"McQuin","given":"Claire"},{"family":"Goodman","given":"Allen"},{"family":"Chernyshev","given":"Vasiliy"},{"family":"Kamentsky","given":"Lee"},{"family":"Cimini","given":"Beth A."},{"family":"Karhohs","given":"Kyle W."},{"family":"Doan","given":"Minh"},{"family":"Ding","given":"Liya"},{"family":"Rafelski","given":"Susanne M."},{"family":"Thirstrup","given":"Derek"},{"family":"Wiegraebe","given":"Winfried"},{"family":"Singh","given":"Shantanu"},{"family":"Becker","given":"Tim"},{"family":"Caicedo","given":"Juan C."},{"family":"Carpenter","given":"Anne E."}],"issued":{"date-parts":[["2018",7,3]]}}}],"schema":"https://github.com/citation-style-language/schema/raw/master/csl-citation.json"} </w:instrText>
       </w:r>
       <w:r>
         <w:rPr>
@@ -4298,7 +4283,7 @@
           <w:sz w:val="21"/>
           <w:vertAlign w:val="superscript"/>
         </w:rPr>
-        <w:t>34</w:t>
+        <w:t>38</w:t>
       </w:r>
       <w:r>
         <w:rPr>
@@ -4396,71 +4381,7 @@
           <w:szCs w:val="21"/>
           <w:lang w:val="en-US"/>
         </w:rPr>
-        <w:t xml:space="preserve">In the case study presented in the following section </w:t>
-      </w:r>
-      <w:r>
-        <w:rPr>
-          <w:sz w:val="21"/>
-          <w:szCs w:val="21"/>
-          <w:lang w:val="en-US"/>
-        </w:rPr>
-        <w:t>(see section 4.4)</w:t>
-      </w:r>
-      <w:r>
-        <w:rPr>
-          <w:sz w:val="21"/>
-          <w:szCs w:val="21"/>
-          <w:lang w:val="en-US"/>
-        </w:rPr>
-        <w:t xml:space="preserve">, the intensity </w:t>
-      </w:r>
-      <w:r>
-        <w:rPr>
-          <w:sz w:val="21"/>
-          <w:szCs w:val="21"/>
-          <w:lang w:val="en-US"/>
-        </w:rPr>
-        <w:t xml:space="preserve">of the fluorescent dye incapsulated in the nanoparticles </w:t>
-      </w:r>
-      <w:r>
-        <w:rPr>
-          <w:sz w:val="21"/>
-          <w:szCs w:val="21"/>
-          <w:lang w:val="en-US"/>
-        </w:rPr>
-        <w:t>is</w:t>
-      </w:r>
-      <w:r>
-        <w:rPr>
-          <w:sz w:val="21"/>
-          <w:szCs w:val="21"/>
-          <w:lang w:val="en-US"/>
-        </w:rPr>
-        <w:t xml:space="preserve"> measure</w:t>
-      </w:r>
-      <w:r>
-        <w:rPr>
-          <w:sz w:val="21"/>
-          <w:szCs w:val="21"/>
-          <w:lang w:val="en-US"/>
-        </w:rPr>
-        <w:t>d to quantify</w:t>
-      </w:r>
-      <w:r>
-        <w:rPr>
-          <w:sz w:val="21"/>
-          <w:szCs w:val="21"/>
-          <w:lang w:val="en-US"/>
-        </w:rPr>
-        <w:t xml:space="preserve"> cellular uptake levels</w:t>
-      </w:r>
-      <w:r>
-        <w:rPr>
-          <w:sz w:val="21"/>
-          <w:szCs w:val="21"/>
-          <w:lang w:val="en-US"/>
-        </w:rPr>
-        <w:t>. However, m</w:t>
+        <w:t>In the case study presented in the following section (see section 4.4), the intensity of the fluorescent dye incapsulated in the nanoparticles is measured to quantify cellular uptake levels. However, m</w:t>
       </w:r>
       <w:r>
         <w:rPr>
@@ -4500,7 +4421,7 @@
           <w:szCs w:val="21"/>
           <w:lang w:val="en-US"/>
         </w:rPr>
-        <w:instrText xml:space="preserve"> ADDIN ZOTERO_ITEM CSL_CITATION {"citationID":"GKol2bAx","properties":{"formattedCitation":"\\super 35\\nosupersub{}","plainCitation":"35","noteIndex":0},"citationItems":[{"id":811,"uris":["http://zotero.org/groups/5110070/items/6QNCX237"],"itemData":{"id":811,"type":"article-journal","abstract":"Additive manufacturing (AM) or industrial 3D printing uses cutting-edge technologies and materials to produce a variety of complex products. However, the effects of the unintentionally emitted AM (nano)particles (AMPs) on human cells following inhalation, require further investigations. The physicochemical characterization of the AMPs, extracted from the filter of a Laser Powder Bed Fusion (L-PBF) 3D printer of iron-based materials, disclosed their complexity, in terms of size, shape, and chemistry. Cell Painting, a high-content screening (HCS) assay, was used to detect the subtle morphological changes elicited by the AMPs at the single cell resolution. The profiling of the cell morphological phenotypes, disclosed prominent concentration-dependent effects on the cytoskeleton, mitochondria, and the membranous structures of the cell. Furthermore, lipidomics confirmed that the AMPs induced the extensive membrane remodeling in the lung epithelial and macrophage co-culture cell model. To further elucidate the biological mechanisms of action, the targeted metabolomics unveiled several inflammation-related metabolites regulating the cell response to the AMP exposure. Overall, the AMP exposure led to the internalization, oxidative stress, cytoskeleton disruption, mitochondrial activation, membrane remodeling, and metabolic reprogramming of the lung epithelial cells and macrophages. We propose the approach of integrating Cell Painting with metabolomics and lipidomics, as an advanced nanosafety methodology, increasing the ability to capture the cellular and molecular phenotypes and the relevant biological mechanisms to the (nano)particle exposure.","container-title":"Cells","DOI":"10.3390/cells12020281","ISSN":"2073-4409","issue":"2","language":"en","license":"http://creativecommons.org/licenses/by/3.0/","note":"number: 2\npublisher: Multidisciplinary Digital Publishing Institute","page":"281","source":"www.mdpi.com","title":"A Novel Nanosafety Approach Using Cell Painting, Metabolomics, and Lipidomics Captures the Cellular and Molecular Phenotypes Induced by the Unintentionally Formed Metal-Based (Nano)Particles","volume":"12","author":[{"family":"Alijagic","given":"Andi"},{"family":"Scherbak","given":"Nikolai"},{"family":"Kotlyar","given":"Oleksandr"},{"family":"Karlsson","given":"Patrik"},{"family":"Wang","given":"Xuying"},{"family":"Odnevall","given":"Inger"},{"family":"Benada","given":"Oldřich"},{"family":"Amiryousefi","given":"Ali"},{"family":"Andersson","given":"Lena"},{"family":"Persson","given":"Alexander"},{"family":"Felth","given":"Jenny"},{"family":"Andersson","given":"Henrik"},{"family":"Larsson","given":"Maria"},{"family":"Hedbrant","given":"Alexander"},{"family":"Salihovic","given":"Samira"},{"family":"Hyötyläinen","given":"Tuulia"},{"family":"Repsilber","given":"Dirk"},{"family":"Särndahl","given":"Eva"},{"family":"Engwall","given":"Magnus"}],"issued":{"date-parts":[["2023",1]]}}}],"schema":"https://github.com/citation-style-language/schema/raw/master/csl-citation.json"} </w:instrText>
+        <w:instrText xml:space="preserve"> ADDIN ZOTERO_ITEM CSL_CITATION {"citationID":"GKol2bAx","properties":{"formattedCitation":"\\super 39\\nosupersub{}","plainCitation":"39","noteIndex":0},"citationItems":[{"id":811,"uris":["http://zotero.org/groups/5110070/items/6QNCX237"],"itemData":{"id":811,"type":"article-journal","abstract":"Additive manufacturing (AM) or industrial 3D printing uses cutting-edge technologies and materials to produce a variety of complex products. However, the effects of the unintentionally emitted AM (nano)particles (AMPs) on human cells following inhalation, require further investigations. The physicochemical characterization of the AMPs, extracted from the filter of a Laser Powder Bed Fusion (L-PBF) 3D printer of iron-based materials, disclosed their complexity, in terms of size, shape, and chemistry. Cell Painting, a high-content screening (HCS) assay, was used to detect the subtle morphological changes elicited by the AMPs at the single cell resolution. The profiling of the cell morphological phenotypes, disclosed prominent concentration-dependent effects on the cytoskeleton, mitochondria, and the membranous structures of the cell. Furthermore, lipidomics confirmed that the AMPs induced the extensive membrane remodeling in the lung epithelial and macrophage co-culture cell model. To further elucidate the biological mechanisms of action, the targeted metabolomics unveiled several inflammation-related metabolites regulating the cell response to the AMP exposure. Overall, the AMP exposure led to the internalization, oxidative stress, cytoskeleton disruption, mitochondrial activation, membrane remodeling, and metabolic reprogramming of the lung epithelial cells and macrophages. We propose the approach of integrating Cell Painting with metabolomics and lipidomics, as an advanced nanosafety methodology, increasing the ability to capture the cellular and molecular phenotypes and the relevant biological mechanisms to the (nano)particle exposure.","container-title":"Cells","DOI":"10.3390/cells12020281","ISSN":"2073-4409","issue":"2","language":"en","license":"http://creativecommons.org/licenses/by/3.0/","note":"number: 2\npublisher: Multidisciplinary Digital Publishing Institute","page":"281","source":"www.mdpi.com","title":"A Novel Nanosafety Approach Using Cell Painting, Metabolomics, and Lipidomics Captures the Cellular and Molecular Phenotypes Induced by the Unintentionally Formed Metal-Based (Nano)Particles","volume":"12","author":[{"family":"Alijagic","given":"Andi"},{"family":"Scherbak","given":"Nikolai"},{"family":"Kotlyar","given":"Oleksandr"},{"family":"Karlsson","given":"Patrik"},{"family":"Wang","given":"Xuying"},{"family":"Odnevall","given":"Inger"},{"family":"Benada","given":"Oldřich"},{"family":"Amiryousefi","given":"Ali"},{"family":"Andersson","given":"Lena"},{"family":"Persson","given":"Alexander"},{"family":"Felth","given":"Jenny"},{"family":"Andersson","given":"Henrik"},{"family":"Larsson","given":"Maria"},{"family":"Hedbrant","given":"Alexander"},{"family":"Salihovic","given":"Samira"},{"family":"Hyötyläinen","given":"Tuulia"},{"family":"Repsilber","given":"Dirk"},{"family":"Särndahl","given":"Eva"},{"family":"Engwall","given":"Magnus"}],"issued":{"date-parts":[["2023",1]]}}}],"schema":"https://github.com/citation-style-language/schema/raw/master/csl-citation.json"} </w:instrText>
       </w:r>
       <w:r>
         <w:rPr>
@@ -4516,7 +4437,7 @@
           <w:sz w:val="21"/>
           <w:vertAlign w:val="superscript"/>
         </w:rPr>
-        <w:t>35</w:t>
+        <w:t>39</w:t>
       </w:r>
       <w:r>
         <w:rPr>
@@ -4596,7 +4517,7 @@
           <w:szCs w:val="21"/>
           <w:lang w:val="en-US"/>
         </w:rPr>
-        <w:instrText xml:space="preserve"> ADDIN ZOTERO_ITEM CSL_CITATION {"citationID":"evdKQmQZ","properties":{"formattedCitation":"\\super 36\\nosupersub{}","plainCitation":"36","noteIndex":0},"citationItems":[{"id":812,"uris":["http://zotero.org/groups/5110070/items/4KWUYUY2"],"itemData":{"id":812,"type":"article-journal","abstract":"Quantitative bioassay enables the development of next-generation biodegradable polymeric nanoparticles for in vivo mRNA delivery., Nanoparticle-based mRNA therapeutics hold great promise, but cellular internalization and endosomal escape remain key barriers for cytosolic delivery. We developed a dual nanoparticle uptake and endosomal disruption assay using high-throughput and high-content image-based screening. Using a genetically encoded Galectin 8 fluorescent fusion protein sensor, endosomal disruption could be detected via sensor clustering on damaged endosomal membranes. Simultaneously, nucleic acid endocytosis was quantified using fluorescently tagged mRNA. We used an array of biodegradable poly(beta-amino ester)s as well as Lipofectamine and PEI to demonstrate that this assay has higher predictive capacity for mRNA delivery compared to conventional polymer and nanoparticle physiochemical characteristics. Top nanoparticle formulations enabled safe and efficacious mRNA expression in multiple tissues following intravenous injection, demonstrating that the in vitro screening method is also predictive of in vivo performance. Efficacious nonviral systemic delivery of mRNA with biodegradable particles opens up new avenues for genetic medicine and human health.","container-title":"Science Advances","DOI":"10.1126/sciadv.abk2855","ISSN":"2375-2548","issue":"1","journalAbbreviation":"Sci Adv","note":"PMID: 34985952\nPMCID: PMC8730632","source":"PubMed Central","title":"High-throughput and high-content bioassay enables tuning of polyester nanoparticles for cellular uptake, endosomal escape, and systemic in vivo delivery of mRNA","URL":"https://www.ncbi.nlm.nih.gov/pmc/articles/PMC8730632/","volume":"8","author":[{"family":"Rui","given":"Yuan"},{"family":"Wilson","given":"David R."},{"family":"Tzeng","given":"Stephany Y."},{"family":"Yamagata","given":"Hannah M."},{"family":"Sudhakar","given":"Deepti"},{"family":"Conge","given":"Marranne"},{"family":"Berlinicke","given":"Cynthia A."},{"family":"Zack","given":"Donald J."},{"family":"Tuesca","given":"Anthony"},{"family":"Green","given":"Jordan J."}],"accessed":{"date-parts":[["2023",5,23]]},"issued":{"date-parts":[["2022"]]}}}],"schema":"https://github.com/citation-style-language/schema/raw/master/csl-citation.json"} </w:instrText>
+        <w:instrText xml:space="preserve"> ADDIN ZOTERO_ITEM CSL_CITATION {"citationID":"evdKQmQZ","properties":{"formattedCitation":"\\super 40\\nosupersub{}","plainCitation":"40","noteIndex":0},"citationItems":[{"id":812,"uris":["http://zotero.org/groups/5110070/items/4KWUYUY2"],"itemData":{"id":812,"type":"article-journal","abstract":"Quantitative bioassay enables the development of next-generation biodegradable polymeric nanoparticles for in vivo mRNA delivery., Nanoparticle-based mRNA therapeutics hold great promise, but cellular internalization and endosomal escape remain key barriers for cytosolic delivery. We developed a dual nanoparticle uptake and endosomal disruption assay using high-throughput and high-content image-based screening. Using a genetically encoded Galectin 8 fluorescent fusion protein sensor, endosomal disruption could be detected via sensor clustering on damaged endosomal membranes. Simultaneously, nucleic acid endocytosis was quantified using fluorescently tagged mRNA. We used an array of biodegradable poly(beta-amino ester)s as well as Lipofectamine and PEI to demonstrate that this assay has higher predictive capacity for mRNA delivery compared to conventional polymer and nanoparticle physiochemical characteristics. Top nanoparticle formulations enabled safe and efficacious mRNA expression in multiple tissues following intravenous injection, demonstrating that the in vitro screening method is also predictive of in vivo performance. Efficacious nonviral systemic delivery of mRNA with biodegradable particles opens up new avenues for genetic medicine and human health.","container-title":"Science Advances","ISSN":"2375-2548","issue":"1","journalAbbreviation":"Sci Adv","note":"PMID: 34985952\nPMCID: PMC8730632","page":"eabk2855","source":"PubMed Central","title":"High-throughput and high-content bioassay enables tuning of polyester nanoparticles for cellular uptake, endosomal escape, and systemic in vivo delivery of mRNA","volume":"8","author":[{"family":"Rui","given":"Yuan"},{"family":"Wilson","given":"David R."},{"family":"Tzeng","given":"Stephany Y."},{"family":"Yamagata","given":"Hannah M."},{"family":"Sudhakar","given":"Deepti"},{"family":"Conge","given":"Marranne"},{"family":"Berlinicke","given":"Cynthia A."},{"family":"Zack","given":"Donald J."},{"family":"Tuesca","given":"Anthony"},{"family":"Green","given":"Jordan J."}],"issued":{"date-parts":[["2022"]]}}}],"schema":"https://github.com/citation-style-language/schema/raw/master/csl-citation.json"} </w:instrText>
       </w:r>
       <w:r>
         <w:rPr>
@@ -4612,7 +4533,7 @@
           <w:sz w:val="21"/>
           <w:vertAlign w:val="superscript"/>
         </w:rPr>
-        <w:t>36</w:t>
+        <w:t>40</w:t>
       </w:r>
       <w:r>
         <w:rPr>
@@ -4821,15 +4742,7 @@
           <w:szCs w:val="20"/>
           <w:lang w:val="en-US"/>
         </w:rPr>
-        <w:t xml:space="preserve"> (</w:t>
-      </w:r>
-      <w:r>
-        <w:rPr>
-          <w:sz w:val="20"/>
-          <w:szCs w:val="20"/>
-          <w:lang w:val="en-US"/>
-        </w:rPr>
-        <w:t>x</w:t>
+        <w:t xml:space="preserve"> (x</w:t>
       </w:r>
       <w:r>
         <w:rPr>
@@ -5465,7 +5378,7 @@
           <w:szCs w:val="21"/>
           <w:lang w:val="en-US"/>
         </w:rPr>
-        <w:instrText xml:space="preserve"> ADDIN ZOTERO_ITEM CSL_CITATION {"citationID":"iNJRJ7lu","properties":{"formattedCitation":"\\super 11,32,33\\nosupersub{}","plainCitation":"11,32,33","noteIndex":0},"citationItems":[{"id":830,"uris":["http://zotero.org/groups/5110070/items/WJPVD6TI"],"itemData":{"id":830,"type":"article-journal","abstract":"A central challenge in the development of drug-encapsulated polymeric nanoparticles is the inability to control the mixing processes required for their synthesis resulting in variable nanoparticle physicochemical properties. Nanoparticles may be developed by mixing and nanoprecipitation of polymers and drugs dissolved in organic solvents with nonsolvents. We used rapid and tunable mixing through hydrodynamic flow focusing in microfluidic channels to control nanoprecipitation of poly(lactic-co-glycolic acid)-b-poly(ethylene glycol) diblock copolymers as a model polymeric biomaterial for drug delivery. We demonstrate that by varying (1) flow rates, (2) polymer composition, and (3) polymer concentration we can optimize the size, improve polydispersity, and control drug loading and release of the resulting nanoparticles. This work suggests that microfluidics may find applications for the development and optimization of polymeric nanoparticles in the newly emerging field of nanomedicine.","container-title":"Nano Letters","DOI":"10.1021/nl801736q","ISSN":"1530-6984","issue":"9","journalAbbreviation":"Nano Lett.","note":"publisher: American Chemical Society","page":"2906-2912","source":"ACS Publications","title":"Microfluidic Platform for Controlled Synthesis of Polymeric Nanoparticles","volume":"8","author":[{"family":"Karnik","given":"Rohit"},{"family":"Gu","given":"Frank"},{"family":"Basto","given":"Pamela"},{"family":"Cannizzaro","given":"Christopher"},{"family":"Dean","given":"Lindsey"},{"family":"Kyei-Manu","given":"William"},{"family":"Langer","given":"Robert"},{"family":"Farokhzad","given":"Omid C."}],"issued":{"date-parts":[["2008",9,10]]}}},{"id":818,"uris":["http://zotero.org/groups/5110070/items/HJI8RVNG"],"itemData":{"id":818,"type":"article-journal","abstract":"Taking a nanoparticle (NP) from discovery to clinical translation has been slow compared to small molecules, in part by the lack of systems that enable their precise engineering and rapid optimization. In this work we have developed a microfluidic platform for the rapid, combinatorial synthesis and optimization of NPs. The system takes in a number of NP precursors from which a library of NPs with varying size, surface charge, target ligand density, and drug load is produced in a reproducible manner. We rapidly synthesized 45 different formulations of poly(lactic-co-glycolic acid)-b-poly(ethylene glycol) NPs of different size and surface composition and screened and ranked the NPs for their ability to evade macrophage uptake in vitro. Comparison of the results to pharmacokinetic studies in vivo in mice revealed a correlation between in vitro screen and in vivo behavior. Next, we selected NP synthesis parameters that resulted in longer blood half-life and used the microfluidic platform to synthesize targeted NPs with varying targeting ligand density (using a model targeting ligand against cancer cells). We screened NPs in vitro against prostate cancer cells as well as macrophages, identifying one formulation that exhibited high uptake by cancer cells yet similar macrophage uptake compared to nontargeted NPs. In vivo, the selected targeted NPs showed a 3.5-fold increase in tumor accumulation in mice compared to nontargeted NPs. The developed microfluidic platform in this work represents a tool that could potentially accelerate the discovery and clinical translation of NPs.","container-title":"ACS Nano","DOI":"10.1021/nn403370e","ISSN":"1936-0851","issue":"12","journalAbbreviation":"ACS Nano","note":"publisher: American Chemical Society","page":"10671-10680","source":"ACS Publications","title":"Microfluidic Platform for Combinatorial Synthesis and Optimization of Targeted Nanoparticles for Cancer Therapy","volume":"7","author":[{"family":"Valencia","given":"Pedro M."},{"family":"Pridgen","given":"Eric M."},{"family":"Rhee","given":"Minsoung"},{"family":"Langer","given":"Robert"},{"family":"Farokhzad","given":"Omid C."},{"family":"Karnik","given":"Rohit"}],"issued":{"date-parts":[["2013",12,23]]}}},{"id":751,"uris":["http://zotero.org/groups/5110070/items/6FJL4NFA"],"itemData":{"id":751,"type":"article-journal","abstract":"Amphiphilic block co-polymer nanoparticles are interesting candidates for drug delivery as a result of their unique properties such as the size, modularity, biocompatibility and drug loading capacity. They can be rapidly formulated in a nanoprecipitation process based on self-assembly, resulting in kinetically locked nanostructures. The control over this step allows us to obtain nanoparticles with tailor-made properties without modification of the co-polymer building blocks. Furthermore, a reproducible and controlled formulation supports better predictability of a batch effectiveness in preclinical tests. Herein, we compared the formulation of PLGA-PEG nanoparticles using the typical manual bulk mixing and a microfluidic chip-assisted nanoprecipitation. The particle size tunability and controllability in a hydrodynamic flow focusing device was demonstrated to be greater than in the manual dropwise addition method. We also analyzed particle size and encapsulation of fluorescent compounds, using the common bulk analysis and advanced microscopy techniques: Transmission Electron Microscopy and Total Internal Reflection Microscopy, to reveal the heterogeneities occurred in the formulated nanoparticles. Finally, we performed in vitro evaluation of obtained NPs using MCF-7 cell line. Our results show how the microfluidic formulation improves the fine control over the resulting nanoparticles, without compromising any appealing property of PLGA nanoparticle. The combination of microfluidic formulation with advanced analysis methods, looking at the single particle level, can improve the understanding of the NP properties, heterogeneities and performance.","container-title":"PLOS ONE","DOI":"10.1371/journal.pone.0251821","ISSN":"1932-6203","issue":"6","journalAbbreviation":"PLOS ONE","language":"en","note":"publisher: Public Library of Science","page":"e0251821","source":"PLoS Journals","title":"Formulation of tunable size PLGA-PEG nanoparticles for drug delivery using microfluidic technology","volume":"16","author":[{"family":"Mares","given":"Adrianna Glinkowska"},{"family":"Pacassoni","given":"Gaia"},{"family":"Marti","given":"Josep Samitier"},{"family":"Pujals","given":"Silvia"},{"family":"Albertazzi","given":"Lorenzo"}],"issued":{"date-parts":[["2021",6,18]]}}}],"schema":"https://github.com/citation-style-language/schema/raw/master/csl-citation.json"} </w:instrText>
+        <w:instrText xml:space="preserve"> ADDIN ZOTERO_ITEM CSL_CITATION {"citationID":"iNJRJ7lu","properties":{"formattedCitation":"\\super 11,36,37\\nosupersub{}","plainCitation":"11,36,37","noteIndex":0},"citationItems":[{"id":830,"uris":["http://zotero.org/groups/5110070/items/WJPVD6TI"],"itemData":{"id":830,"type":"article-journal","abstract":"A central challenge in the development of drug-encapsulated polymeric nanoparticles is the inability to control the mixing processes required for their synthesis resulting in variable nanoparticle physicochemical properties. Nanoparticles may be developed by mixing and nanoprecipitation of polymers and drugs dissolved in organic solvents with nonsolvents. We used rapid and tunable mixing through hydrodynamic flow focusing in microfluidic channels to control nanoprecipitation of poly(lactic-co-glycolic acid)-b-poly(ethylene glycol) diblock copolymers as a model polymeric biomaterial for drug delivery. We demonstrate that by varying (1) flow rates, (2) polymer composition, and (3) polymer concentration we can optimize the size, improve polydispersity, and control drug loading and release of the resulting nanoparticles. This work suggests that microfluidics may find applications for the development and optimization of polymeric nanoparticles in the newly emerging field of nanomedicine.","container-title":"Nano Letters","DOI":"10.1021/nl801736q","ISSN":"1530-6984","issue":"9","journalAbbreviation":"Nano Lett.","note":"publisher: American Chemical Society","page":"2906-2912","source":"ACS Publications","title":"Microfluidic Platform for Controlled Synthesis of Polymeric Nanoparticles","volume":"8","author":[{"family":"Karnik","given":"Rohit"},{"family":"Gu","given":"Frank"},{"family":"Basto","given":"Pamela"},{"family":"Cannizzaro","given":"Christopher"},{"family":"Dean","given":"Lindsey"},{"family":"Kyei-Manu","given":"William"},{"family":"Langer","given":"Robert"},{"family":"Farokhzad","given":"Omid C."}],"issued":{"date-parts":[["2008",9,10]]}}},{"id":818,"uris":["http://zotero.org/groups/5110070/items/HJI8RVNG"],"itemData":{"id":818,"type":"article-journal","abstract":"Taking a nanoparticle (NP) from discovery to clinical translation has been slow compared to small molecules, in part by the lack of systems that enable their precise engineering and rapid optimization. In this work we have developed a microfluidic platform for the rapid, combinatorial synthesis and optimization of NPs. The system takes in a number of NP precursors from which a library of NPs with varying size, surface charge, target ligand density, and drug load is produced in a reproducible manner. We rapidly synthesized 45 different formulations of poly(lactic-co-glycolic acid)-b-poly(ethylene glycol) NPs of different size and surface composition and screened and ranked the NPs for their ability to evade macrophage uptake in vitro. Comparison of the results to pharmacokinetic studies in vivo in mice revealed a correlation between in vitro screen and in vivo behavior. Next, we selected NP synthesis parameters that resulted in longer blood half-life and used the microfluidic platform to synthesize targeted NPs with varying targeting ligand density (using a model targeting ligand against cancer cells). We screened NPs in vitro against prostate cancer cells as well as macrophages, identifying one formulation that exhibited high uptake by cancer cells yet similar macrophage uptake compared to nontargeted NPs. In vivo, the selected targeted NPs showed a 3.5-fold increase in tumor accumulation in mice compared to nontargeted NPs. The developed microfluidic platform in this work represents a tool that could potentially accelerate the discovery and clinical translation of NPs.","container-title":"ACS Nano","DOI":"10.1021/nn403370e","ISSN":"1936-0851","issue":"12","journalAbbreviation":"ACS Nano","note":"publisher: American Chemical Society","page":"10671-10680","source":"ACS Publications","title":"Microfluidic Platform for Combinatorial Synthesis and Optimization of Targeted Nanoparticles for Cancer Therapy","volume":"7","author":[{"family":"Valencia","given":"Pedro M."},{"family":"Pridgen","given":"Eric M."},{"family":"Rhee","given":"Minsoung"},{"family":"Langer","given":"Robert"},{"family":"Farokhzad","given":"Omid C."},{"family":"Karnik","given":"Rohit"}],"issued":{"date-parts":[["2013",12,23]]}}},{"id":751,"uris":["http://zotero.org/groups/5110070/items/6FJL4NFA"],"itemData":{"id":751,"type":"article-journal","abstract":"Amphiphilic block co-polymer nanoparticles are interesting candidates for drug delivery as a result of their unique properties such as the size, modularity, biocompatibility and drug loading capacity. They can be rapidly formulated in a nanoprecipitation process based on self-assembly, resulting in kinetically locked nanostructures. The control over this step allows us to obtain nanoparticles with tailor-made properties without modification of the co-polymer building blocks. Furthermore, a reproducible and controlled formulation supports better predictability of a batch effectiveness in preclinical tests. Herein, we compared the formulation of PLGA-PEG nanoparticles using the typical manual bulk mixing and a microfluidic chip-assisted nanoprecipitation. The particle size tunability and controllability in a hydrodynamic flow focusing device was demonstrated to be greater than in the manual dropwise addition method. We also analyzed particle size and encapsulation of fluorescent compounds, using the common bulk analysis and advanced microscopy techniques: Transmission Electron Microscopy and Total Internal Reflection Microscopy, to reveal the heterogeneities occurred in the formulated nanoparticles. Finally, we performed in vitro evaluation of obtained NPs using MCF-7 cell line. Our results show how the microfluidic formulation improves the fine control over the resulting nanoparticles, without compromising any appealing property of PLGA nanoparticle. The combination of microfluidic formulation with advanced analysis methods, looking at the single particle level, can improve the understanding of the NP properties, heterogeneities and performance.","container-title":"PLOS ONE","DOI":"10.1371/journal.pone.0251821","ISSN":"1932-6203","issue":"6","journalAbbreviation":"PLOS ONE","language":"en","note":"publisher: Public Library of Science","page":"e0251821","source":"PLoS Journals","title":"Formulation of tunable size PLGA-PEG nanoparticles for drug delivery using microfluidic technology","volume":"16","author":[{"family":"Mares","given":"Adrianna Glinkowska"},{"family":"Pacassoni","given":"Gaia"},{"family":"Marti","given":"Josep Samitier"},{"family":"Pujals","given":"Silvia"},{"family":"Albertazzi","given":"Lorenzo"}],"issued":{"date-parts":[["2021",6,18]]}}}],"schema":"https://github.com/citation-style-language/schema/raw/master/csl-citation.json"} </w:instrText>
       </w:r>
       <w:r>
         <w:rPr>
@@ -5481,7 +5394,7 @@
           <w:sz w:val="21"/>
           <w:vertAlign w:val="superscript"/>
         </w:rPr>
-        <w:t>11,32,33</w:t>
+        <w:t>11,36,37</w:t>
       </w:r>
       <w:r>
         <w:rPr>
@@ -5843,25 +5756,7 @@
           <w:szCs w:val="21"/>
           <w:lang w:val="en-US"/>
         </w:rPr>
-        <w:t xml:space="preserve">, </w:t>
-      </w:r>
-      <w:r>
-        <w:rPr>
-          <w:rFonts w:eastAsia="Times New Roman"/>
-          <w:sz w:val="21"/>
-          <w:szCs w:val="21"/>
-          <w:lang w:val="en-US"/>
-        </w:rPr>
-        <w:t>µ</w:t>
-      </w:r>
-      <w:r>
-        <w:rPr>
-          <w:rFonts w:eastAsia="Times New Roman"/>
-          <w:sz w:val="21"/>
-          <w:szCs w:val="21"/>
-          <w:lang w:val="en-US"/>
-        </w:rPr>
-        <w:t>m</w:t>
+        <w:t>, µm</w:t>
       </w:r>
       <w:r>
         <w:rPr>
@@ -6691,7 +6586,7 @@
           <w:szCs w:val="21"/>
           <w:lang w:val="en-US"/>
         </w:rPr>
-        <w:instrText xml:space="preserve"> ADDIN ZOTERO_ITEM CSL_CITATION {"citationID":"XriJwEiz","properties":{"formattedCitation":"\\super 42\\nosupersub{}","plainCitation":"42","noteIndex":0},"citationItems":[{"id":1108,"uris":["http://zotero.org/groups/5110070/items/THWZ275N"],"itemData":{"id":1108,"type":"article-journal","container-title":"Drug Delivery and Translational Research","DOI":"10.1007/s13346-023-01491-9","ISSN":"2190-393X, 2190-3948","journalAbbreviation":"Drug Deliv. and Transl. Res.","language":"en","source":"DOI.org (Crossref)","title":"Data-driven development of an oral lipid-based nanoparticle formulation of a hydrophobic drug","URL":"https://link.springer.com/10.1007/s13346-023-01491-9","author":[{"family":"Bao","given":"Zeqing"},{"family":"Yung","given":"Fion"},{"family":"Hickman","given":"Riley J."},{"family":"Aspuru-Guzik","given":"Alán"},{"family":"Bannigan","given":"Pauric"},{"family":"Allen","given":"Christine"}],"accessed":{"date-parts":[["2024",2,20]]},"issued":{"date-parts":[["2023",12,29]]}}}],"schema":"https://github.com/citation-style-language/schema/raw/master/csl-citation.json"} </w:instrText>
+        <w:instrText xml:space="preserve"> ADDIN ZOTERO_ITEM CSL_CITATION {"citationID":"XriJwEiz","properties":{"formattedCitation":"\\super 42\\nosupersub{}","plainCitation":"42","noteIndex":0},"citationItems":[{"id":1108,"uris":["http://zotero.org/groups/5110070/items/THWZ275N"],"itemData":{"id":1108,"type":"article-journal","container-title":"Drug Delivery and Translational Research","ISSN":"2190-393X, 2190-3948","journalAbbreviation":"Drug Deliv. and Transl. Res.","language":"en","page":"1872–1887","source":"DOI.org (Crossref)","title":"Data-driven development of an oral lipid-based nanoparticle formulation of a hydrophobic drug","volume":"14","author":[{"family":"Bao","given":"Zeqing"},{"family":"Yung","given":"Fion"},{"family":"Hickman","given":"Riley J."},{"family":"Aspuru-Guzik","given":"Alán"},{"family":"Bannigan","given":"Pauric"},{"family":"Allen","given":"Christine"}],"issued":{"date-parts":[["2023",12,29]]}}}],"schema":"https://github.com/citation-style-language/schema/raw/master/csl-citation.json"} </w:instrText>
       </w:r>
       <w:r>
         <w:rPr>
@@ -8209,15 +8104,7 @@
           <w:szCs w:val="21"/>
           <w:lang w:val="en-US"/>
         </w:rPr>
-        <w:t xml:space="preserve">, </w:t>
-      </w:r>
-      <w:r>
-        <w:rPr>
-          <w:sz w:val="21"/>
-          <w:szCs w:val="21"/>
-          <w:lang w:val="en-US"/>
-        </w:rPr>
-        <w:t>p</w:t>
+        <w:t>, p</w:t>
       </w:r>
       <w:r>
         <w:rPr>
@@ -8634,23 +8521,7 @@
           <w:szCs w:val="21"/>
           <w:lang w:val="en-US"/>
         </w:rPr>
-        <w:t>(although not statistically significant</w:t>
-      </w:r>
-      <w:r>
-        <w:rPr>
-          <w:sz w:val="21"/>
-          <w:szCs w:val="21"/>
-          <w:lang w:val="en-US"/>
-        </w:rPr>
-        <w:t xml:space="preserve"> over cycle 1</w:t>
-      </w:r>
-      <w:r>
-        <w:rPr>
-          <w:sz w:val="21"/>
-          <w:szCs w:val="21"/>
-          <w:lang w:val="en-US"/>
-        </w:rPr>
-        <w:t>, p=</w:t>
+        <w:t>(although not statistically significant over cycle 1, p=</w:t>
       </w:r>
       <w:r>
         <w:rPr>
@@ -9045,39 +8916,7 @@
           <w:szCs w:val="20"/>
           <w:lang w:val="en-US"/>
         </w:rPr>
-        <w:t xml:space="preserve"> </w:t>
-      </w:r>
-      <w:r>
-        <w:rPr>
-          <w:sz w:val="20"/>
-          <w:szCs w:val="20"/>
-          <w:lang w:val="en-US"/>
-        </w:rPr>
-        <w:t>Boxplots of the measured uptake of formulated nanoparticles</w:t>
-      </w:r>
-      <w:r>
-        <w:rPr>
-          <w:sz w:val="20"/>
-          <w:szCs w:val="20"/>
-          <w:lang w:val="en-US"/>
-        </w:rPr>
-        <w:t xml:space="preserve"> with low or high expected uptake</w:t>
-      </w:r>
-      <w:r>
-        <w:rPr>
-          <w:sz w:val="20"/>
-          <w:szCs w:val="20"/>
-          <w:lang w:val="en-US"/>
-        </w:rPr>
-        <w:t>. Statistically significant differences (p &lt; 0.05) are denoted as *, determined by unpaired, two-sided, Wilcoxon signed-rank tests.</w:t>
-      </w:r>
-      <w:r>
-        <w:rPr>
-          <w:sz w:val="20"/>
-          <w:szCs w:val="20"/>
-          <w:lang w:val="en-US"/>
-        </w:rPr>
-        <w:t xml:space="preserve"> </w:t>
+        <w:t xml:space="preserve"> Boxplots of the measured uptake of formulated nanoparticles with low or high expected uptake. Statistically significant differences (p &lt; 0.05) are denoted as *, determined by unpaired, two-sided, Wilcoxon signed-rank tests. </w:t>
       </w:r>
       <w:r>
         <w:rPr>
@@ -9425,23 +9264,7 @@
           <w:szCs w:val="21"/>
           <w:lang w:val="en-US"/>
         </w:rPr>
-        <w:t xml:space="preserve">, </w:t>
-      </w:r>
-      <w:r>
-        <w:rPr>
-          <w:sz w:val="21"/>
-          <w:szCs w:val="21"/>
-          <w:lang w:val="en-US"/>
-        </w:rPr>
-        <w:t>p</w:t>
-      </w:r>
-      <w:r>
-        <w:rPr>
-          <w:sz w:val="21"/>
-          <w:szCs w:val="21"/>
-          <w:lang w:val="en-US"/>
-        </w:rPr>
-        <w:t xml:space="preserve"> </w:t>
+        <w:t xml:space="preserve">, p </w:t>
       </w:r>
       <w:r>
         <w:rPr>
@@ -10714,7 +10537,7 @@
           <w:szCs w:val="21"/>
           <w:lang w:val="en-US"/>
         </w:rPr>
-        <w:instrText xml:space="preserve"> ADDIN ZOTERO_ITEM CSL_CITATION {"citationID":"F71GTlYT","properties":{"formattedCitation":"\\super 33\\nosupersub{}","plainCitation":"33","noteIndex":0},"citationItems":[{"id":751,"uris":["http://zotero.org/groups/5110070/items/6FJL4NFA"],"itemData":{"id":751,"type":"article-journal","abstract":"Amphiphilic block co-polymer nanoparticles are interesting candidates for drug delivery as a result of their unique properties such as the size, modularity, biocompatibility and drug loading capacity. They can be rapidly formulated in a nanoprecipitation process based on self-assembly, resulting in kinetically locked nanostructures. The control over this step allows us to obtain nanoparticles with tailor-made properties without modification of the co-polymer building blocks. Furthermore, a reproducible and controlled formulation supports better predictability of a batch effectiveness in preclinical tests. Herein, we compared the formulation of PLGA-PEG nanoparticles using the typical manual bulk mixing and a microfluidic chip-assisted nanoprecipitation. The particle size tunability and controllability in a hydrodynamic flow focusing device was demonstrated to be greater than in the manual dropwise addition method. We also analyzed particle size and encapsulation of fluorescent compounds, using the common bulk analysis and advanced microscopy techniques: Transmission Electron Microscopy and Total Internal Reflection Microscopy, to reveal the heterogeneities occurred in the formulated nanoparticles. Finally, we performed in vitro evaluation of obtained NPs using MCF-7 cell line. Our results show how the microfluidic formulation improves the fine control over the resulting nanoparticles, without compromising any appealing property of PLGA nanoparticle. The combination of microfluidic formulation with advanced analysis methods, looking at the single particle level, can improve the understanding of the NP properties, heterogeneities and performance.","container-title":"PLOS ONE","DOI":"10.1371/journal.pone.0251821","ISSN":"1932-6203","issue":"6","journalAbbreviation":"PLOS ONE","language":"en","note":"publisher: Public Library of Science","page":"e0251821","source":"PLoS Journals","title":"Formulation of tunable size PLGA-PEG nanoparticles for drug delivery using microfluidic technology","volume":"16","author":[{"family":"Mares","given":"Adrianna Glinkowska"},{"family":"Pacassoni","given":"Gaia"},{"family":"Marti","given":"Josep Samitier"},{"family":"Pujals","given":"Silvia"},{"family":"Albertazzi","given":"Lorenzo"}],"issued":{"date-parts":[["2021",6,18]]}}}],"schema":"https://github.com/citation-style-language/schema/raw/master/csl-citation.json"} </w:instrText>
+        <w:instrText xml:space="preserve"> ADDIN ZOTERO_ITEM CSL_CITATION {"citationID":"F71GTlYT","properties":{"formattedCitation":"\\super 37\\nosupersub{}","plainCitation":"37","noteIndex":0},"citationItems":[{"id":751,"uris":["http://zotero.org/groups/5110070/items/6FJL4NFA"],"itemData":{"id":751,"type":"article-journal","abstract":"Amphiphilic block co-polymer nanoparticles are interesting candidates for drug delivery as a result of their unique properties such as the size, modularity, biocompatibility and drug loading capacity. They can be rapidly formulated in a nanoprecipitation process based on self-assembly, resulting in kinetically locked nanostructures. The control over this step allows us to obtain nanoparticles with tailor-made properties without modification of the co-polymer building blocks. Furthermore, a reproducible and controlled formulation supports better predictability of a batch effectiveness in preclinical tests. Herein, we compared the formulation of PLGA-PEG nanoparticles using the typical manual bulk mixing and a microfluidic chip-assisted nanoprecipitation. The particle size tunability and controllability in a hydrodynamic flow focusing device was demonstrated to be greater than in the manual dropwise addition method. We also analyzed particle size and encapsulation of fluorescent compounds, using the common bulk analysis and advanced microscopy techniques: Transmission Electron Microscopy and Total Internal Reflection Microscopy, to reveal the heterogeneities occurred in the formulated nanoparticles. Finally, we performed in vitro evaluation of obtained NPs using MCF-7 cell line. Our results show how the microfluidic formulation improves the fine control over the resulting nanoparticles, without compromising any appealing property of PLGA nanoparticle. The combination of microfluidic formulation with advanced analysis methods, looking at the single particle level, can improve the understanding of the NP properties, heterogeneities and performance.","container-title":"PLOS ONE","DOI":"10.1371/journal.pone.0251821","ISSN":"1932-6203","issue":"6","journalAbbreviation":"PLOS ONE","language":"en","note":"publisher: Public Library of Science","page":"e0251821","source":"PLoS Journals","title":"Formulation of tunable size PLGA-PEG nanoparticles for drug delivery using microfluidic technology","volume":"16","author":[{"family":"Mares","given":"Adrianna Glinkowska"},{"family":"Pacassoni","given":"Gaia"},{"family":"Marti","given":"Josep Samitier"},{"family":"Pujals","given":"Silvia"},{"family":"Albertazzi","given":"Lorenzo"}],"issued":{"date-parts":[["2021",6,18]]}}}],"schema":"https://github.com/citation-style-language/schema/raw/master/csl-citation.json"} </w:instrText>
       </w:r>
       <w:r>
         <w:rPr>
@@ -10733,7 +10556,7 @@
           <w:sz w:val="21"/>
           <w:vertAlign w:val="superscript"/>
         </w:rPr>
-        <w:t>33</w:t>
+        <w:t>37</w:t>
       </w:r>
       <w:r>
         <w:rPr>
@@ -11833,27 +11656,7 @@
           <w:szCs w:val="21"/>
           <w:lang w:val="en-US"/>
         </w:rPr>
-        <w:t xml:space="preserve"> (Oregon, USA). The microscope was operated using Nikon Instrument Software (NIS) elements (v. 5.21.03). Pipeline for automated imaging of well-plates were set using Nikon's </w:t>
-      </w:r>
-      <w:proofErr w:type="gramStart"/>
-      <w:r>
-        <w:rPr>
-          <w:rFonts w:eastAsia="Times New Roman"/>
-          <w:sz w:val="21"/>
-          <w:szCs w:val="21"/>
-          <w:lang w:val="en-US"/>
-        </w:rPr>
-        <w:t>High-content</w:t>
-      </w:r>
-      <w:proofErr w:type="gramEnd"/>
-      <w:r>
-        <w:rPr>
-          <w:rFonts w:eastAsia="Times New Roman"/>
-          <w:sz w:val="21"/>
-          <w:szCs w:val="21"/>
-          <w:lang w:val="en-US"/>
-        </w:rPr>
-        <w:t xml:space="preserve"> dedicated macro (JOBS). For each condition, 10 Field of view (FOV), 16-bit images of 804x804 </w:t>
+        <w:t xml:space="preserve"> (Oregon, USA). The microscope was operated using Nikon Instrument Software (NIS) elements (v. 5.21.03). Pipeline for automated imaging of well-plates were set using Nikon's High-content dedicated macro (JOBS). For each condition, 10 Field of view (FOV), 16-bit images of 804x804 </w:t>
       </w:r>
       <w:proofErr w:type="spellStart"/>
       <w:r>
@@ -12064,7 +11867,7 @@
           <w:szCs w:val="21"/>
           <w:lang w:val="en-US"/>
         </w:rPr>
-        <w:instrText xml:space="preserve"> ADDIN ZOTERO_ITEM CSL_CITATION {"citationID":"X4WpZ5Uj","properties":{"formattedCitation":"\\super 34\\nosupersub{}","plainCitation":"34","noteIndex":0},"citationItems":[{"id":"RgtNkdVD/sC99P7e8","uris":["http://zotero.org/groups/5027088/items/3MTDRXM8"],"itemData":{"id":157,"type":"article-journal","abstract":"CellProfiler has enabled the scientific research community to create flexible, modular image analysis pipelines since its release in 2005. Here, we describe CellProfiler 3.0, a new version of the software supporting both whole-volume and plane-wise analysis of three-dimensional (3D) image stacks, increasingly common in biomedical research. CellProfiler’s infrastructure is greatly improved, and we provide a protocol for cloud-based, large-scale image processing. New plugins enable running pretrained deep learning models on images. Designed by and for biologists, CellProfiler equips researchers with powerful computational tools via a well-documented user interface, empowering biologists in all fields to create quantitative, reproducible image analysis workflows.","container-title":"PLOS Biology","DOI":"10.1371/journal.pbio.2005970","ISSN":"1545-7885","issue":"7","journalAbbreviation":"PLOS Biology","language":"en","note":"publisher: Public Library of Science","page":"e2005970","source":"PLoS Journals","title":"CellProfiler 3.0: Next-generation image processing for biology","title-short":"CellProfiler 3.0","volume":"16","author":[{"family":"McQuin","given":"Claire"},{"family":"Goodman","given":"Allen"},{"family":"Chernyshev","given":"Vasiliy"},{"family":"Kamentsky","given":"Lee"},{"family":"Cimini","given":"Beth A."},{"family":"Karhohs","given":"Kyle W."},{"family":"Doan","given":"Minh"},{"family":"Ding","given":"Liya"},{"family":"Rafelski","given":"Susanne M."},{"family":"Thirstrup","given":"Derek"},{"family":"Wiegraebe","given":"Winfried"},{"family":"Singh","given":"Shantanu"},{"family":"Becker","given":"Tim"},{"family":"Caicedo","given":"Juan C."},{"family":"Carpenter","given":"Anne E."}],"issued":{"date-parts":[["2018",7,3]]}}}],"schema":"https://github.com/citation-style-language/schema/raw/master/csl-citation.json"} </w:instrText>
+        <w:instrText xml:space="preserve"> ADDIN ZOTERO_ITEM CSL_CITATION {"citationID":"X4WpZ5Uj","properties":{"formattedCitation":"\\super 38\\nosupersub{}","plainCitation":"38","noteIndex":0},"citationItems":[{"id":"ZLvQBt2l/VNo9ngRc","uris":["http://zotero.org/groups/5027088/items/3MTDRXM8"],"itemData":{"id":157,"type":"article-journal","abstract":"CellProfiler has enabled the scientific research community to create flexible, modular image analysis pipelines since its release in 2005. Here, we describe CellProfiler 3.0, a new version of the software supporting both whole-volume and plane-wise analysis of three-dimensional (3D) image stacks, increasingly common in biomedical research. CellProfiler’s infrastructure is greatly improved, and we provide a protocol for cloud-based, large-scale image processing. New plugins enable running pretrained deep learning models on images. Designed by and for biologists, CellProfiler equips researchers with powerful computational tools via a well-documented user interface, empowering biologists in all fields to create quantitative, reproducible image analysis workflows.","container-title":"PLOS Biology","DOI":"10.1371/journal.pbio.2005970","ISSN":"1545-7885","issue":"7","journalAbbreviation":"PLOS Biology","language":"en","note":"publisher: Public Library of Science","page":"e2005970","source":"PLoS Journals","title":"CellProfiler 3.0: Next-generation image processing for biology","title-short":"CellProfiler 3.0","volume":"16","author":[{"family":"McQuin","given":"Claire"},{"family":"Goodman","given":"Allen"},{"family":"Chernyshev","given":"Vasiliy"},{"family":"Kamentsky","given":"Lee"},{"family":"Cimini","given":"Beth A."},{"family":"Karhohs","given":"Kyle W."},{"family":"Doan","given":"Minh"},{"family":"Ding","given":"Liya"},{"family":"Rafelski","given":"Susanne M."},{"family":"Thirstrup","given":"Derek"},{"family":"Wiegraebe","given":"Winfried"},{"family":"Singh","given":"Shantanu"},{"family":"Becker","given":"Tim"},{"family":"Caicedo","given":"Juan C."},{"family":"Carpenter","given":"Anne E."}],"issued":{"date-parts":[["2018",7,3]]}}}],"schema":"https://github.com/citation-style-language/schema/raw/master/csl-citation.json"} </w:instrText>
       </w:r>
       <w:r>
         <w:rPr>
@@ -12081,7 +11884,7 @@
           <w:sz w:val="21"/>
           <w:vertAlign w:val="superscript"/>
         </w:rPr>
-        <w:t>34</w:t>
+        <w:t>38</w:t>
       </w:r>
       <w:r>
         <w:rPr>
@@ -12746,7 +12549,7 @@
           <w:szCs w:val="21"/>
           <w:lang w:val="en-US"/>
         </w:rPr>
-        <w:instrText xml:space="preserve"> ADDIN ZOTERO_ITEM CSL_CITATION {"citationID":"MJ9LMpI4","properties":{"formattedCitation":"\\super 45\\nosupersub{}","plainCitation":"45","noteIndex":0},"citationItems":[{"id":787,"uris":["http://zotero.org/groups/5110070/items/74E2SXZ2"],"itemData":{"id":787,"type":"article-journal","abstract":"We introduce Adam, an algorithm for first-order gradient-based optimization of stochastic objective functions, based on adaptive estimates of lower-order moments. The method is straightforward to implement, is computationally efficient, has little memory requirements, is invariant to diagonal rescaling of the gradients, and is well suited for problems that are large in terms of data and/or parameters. The method is also appropriate for non-stationary objectives and problems with very noisy and/or sparse gradients. The hyper-parameters have intuitive interpretations and typically require little tuning. Some connections to related algorithms, on which Adam was inspired, are discussed. We also analyze the theoretical convergence properties of the algorithm and provide a regret bound on the convergence rate that is comparable to the best known results under the online convex optimization framework. Empirical results demonstrate that Adam works well in practice and compares favorably to other stochastic optimization methods. Finally, we discuss AdaMax, a variant of Adam based on the infinity norm.","DOI":"10.48550/ARXIV.1412.6980","license":"arXiv.org perpetual, non-exclusive license","note":"publisher: arXiv\nversion: 9","source":"DOI.org (Datacite)","title":"Adam: A Method for Stochastic Optimization","title-short":"Adam","URL":"https://arxiv.org/abs/1412.6980","author":[{"family":"Kingma","given":"Diederik P."},{"family":"Ba","given":"Jimmy"}],"accessed":{"date-parts":[["2023",7,7]]},"issued":{"date-parts":[["2014"]]}}}],"schema":"https://github.com/citation-style-language/schema/raw/master/csl-citation.json"} </w:instrText>
+        <w:instrText xml:space="preserve"> ADDIN ZOTERO_ITEM CSL_CITATION {"citationID":"MJ9LMpI4","properties":{"formattedCitation":"\\super 45\\nosupersub{}","plainCitation":"45","noteIndex":0},"citationItems":[{"id":787,"uris":["http://zotero.org/groups/5110070/items/74E2SXZ2"],"itemData":{"id":787,"type":"article-journal","abstract":"We introduce Adam, an algorithm for first-order gradient-based optimization of stochastic objective functions, based on adaptive estimates of lower-order moments. The method is straightforward to implement, is computationally efficient, has little memory requirements, is invariant to diagonal rescaling of the gradients, and is well suited for problems that are large in terms of data and/or parameters. The method is also appropriate for non-stationary objectives and problems with very noisy and/or sparse gradients. The hyper-parameters have intuitive interpretations and typically require little tuning. Some connections to related algorithms, on which Adam was inspired, are discussed. We also analyze the theoretical convergence properties of the algorithm and provide a regret bound on the convergence rate that is comparable to the best known results under the online convex optimization framework. Empirical results demonstrate that Adam works well in practice and compares favorably to other stochastic optimization methods. Finally, we discuss AdaMax, a variant of Adam based on the infinity norm.","container-title":"ArXiv (preprint)","license":"arXiv.org perpetual, non-exclusive license","note":"publisher: arXiv\nversion: 9","source":"DOI.org (Datacite)","title":"Adam: A Method for Stochastic Optimization","title-short":"Adam","URL":"https://arxiv.org/abs/1412.6980","author":[{"family":"Kingma","given":"Diederik P."},{"family":"Ba","given":"Jimmy"}],"accessed":{"date-parts":[["2023",7,7]]},"issued":{"date-parts":[["2014"]]}}}],"schema":"https://github.com/citation-style-language/schema/raw/master/csl-citation.json"} </w:instrText>
       </w:r>
       <w:r>
         <w:rPr>
@@ -12795,7 +12598,7 @@
     <w:p>
       <w:pPr>
         <w:rPr>
-          <w:lang w:val="nl-NL"/>
+          <w:lang w:val="en-US"/>
         </w:rPr>
       </w:pPr>
       <m:oMathPara>
@@ -12806,14 +12609,14 @@
             </m:rPr>
             <w:rPr>
               <w:rFonts w:ascii="Cambria Math" w:hAnsi="Cambria Math"/>
-              <w:lang w:val="nl-NL"/>
+              <w:lang w:val="en-US"/>
             </w:rPr>
             <m:t>ELBO</m:t>
           </m:r>
           <m:r>
             <w:rPr>
               <w:rFonts w:ascii="Cambria Math" w:hAnsi="Cambria Math"/>
-              <w:lang w:val="nl-NL"/>
+              <w:lang w:val="en-US"/>
             </w:rPr>
             <m:t>=</m:t>
           </m:r>
@@ -12872,23 +12675,9 @@
               <m:r>
                 <w:rPr>
                   <w:rFonts w:ascii="Cambria Math" w:hAnsi="Cambria Math"/>
-                  <w:lang w:val="nl-NL"/>
-                </w:rPr>
-                <m:t>(</m:t>
-              </m:r>
-              <m:r>
-                <w:rPr>
-                  <w:rFonts w:ascii="Cambria Math" w:hAnsi="Cambria Math"/>
                   <w:lang w:val="en-US"/>
                 </w:rPr>
-                <m:t>θ</m:t>
-              </m:r>
-              <m:r>
-                <w:rPr>
-                  <w:rFonts w:ascii="Cambria Math" w:hAnsi="Cambria Math"/>
-                  <w:lang w:val="nl-NL"/>
-                </w:rPr>
-                <m:t>)</m:t>
+                <m:t>(θ)</m:t>
               </m:r>
             </m:sub>
           </m:sSub>
@@ -12922,7 +12711,7 @@
                     </m:rPr>
                     <w:rPr>
                       <w:rFonts w:ascii="Cambria Math" w:hAnsi="Cambria Math"/>
-                      <w:lang w:val="nl-NL"/>
+                      <w:lang w:val="en-US"/>
                     </w:rPr>
                     <m:t>log</m:t>
                   </m:r>
@@ -12983,28 +12772,7 @@
                       <w:rFonts w:ascii="Cambria Math" w:hAnsi="Cambria Math"/>
                       <w:lang w:val="en-US"/>
                     </w:rPr>
-                    <m:t>x</m:t>
-                  </m:r>
-                  <m:r>
-                    <w:rPr>
-                      <w:rFonts w:ascii="Cambria Math" w:hAnsi="Cambria Math"/>
-                      <w:lang w:val="nl-NL"/>
-                    </w:rPr>
-                    <m:t xml:space="preserve">, </m:t>
-                  </m:r>
-                  <m:r>
-                    <w:rPr>
-                      <w:rFonts w:ascii="Cambria Math" w:hAnsi="Cambria Math"/>
-                      <w:lang w:val="en-US"/>
-                    </w:rPr>
-                    <m:t>θ</m:t>
-                  </m:r>
-                  <m:r>
-                    <w:rPr>
-                      <w:rFonts w:ascii="Cambria Math" w:hAnsi="Cambria Math"/>
-                      <w:lang w:val="nl-NL"/>
-                    </w:rPr>
-                    <m:t>)</m:t>
+                    <m:t>x, θ)</m:t>
                   </m:r>
                 </m:e>
               </m:func>
@@ -13013,7 +12781,7 @@
           <m:r>
             <w:rPr>
               <w:rFonts w:ascii="Cambria Math" w:hAnsi="Cambria Math"/>
-              <w:lang w:val="nl-NL"/>
+              <w:lang w:val="en-US"/>
             </w:rPr>
             <m:t>-</m:t>
           </m:r>
@@ -13023,14 +12791,14 @@
             </m:rPr>
             <w:rPr>
               <w:rFonts w:ascii="Cambria Math" w:hAnsi="Cambria Math"/>
-              <w:lang w:val="nl-NL"/>
+              <w:lang w:val="en-US"/>
             </w:rPr>
             <m:t>KL</m:t>
           </m:r>
           <m:r>
             <w:rPr>
               <w:rFonts w:ascii="Cambria Math" w:hAnsi="Cambria Math"/>
-              <w:lang w:val="nl-NL"/>
+              <w:lang w:val="en-US"/>
             </w:rPr>
             <m:t>(</m:t>
           </m:r>
@@ -13073,9 +12841,23 @@
           <m:r>
             <w:rPr>
               <w:rFonts w:ascii="Cambria Math" w:hAnsi="Cambria Math"/>
+              <w:lang w:val="en-US"/>
+            </w:rPr>
+            <m:t>(</m:t>
+          </m:r>
+          <m:r>
+            <w:rPr>
+              <w:rFonts w:ascii="Cambria Math" w:hAnsi="Cambria Math"/>
               <w:lang w:val="nl-NL"/>
             </w:rPr>
-            <m:t>(θ) |</m:t>
+            <m:t>θ</m:t>
+          </m:r>
+          <m:r>
+            <w:rPr>
+              <w:rFonts w:ascii="Cambria Math" w:hAnsi="Cambria Math"/>
+              <w:lang w:val="en-US"/>
+            </w:rPr>
+            <m:t>) |</m:t>
           </m:r>
           <m:d>
             <m:dPr>
@@ -13103,9 +12885,16 @@
                   <m:r>
                     <w:rPr>
                       <w:rFonts w:ascii="Cambria Math" w:hAnsi="Cambria Math"/>
+                      <w:lang w:val="en-US"/>
+                    </w:rPr>
+                    <m:t xml:space="preserve"> </m:t>
+                  </m:r>
+                  <m:r>
+                    <w:rPr>
+                      <w:rFonts w:ascii="Cambria Math" w:hAnsi="Cambria Math"/>
                       <w:lang w:val="nl-NL"/>
                     </w:rPr>
-                    <m:t xml:space="preserve"> p</m:t>
+                    <m:t>p</m:t>
                   </m:r>
                 </m:e>
                 <m:sub>
@@ -13143,7 +12932,7 @@
           <m:r>
             <w:rPr>
               <w:rFonts w:ascii="Cambria Math" w:hAnsi="Cambria Math"/>
-              <w:lang w:val="nl-NL"/>
+              <w:lang w:val="en-US"/>
             </w:rPr>
             <m:t>,         (1)</m:t>
           </m:r>
@@ -13342,7 +13131,7 @@
           <w:szCs w:val="21"/>
           <w:lang w:val="en-US"/>
         </w:rPr>
-        <w:instrText xml:space="preserve"> ADDIN ZOTERO_ITEM CSL_CITATION {"citationID":"q2jhtlmO","properties":{"formattedCitation":"\\super 47\\nosupersub{}","plainCitation":"47","noteIndex":0},"citationItems":[{"id":796,"uris":["http://zotero.org/groups/5110070/items/7LWPUCTR"],"itemData":{"id":796,"type":"paper-conference","container-title":"Proceedings of the 22nd ACM SIGKDD International Conference on Knowledge Discovery and Data Mining","DOI":"10.1145/2939672.2939785","event-place":"San Francisco California USA","event-title":"KDD '16: The 22nd ACM SIGKDD International Conference on Knowledge Discovery and Data Mining","ISBN":"978-1-4503-4232-2","language":"en","page":"785-794","publisher":"ACM","publisher-place":"San Francisco California USA","source":"DOI.org (Crossref)","title":"XGBoost: A Scalable Tree Boosting System","title-short":"XGBoost","URL":"https://dl.acm.org/doi/10.1145/2939672.2939785","author":[{"family":"Chen","given":"Tianqi"},{"family":"Guestrin","given":"Carlos"}],"accessed":{"date-parts":[["2023",7,7]]},"issued":{"date-parts":[["2016",8,13]]}}}],"schema":"https://github.com/citation-style-language/schema/raw/master/csl-citation.json"} </w:instrText>
+        <w:instrText xml:space="preserve"> ADDIN ZOTERO_ITEM CSL_CITATION {"citationID":"q2jhtlmO","properties":{"formattedCitation":"\\super 47\\nosupersub{}","plainCitation":"47","noteIndex":0},"citationItems":[{"id":796,"uris":["http://zotero.org/groups/5110070/items/7LWPUCTR"],"itemData":{"id":796,"type":"article-journal","container-title":"Proceedings of the 22nd ACM SIGKDD International Conference on Knowledge Discovery and Data Mining","language":"en","source":"DOI.org (Crossref)","title":"XGBoost: A Scalable Tree Boosting System","title-short":"XGBoost","URL":"https://dl.acm.org/doi/10.1145/2939672.2939785","author":[{"family":"Chen","given":"Tianqi"},{"family":"Guestrin","given":"Carlos"}],"accessed":{"date-parts":[["2023",7,7]]},"issued":{"date-parts":[["2016",8,13]]}}}],"schema":"https://github.com/citation-style-language/schema/raw/master/csl-citation.json"} </w:instrText>
       </w:r>
       <w:r>
         <w:rPr>
@@ -15429,7 +15218,7 @@
           <w:szCs w:val="21"/>
           <w:lang w:val="en-US"/>
         </w:rPr>
-        <w:instrText xml:space="preserve"> ADDIN ZOTERO_ITEM CSL_CITATION {"citationID":"ycZXeHOk","properties":{"formattedCitation":"\\super 48\\nosupersub{}","plainCitation":"48","noteIndex":0},"citationItems":[{"id":789,"uris":["http://zotero.org/groups/5110070/items/9LFWTHI8"],"itemData":{"id":789,"type":"article-journal","abstract":"We study the problem of reducing the amount of labeled training data required to train supervised classification models. We approach it by leveraging Active Learning, through sequential selection of examples which benefit the model most. Selecting examples one by one is not practical for the amount of training examples required by the modern Deep Learning models. We consider the mini-batch Active Learning setting, where several examples are selected at once. We present an approach which takes into account both informativeness of the examples for the model, as well as the diversity of the examples in a mini-batch. By using the well studied K-means clustering algorithm, this approach scales better than the previously proposed approaches, and achieves comparable or better performance.","DOI":"10.48550/ARXIV.1901.05954","license":"arXiv.org perpetual, non-exclusive license","note":"publisher: arXiv\nversion: 1","source":"DOI.org (Datacite)","title":"Diverse mini-batch Active Learning","URL":"https://arxiv.org/abs/1901.05954","author":[{"family":"Zhdanov","given":"Fedor"}],"accessed":{"date-parts":[["2023",7,7]]},"issued":{"date-parts":[["2019"]]}}}],"schema":"https://github.com/citation-style-language/schema/raw/master/csl-citation.json"} </w:instrText>
+        <w:instrText xml:space="preserve"> ADDIN ZOTERO_ITEM CSL_CITATION {"citationID":"ycZXeHOk","properties":{"formattedCitation":"\\super 48\\nosupersub{}","plainCitation":"48","noteIndex":0},"citationItems":[{"id":789,"uris":["http://zotero.org/groups/5110070/items/9LFWTHI8"],"itemData":{"id":789,"type":"article-journal","abstract":"We study the problem of reducing the amount of labeled training data required to train supervised classification models. We approach it by leveraging Active Learning, through sequential selection of examples which benefit the model most. Selecting examples one by one is not practical for the amount of training examples required by the modern Deep Learning models. We consider the mini-batch Active Learning setting, where several examples are selected at once. We present an approach which takes into account both informativeness of the examples for the model, as well as the diversity of the examples in a mini-batch. By using the well studied K-means clustering algorithm, this approach scales better than the previously proposed approaches, and achieves comparable or better performance.","container-title":"ArXiv (preprint)","license":"arXiv.org perpetual, non-exclusive license","source":"DOI.org (Datacite)","title":"Diverse mini-batch Active Learning","URL":"https://arxiv.org/abs/1901.05954","author":[{"family":"Zhdanov","given":"Fedor"}],"accessed":{"date-parts":[["2023",7,7]]},"issued":{"date-parts":[["2019"]]}}}],"schema":"https://github.com/citation-style-language/schema/raw/master/csl-citation.json"} </w:instrText>
       </w:r>
       <w:r>
         <w:rPr>
@@ -51103,7 +50892,7 @@
           <w:szCs w:val="20"/>
           <w:lang w:val="en-US"/>
         </w:rPr>
-        <w:instrText xml:space="preserve"> ADDIN ZOTERO_ITEM CSL_CITATION {"citationID":"uNFjj40w","properties":{"formattedCitation":"\\super 25\\nosupersub{}","plainCitation":"25","noteIndex":0},"citationItems":[{"id":817,"uris":["http://zotero.org/groups/5110070/items/55DPFUHB"],"itemData":{"id":817,"type":"article-journal","abstract":"How many nanoparticles are taken up by human cells is a key question for many applications, both within medicine and safety. While many methods have been developed and applied to this question, microscopy-based methods present some unique advantages. However, the laborious nature of microscopy, in particular the consequent image analysis, remains a bottleneck. Automated image analysis has been pursued to remedy this situation, but offers its own challenges. Here we tested the recently developed deep-learning based cell identification algorithm Cellpose on fluorescence microscopy images of HeLa cells. We found that the algorithm performed very well, and hence developed a workflow that allowed us to acquire, and analyse, thousands of cells in a relatively modest amount of time, without sacrificing cell identification accuracy. We subsequently tested the workflow on images of cells exposed to fluorescently-labelled polystyrene nanoparticles. This dataset was then used to study the relationship between cell size and nanoparticle uptake, a subject where high-throughput microscopy is of particular utility.","container-title":"Frontiers in Nanotechnology","ISSN":"2673-3013","source":"Frontiers","title":"Following nanoparticle uptake by cells using high-throughput microscopy and the deep-learning based cell identification algorithm Cellpose","URL":"https://www.frontiersin.org/articles/10.3389/fnano.2023.1181362","volume":"5","author":[{"family":"Yang","given":"Boxuan"},{"family":"Richards","given":"Ceri J."},{"family":"Gandek","given":"Timea B."},{"family":"Boer","given":"Isa","non-dropping-particle":"de"},{"family":"Aguirre-Zuazo","given":"Itxaso"},{"family":"Niemeijer","given":"Else"},{"family":"Åberg","given":"Christoffer"}],"accessed":{"date-parts":[["2023",7,10]]},"issued":{"date-parts":[["2023"]]}}}],"schema":"https://github.com/citation-style-language/schema/raw/master/csl-citation.json"} </w:instrText>
+        <w:instrText xml:space="preserve"> ADDIN ZOTERO_ITEM CSL_CITATION {"citationID":"uNFjj40w","properties":{"formattedCitation":"\\super 25\\nosupersub{}","plainCitation":"25","noteIndex":0},"citationItems":[{"id":817,"uris":["http://zotero.org/groups/5110070/items/55DPFUHB"],"itemData":{"id":817,"type":"article-journal","abstract":"How many nanoparticles are taken up by human cells is a key question for many applications, both within medicine and safety. While many methods have been developed and applied to this question, microscopy-based methods present some unique advantages. However, the laborious nature of microscopy, in particular the consequent image analysis, remains a bottleneck. Automated image analysis has been pursued to remedy this situation, but offers its own challenges. Here we tested the recently developed deep-learning based cell identification algorithm Cellpose on fluorescence microscopy images of HeLa cells. We found that the algorithm performed very well, and hence developed a workflow that allowed us to acquire, and analyse, thousands of cells in a relatively modest amount of time, without sacrificing cell identification accuracy. We subsequently tested the workflow on images of cells exposed to fluorescently-labelled polystyrene nanoparticles. This dataset was then used to study the relationship between cell size and nanoparticle uptake, a subject where high-throughput microscopy is of particular utility.","container-title":"Frontiers in Nanotechnology","ISSN":"2673-3013","page":"1181362","source":"Frontiers","title":"Following nanoparticle uptake by cells using high-throughput microscopy and the deep-learning based cell identification algorithm Cellpose","volume":"5","author":[{"family":"Yang","given":"Boxuan"},{"family":"Richards","given":"Ceri J."},{"family":"Gandek","given":"Timea B."},{"family":"Boer","given":"Isa","non-dropping-particle":"de"},{"family":"Aguirre-Zuazo","given":"Itxaso"},{"family":"Niemeijer","given":"Else"},{"family":"Åberg","given":"Christoffer"}],"issued":{"date-parts":[["2023"]]}}}],"schema":"https://github.com/citation-style-language/schema/raw/master/csl-citation.json"} </w:instrText>
       </w:r>
       <w:r>
         <w:rPr>
@@ -51164,7 +50953,7 @@
           <w:lang w:val="en-US"/>
         </w:rPr>
         <w:drawing>
-          <wp:inline distT="0" distB="0" distL="0" distR="0" wp14:anchorId="0CE1053A" wp14:editId="3A2C4583">
+          <wp:inline distT="0" distB="0" distL="0" distR="0" wp14:anchorId="0CE1053A" wp14:editId="704E968C">
             <wp:extent cx="4681728" cy="1755648"/>
             <wp:effectExtent l="0" t="0" r="5080" b="0"/>
             <wp:docPr id="1125659502" name="Picture 10"/>
@@ -51860,363 +51649,295 @@
     <w:p>
       <w:pPr>
         <w:pStyle w:val="Bibliography"/>
-        <w:spacing w:line="276" w:lineRule="auto"/>
+        <w:rPr>
+          <w:sz w:val="20"/>
+        </w:rPr>
+      </w:pPr>
+      <w:r>
         <w:rPr>
           <w:sz w:val="20"/>
           <w:szCs w:val="20"/>
         </w:rPr>
-      </w:pPr>
+        <w:fldChar w:fldCharType="begin"/>
+      </w:r>
       <w:r>
         <w:rPr>
           <w:sz w:val="20"/>
           <w:szCs w:val="20"/>
         </w:rPr>
-        <w:fldChar w:fldCharType="begin"/>
+        <w:instrText xml:space="preserve"> ADDIN ZOTERO_BIBL {"uncited":[],"omitted":[],"custom":[]} CSL_BIBLIOGRAPHY </w:instrText>
       </w:r>
       <w:r>
         <w:rPr>
           <w:sz w:val="20"/>
           <w:szCs w:val="20"/>
         </w:rPr>
-        <w:instrText xml:space="preserve"> ADDIN ZOTERO_BIBL {"uncited":[],"omitted":[],"custom":[]} CSL_BIBLIOGRAPHY </w:instrText>
-      </w:r>
-      <w:r>
-        <w:rPr>
-          <w:sz w:val="20"/>
-          <w:szCs w:val="20"/>
-        </w:rPr>
         <w:fldChar w:fldCharType="separate"/>
       </w:r>
       <w:r>
         <w:rPr>
           <w:sz w:val="20"/>
-          <w:szCs w:val="20"/>
         </w:rPr>
         <w:t>1.</w:t>
       </w:r>
       <w:r>
         <w:rPr>
           <w:sz w:val="20"/>
-          <w:szCs w:val="20"/>
         </w:rPr>
         <w:tab/>
-        <w:t xml:space="preserve">Reker, D. &amp; Schneider, G. Active-learning strategies in computer-assisted drug discovery. </w:t>
+        <w:t xml:space="preserve">Active-learning strategies in computer-assisted drug discovery. Reker, D. &amp; Schneider, G. </w:t>
       </w:r>
       <w:r>
         <w:rPr>
           <w:i/>
           <w:iCs/>
           <w:sz w:val="20"/>
-          <w:szCs w:val="20"/>
         </w:rPr>
         <w:t>Drug Discovery Today</w:t>
       </w:r>
       <w:r>
         <w:rPr>
           <w:sz w:val="20"/>
-          <w:szCs w:val="20"/>
-        </w:rPr>
-        <w:t xml:space="preserve"> </w:t>
-      </w:r>
-      <w:r>
-        <w:rPr>
-          <w:b/>
-          <w:bCs/>
-          <w:sz w:val="20"/>
-          <w:szCs w:val="20"/>
-        </w:rPr>
-        <w:t>20</w:t>
-      </w:r>
-      <w:r>
-        <w:rPr>
-          <w:sz w:val="20"/>
-          <w:szCs w:val="20"/>
-        </w:rPr>
-        <w:t>, 458–465 (2015).</w:t>
+        </w:rPr>
+        <w:t>, vol. 20, page 458–465, 2015.</w:t>
       </w:r>
     </w:p>
     <w:p>
       <w:pPr>
         <w:pStyle w:val="Bibliography"/>
-        <w:spacing w:line="276" w:lineRule="auto"/>
-        <w:rPr>
-          <w:sz w:val="20"/>
-          <w:szCs w:val="20"/>
-        </w:rPr>
-      </w:pPr>
-      <w:r>
-        <w:rPr>
-          <w:sz w:val="20"/>
-          <w:szCs w:val="20"/>
+        <w:rPr>
+          <w:sz w:val="20"/>
+        </w:rPr>
+      </w:pPr>
+      <w:r>
+        <w:rPr>
+          <w:sz w:val="20"/>
         </w:rPr>
         <w:t>2.</w:t>
       </w:r>
       <w:r>
         <w:rPr>
           <w:sz w:val="20"/>
-          <w:szCs w:val="20"/>
         </w:rPr>
         <w:tab/>
-        <w:t xml:space="preserve">Reker, D. Practical considerations for active machine learning in drug discovery. </w:t>
+        <w:t xml:space="preserve">Practical considerations for active machine learning in drug discovery. Reker, D. </w:t>
       </w:r>
       <w:r>
         <w:rPr>
           <w:i/>
           <w:iCs/>
           <w:sz w:val="20"/>
-          <w:szCs w:val="20"/>
         </w:rPr>
         <w:t>Drug Discovery Today: Technologies</w:t>
       </w:r>
       <w:r>
         <w:rPr>
           <w:sz w:val="20"/>
-          <w:szCs w:val="20"/>
-        </w:rPr>
-        <w:t xml:space="preserve"> </w:t>
-      </w:r>
-      <w:r>
-        <w:rPr>
-          <w:b/>
-          <w:bCs/>
-          <w:sz w:val="20"/>
-          <w:szCs w:val="20"/>
-        </w:rPr>
-        <w:t>32–33</w:t>
-      </w:r>
-      <w:r>
-        <w:rPr>
-          <w:sz w:val="20"/>
-          <w:szCs w:val="20"/>
-        </w:rPr>
-        <w:t>, 73–79 (2019).</w:t>
+        </w:rPr>
+        <w:t>, vol. 32–33, page 73–79, 2019.</w:t>
       </w:r>
     </w:p>
     <w:p>
       <w:pPr>
         <w:pStyle w:val="Bibliography"/>
-        <w:spacing w:line="276" w:lineRule="auto"/>
-        <w:rPr>
-          <w:sz w:val="20"/>
-          <w:szCs w:val="20"/>
-        </w:rPr>
-      </w:pPr>
-      <w:r>
-        <w:rPr>
-          <w:sz w:val="20"/>
-          <w:szCs w:val="20"/>
+        <w:rPr>
+          <w:sz w:val="20"/>
+        </w:rPr>
+      </w:pPr>
+      <w:r>
+        <w:rPr>
+          <w:sz w:val="20"/>
         </w:rPr>
         <w:t>3.</w:t>
       </w:r>
       <w:r>
         <w:rPr>
           <w:sz w:val="20"/>
-          <w:szCs w:val="20"/>
         </w:rPr>
         <w:tab/>
-        <w:t xml:space="preserve">Nahal, Y. </w:t>
+        <w:t xml:space="preserve">Human-in-the-loop active learning for goal-oriented molecule generation. Nahal, Y. </w:t>
       </w:r>
       <w:r>
         <w:rPr>
           <w:i/>
           <w:iCs/>
           <w:sz w:val="20"/>
-          <w:szCs w:val="20"/>
         </w:rPr>
         <w:t>et al.</w:t>
       </w:r>
       <w:r>
         <w:rPr>
           <w:sz w:val="20"/>
-          <w:szCs w:val="20"/>
-        </w:rPr>
-        <w:t xml:space="preserve"> Human-in-the-loop active learning for goal-oriented molecule generation. </w:t>
+        </w:rPr>
+        <w:t xml:space="preserve"> </w:t>
       </w:r>
       <w:r>
         <w:rPr>
           <w:i/>
           <w:iCs/>
           <w:sz w:val="20"/>
-          <w:szCs w:val="20"/>
-        </w:rPr>
-        <w:t>J Cheminform</w:t>
-      </w:r>
-      <w:r>
-        <w:rPr>
-          <w:sz w:val="20"/>
-          <w:szCs w:val="20"/>
-        </w:rPr>
-        <w:t xml:space="preserve"> </w:t>
-      </w:r>
-      <w:r>
-        <w:rPr>
-          <w:b/>
-          <w:bCs/>
-          <w:sz w:val="20"/>
-          <w:szCs w:val="20"/>
-        </w:rPr>
-        <w:t>16</w:t>
-      </w:r>
-      <w:r>
-        <w:rPr>
-          <w:sz w:val="20"/>
-          <w:szCs w:val="20"/>
-        </w:rPr>
-        <w:t>, 138 (2024).</w:t>
+        </w:rPr>
+        <w:t>Journal of Cheminformatics</w:t>
+      </w:r>
+      <w:r>
+        <w:rPr>
+          <w:sz w:val="20"/>
+        </w:rPr>
+        <w:t>, vol. 16, page 138, 2024.</w:t>
       </w:r>
     </w:p>
     <w:p>
       <w:pPr>
         <w:pStyle w:val="Bibliography"/>
-        <w:spacing w:line="276" w:lineRule="auto"/>
-        <w:rPr>
-          <w:sz w:val="20"/>
-          <w:szCs w:val="20"/>
-        </w:rPr>
-      </w:pPr>
-      <w:r>
-        <w:rPr>
-          <w:sz w:val="20"/>
-          <w:szCs w:val="20"/>
+        <w:rPr>
+          <w:sz w:val="20"/>
+        </w:rPr>
+      </w:pPr>
+      <w:r>
+        <w:rPr>
+          <w:sz w:val="20"/>
         </w:rPr>
         <w:t>4.</w:t>
       </w:r>
       <w:r>
         <w:rPr>
           <w:sz w:val="20"/>
-          <w:szCs w:val="20"/>
         </w:rPr>
         <w:tab/>
-        <w:t xml:space="preserve">Pelaz, B. </w:t>
+        <w:t xml:space="preserve">Diverse Applications of Nanomedicine. </w:t>
+      </w:r>
+      <w:proofErr w:type="spellStart"/>
+      <w:r>
+        <w:rPr>
+          <w:sz w:val="20"/>
+        </w:rPr>
+        <w:t>Pelaz</w:t>
+      </w:r>
+      <w:proofErr w:type="spellEnd"/>
+      <w:r>
+        <w:rPr>
+          <w:sz w:val="20"/>
+        </w:rPr>
+        <w:t xml:space="preserve">, B. </w:t>
       </w:r>
       <w:r>
         <w:rPr>
           <w:i/>
           <w:iCs/>
           <w:sz w:val="20"/>
-          <w:szCs w:val="20"/>
         </w:rPr>
         <w:t>et al.</w:t>
       </w:r>
       <w:r>
         <w:rPr>
           <w:sz w:val="20"/>
-          <w:szCs w:val="20"/>
-        </w:rPr>
-        <w:t xml:space="preserve"> Diverse Applications of Nanomedicine. </w:t>
+        </w:rPr>
+        <w:t xml:space="preserve"> </w:t>
       </w:r>
       <w:r>
         <w:rPr>
           <w:i/>
           <w:iCs/>
           <w:sz w:val="20"/>
-          <w:szCs w:val="20"/>
         </w:rPr>
         <w:t>ACS Nano</w:t>
       </w:r>
       <w:r>
         <w:rPr>
           <w:sz w:val="20"/>
-          <w:szCs w:val="20"/>
-        </w:rPr>
-        <w:t xml:space="preserve"> </w:t>
-      </w:r>
-      <w:r>
-        <w:rPr>
-          <w:b/>
-          <w:bCs/>
-          <w:sz w:val="20"/>
-          <w:szCs w:val="20"/>
-        </w:rPr>
-        <w:t>11</w:t>
-      </w:r>
-      <w:r>
-        <w:rPr>
-          <w:sz w:val="20"/>
-          <w:szCs w:val="20"/>
-        </w:rPr>
-        <w:t>, 2313–2381 (2017).</w:t>
+        </w:rPr>
+        <w:t>, vol. 11, page 2313–2381, 2017.</w:t>
       </w:r>
     </w:p>
     <w:p>
       <w:pPr>
         <w:pStyle w:val="Bibliography"/>
-        <w:spacing w:line="276" w:lineRule="auto"/>
-        <w:rPr>
-          <w:sz w:val="20"/>
-          <w:szCs w:val="20"/>
-        </w:rPr>
-      </w:pPr>
-      <w:r>
-        <w:rPr>
-          <w:sz w:val="20"/>
-          <w:szCs w:val="20"/>
+        <w:rPr>
+          <w:sz w:val="20"/>
+        </w:rPr>
+      </w:pPr>
+      <w:r>
+        <w:rPr>
+          <w:sz w:val="20"/>
         </w:rPr>
         <w:t>5.</w:t>
       </w:r>
       <w:r>
         <w:rPr>
           <w:sz w:val="20"/>
-          <w:szCs w:val="20"/>
         </w:rPr>
         <w:tab/>
-        <w:t xml:space="preserve">Murar, M., Albertazzi, L. &amp; Pujals, S. Advanced Optical Imaging-Guided Nanotheranostics towards Personalized Cancer Drug Delivery. </w:t>
+        <w:t xml:space="preserve">Advanced Optical Imaging-Guided </w:t>
+      </w:r>
+      <w:proofErr w:type="spellStart"/>
+      <w:r>
+        <w:rPr>
+          <w:sz w:val="20"/>
+        </w:rPr>
+        <w:t>Nanotheranostics</w:t>
+      </w:r>
+      <w:proofErr w:type="spellEnd"/>
+      <w:r>
+        <w:rPr>
+          <w:sz w:val="20"/>
+        </w:rPr>
+        <w:t xml:space="preserve"> towards Personalized Cancer Drug Delivery. Murar, M., </w:t>
+      </w:r>
+      <w:proofErr w:type="spellStart"/>
+      <w:r>
+        <w:rPr>
+          <w:sz w:val="20"/>
+        </w:rPr>
+        <w:t>Albertazzi</w:t>
+      </w:r>
+      <w:proofErr w:type="spellEnd"/>
+      <w:r>
+        <w:rPr>
+          <w:sz w:val="20"/>
+        </w:rPr>
+        <w:t xml:space="preserve">, L. &amp; Pujals, S. </w:t>
       </w:r>
       <w:r>
         <w:rPr>
           <w:i/>
           <w:iCs/>
           <w:sz w:val="20"/>
-          <w:szCs w:val="20"/>
-        </w:rPr>
-        <w:t>Nanomaterials (Basel)</w:t>
-      </w:r>
-      <w:r>
-        <w:rPr>
-          <w:sz w:val="20"/>
-          <w:szCs w:val="20"/>
-        </w:rPr>
-        <w:t xml:space="preserve"> </w:t>
-      </w:r>
-      <w:r>
-        <w:rPr>
-          <w:b/>
-          <w:bCs/>
-          <w:sz w:val="20"/>
-          <w:szCs w:val="20"/>
-        </w:rPr>
-        <w:t>12</w:t>
-      </w:r>
-      <w:r>
-        <w:rPr>
-          <w:sz w:val="20"/>
-          <w:szCs w:val="20"/>
-        </w:rPr>
-        <w:t>, 399 (2022).</w:t>
+        </w:rPr>
+        <w:t>Nanomaterials</w:t>
+      </w:r>
+      <w:r>
+        <w:rPr>
+          <w:sz w:val="20"/>
+        </w:rPr>
+        <w:t>, vol. 12, page 399, 2022.</w:t>
       </w:r>
     </w:p>
     <w:p>
       <w:pPr>
         <w:pStyle w:val="Bibliography"/>
-        <w:spacing w:line="276" w:lineRule="auto"/>
-        <w:rPr>
-          <w:sz w:val="20"/>
-          <w:szCs w:val="20"/>
-        </w:rPr>
-      </w:pPr>
-      <w:r>
-        <w:rPr>
-          <w:sz w:val="20"/>
-          <w:szCs w:val="20"/>
+        <w:rPr>
+          <w:sz w:val="20"/>
+          <w:lang w:val="nl-NL"/>
+        </w:rPr>
+      </w:pPr>
+      <w:r>
+        <w:rPr>
+          <w:sz w:val="20"/>
         </w:rPr>
         <w:t>6.</w:t>
       </w:r>
       <w:r>
         <w:rPr>
           <w:sz w:val="20"/>
-          <w:szCs w:val="20"/>
         </w:rPr>
         <w:tab/>
+        <w:t xml:space="preserve">Emerging vaccine nanotechnology: From defense against infection to sniping cancer. </w:t>
+      </w:r>
+      <w:r>
+        <w:rPr>
+          <w:sz w:val="20"/>
+          <w:lang w:val="nl-NL"/>
+        </w:rPr>
         <w:t xml:space="preserve">Feng, C. </w:t>
       </w:r>
       <w:r>
@@ -52224,535 +51945,390 @@
           <w:i/>
           <w:iCs/>
           <w:sz w:val="20"/>
-          <w:szCs w:val="20"/>
+          <w:lang w:val="nl-NL"/>
         </w:rPr>
         <w:t>et al.</w:t>
       </w:r>
       <w:r>
         <w:rPr>
           <w:sz w:val="20"/>
-          <w:szCs w:val="20"/>
-        </w:rPr>
-        <w:t xml:space="preserve"> Emerging vaccine nanotechnology: From defense against infection to sniping cancer. </w:t>
+          <w:lang w:val="nl-NL"/>
+        </w:rPr>
+        <w:t xml:space="preserve"> </w:t>
       </w:r>
       <w:r>
         <w:rPr>
           <w:i/>
           <w:iCs/>
           <w:sz w:val="20"/>
-          <w:szCs w:val="20"/>
+          <w:lang w:val="nl-NL"/>
         </w:rPr>
         <w:t>Acta Pharmaceutica Sinica B</w:t>
       </w:r>
       <w:r>
         <w:rPr>
           <w:sz w:val="20"/>
-          <w:szCs w:val="20"/>
-        </w:rPr>
-        <w:t xml:space="preserve"> </w:t>
-      </w:r>
-      <w:r>
-        <w:rPr>
-          <w:b/>
-          <w:bCs/>
-          <w:sz w:val="20"/>
-          <w:szCs w:val="20"/>
-        </w:rPr>
-        <w:t>12</w:t>
-      </w:r>
-      <w:r>
-        <w:rPr>
-          <w:sz w:val="20"/>
-          <w:szCs w:val="20"/>
-        </w:rPr>
-        <w:t>, 2206–2223 (2022).</w:t>
+          <w:lang w:val="nl-NL"/>
+        </w:rPr>
+        <w:t>, vol. 12, page 2206–2223, 2022.</w:t>
       </w:r>
     </w:p>
     <w:p>
       <w:pPr>
         <w:pStyle w:val="Bibliography"/>
-        <w:spacing w:line="276" w:lineRule="auto"/>
-        <w:rPr>
-          <w:sz w:val="20"/>
-          <w:szCs w:val="20"/>
-        </w:rPr>
-      </w:pPr>
-      <w:r>
-        <w:rPr>
-          <w:sz w:val="20"/>
-          <w:szCs w:val="20"/>
+        <w:rPr>
+          <w:sz w:val="20"/>
+        </w:rPr>
+      </w:pPr>
+      <w:r>
+        <w:rPr>
+          <w:sz w:val="20"/>
         </w:rPr>
         <w:t>7.</w:t>
       </w:r>
       <w:r>
         <w:rPr>
           <w:sz w:val="20"/>
-          <w:szCs w:val="20"/>
         </w:rPr>
         <w:tab/>
-        <w:t xml:space="preserve">Nam, J. </w:t>
+        <w:t xml:space="preserve">Cancer nanomedicine for combination cancer immunotherapy. Nam, J. </w:t>
       </w:r>
       <w:r>
         <w:rPr>
           <w:i/>
           <w:iCs/>
           <w:sz w:val="20"/>
-          <w:szCs w:val="20"/>
         </w:rPr>
         <w:t>et al.</w:t>
       </w:r>
       <w:r>
         <w:rPr>
           <w:sz w:val="20"/>
-          <w:szCs w:val="20"/>
-        </w:rPr>
-        <w:t xml:space="preserve"> Cancer nanomedicine for combination cancer immunotherapy. </w:t>
+        </w:rPr>
+        <w:t xml:space="preserve"> </w:t>
       </w:r>
       <w:r>
         <w:rPr>
           <w:i/>
           <w:iCs/>
           <w:sz w:val="20"/>
-          <w:szCs w:val="20"/>
-        </w:rPr>
-        <w:t>Nat Rev Mater</w:t>
-      </w:r>
-      <w:r>
-        <w:rPr>
-          <w:sz w:val="20"/>
-          <w:szCs w:val="20"/>
-        </w:rPr>
-        <w:t xml:space="preserve"> </w:t>
-      </w:r>
-      <w:r>
-        <w:rPr>
-          <w:b/>
-          <w:bCs/>
-          <w:sz w:val="20"/>
-          <w:szCs w:val="20"/>
-        </w:rPr>
-        <w:t>4</w:t>
-      </w:r>
-      <w:r>
-        <w:rPr>
-          <w:sz w:val="20"/>
-          <w:szCs w:val="20"/>
-        </w:rPr>
-        <w:t>, 398–414 (2019).</w:t>
+        </w:rPr>
+        <w:t>Nature Reviews Materials</w:t>
+      </w:r>
+      <w:r>
+        <w:rPr>
+          <w:sz w:val="20"/>
+        </w:rPr>
+        <w:t>, vol. 4, page 398–414, 2019.</w:t>
       </w:r>
     </w:p>
     <w:p>
       <w:pPr>
         <w:pStyle w:val="Bibliography"/>
-        <w:spacing w:line="276" w:lineRule="auto"/>
-        <w:rPr>
-          <w:sz w:val="20"/>
-          <w:szCs w:val="20"/>
-        </w:rPr>
-      </w:pPr>
-      <w:r>
-        <w:rPr>
-          <w:sz w:val="20"/>
-          <w:szCs w:val="20"/>
+        <w:rPr>
+          <w:sz w:val="20"/>
+        </w:rPr>
+      </w:pPr>
+      <w:r>
+        <w:rPr>
+          <w:sz w:val="20"/>
         </w:rPr>
         <w:t>8.</w:t>
       </w:r>
       <w:r>
         <w:rPr>
           <w:sz w:val="20"/>
-          <w:szCs w:val="20"/>
         </w:rPr>
         <w:tab/>
-        <w:t xml:space="preserve">Mitchell, M. J. </w:t>
+        <w:t xml:space="preserve">Engineering precision nanoparticles for drug delivery. Mitchell, M. J. </w:t>
       </w:r>
       <w:r>
         <w:rPr>
           <w:i/>
           <w:iCs/>
           <w:sz w:val="20"/>
-          <w:szCs w:val="20"/>
         </w:rPr>
         <w:t>et al.</w:t>
       </w:r>
       <w:r>
         <w:rPr>
           <w:sz w:val="20"/>
-          <w:szCs w:val="20"/>
-        </w:rPr>
-        <w:t xml:space="preserve"> Engineering precision nanoparticles for drug delivery. </w:t>
+        </w:rPr>
+        <w:t xml:space="preserve"> </w:t>
       </w:r>
       <w:r>
         <w:rPr>
           <w:i/>
           <w:iCs/>
           <w:sz w:val="20"/>
-          <w:szCs w:val="20"/>
-        </w:rPr>
-        <w:t>Nat Rev Drug Discov</w:t>
-      </w:r>
-      <w:r>
-        <w:rPr>
-          <w:sz w:val="20"/>
-          <w:szCs w:val="20"/>
-        </w:rPr>
-        <w:t xml:space="preserve"> </w:t>
-      </w:r>
-      <w:r>
-        <w:rPr>
-          <w:b/>
-          <w:bCs/>
-          <w:sz w:val="20"/>
-          <w:szCs w:val="20"/>
-        </w:rPr>
-        <w:t>20</w:t>
-      </w:r>
-      <w:r>
-        <w:rPr>
-          <w:sz w:val="20"/>
-          <w:szCs w:val="20"/>
-        </w:rPr>
-        <w:t>, 101–124 (2021).</w:t>
+        </w:rPr>
+        <w:t>Nature Reviews Drug Discovery</w:t>
+      </w:r>
+      <w:r>
+        <w:rPr>
+          <w:sz w:val="20"/>
+        </w:rPr>
+        <w:t>, vol. 20, page 101–124, 2021.</w:t>
       </w:r>
     </w:p>
     <w:p>
       <w:pPr>
         <w:pStyle w:val="Bibliography"/>
-        <w:spacing w:line="276" w:lineRule="auto"/>
-        <w:rPr>
-          <w:sz w:val="20"/>
-          <w:szCs w:val="20"/>
-        </w:rPr>
-      </w:pPr>
-      <w:r>
-        <w:rPr>
-          <w:sz w:val="20"/>
-          <w:szCs w:val="20"/>
+        <w:rPr>
+          <w:sz w:val="20"/>
+        </w:rPr>
+      </w:pPr>
+      <w:r>
+        <w:rPr>
+          <w:sz w:val="20"/>
         </w:rPr>
         <w:t>9.</w:t>
       </w:r>
       <w:r>
         <w:rPr>
           <w:sz w:val="20"/>
-          <w:szCs w:val="20"/>
         </w:rPr>
         <w:tab/>
-        <w:t xml:space="preserve">Stiepel, R. T., Duggan, E., Batty, C. J. &amp; Ainslie, K. M. Micro and nanotechnologies: The little formulations that could. </w:t>
+        <w:t xml:space="preserve">Micro and nanotechnologies: The little formulations that could. </w:t>
+      </w:r>
+      <w:proofErr w:type="spellStart"/>
+      <w:r>
+        <w:rPr>
+          <w:sz w:val="20"/>
+        </w:rPr>
+        <w:t>Stiepel</w:t>
+      </w:r>
+      <w:proofErr w:type="spellEnd"/>
+      <w:r>
+        <w:rPr>
+          <w:sz w:val="20"/>
+        </w:rPr>
+        <w:t xml:space="preserve">, R. T., Duggan, E., Batty, C. J. &amp; Ainslie, K. M. </w:t>
       </w:r>
       <w:r>
         <w:rPr>
           <w:i/>
           <w:iCs/>
           <w:sz w:val="20"/>
-          <w:szCs w:val="20"/>
         </w:rPr>
         <w:t>Bioengineering &amp; Translational Medicine</w:t>
       </w:r>
       <w:r>
         <w:rPr>
           <w:sz w:val="20"/>
-          <w:szCs w:val="20"/>
-        </w:rPr>
-        <w:t xml:space="preserve"> </w:t>
-      </w:r>
-      <w:r>
-        <w:rPr>
-          <w:b/>
-          <w:bCs/>
-          <w:sz w:val="20"/>
-          <w:szCs w:val="20"/>
-        </w:rPr>
-        <w:t>8</w:t>
-      </w:r>
-      <w:r>
-        <w:rPr>
-          <w:sz w:val="20"/>
-          <w:szCs w:val="20"/>
-        </w:rPr>
-        <w:t>, e10421 (2023).</w:t>
+        </w:rPr>
+        <w:t>, vol. 8, page e10421, 2023.</w:t>
       </w:r>
     </w:p>
     <w:p>
       <w:pPr>
         <w:pStyle w:val="Bibliography"/>
-        <w:spacing w:line="276" w:lineRule="auto"/>
-        <w:rPr>
-          <w:sz w:val="20"/>
-          <w:szCs w:val="20"/>
-        </w:rPr>
-      </w:pPr>
-      <w:r>
-        <w:rPr>
-          <w:sz w:val="20"/>
-          <w:szCs w:val="20"/>
-        </w:rPr>
+        <w:rPr>
+          <w:sz w:val="20"/>
+        </w:rPr>
+      </w:pPr>
+      <w:r>
+        <w:rPr>
+          <w:sz w:val="20"/>
+        </w:rPr>
+        <w:lastRenderedPageBreak/>
         <w:t>10.</w:t>
       </w:r>
       <w:r>
         <w:rPr>
           <w:sz w:val="20"/>
-          <w:szCs w:val="20"/>
         </w:rPr>
         <w:tab/>
-        <w:t xml:space="preserve">Yamankurt, G. </w:t>
+        <w:t xml:space="preserve">Exploration of the nanomedicine-design space with high-throughput screening and machine learning. </w:t>
+      </w:r>
+      <w:proofErr w:type="spellStart"/>
+      <w:r>
+        <w:rPr>
+          <w:sz w:val="20"/>
+        </w:rPr>
+        <w:t>Yamankurt</w:t>
+      </w:r>
+      <w:proofErr w:type="spellEnd"/>
+      <w:r>
+        <w:rPr>
+          <w:sz w:val="20"/>
+        </w:rPr>
+        <w:t xml:space="preserve">, G. </w:t>
       </w:r>
       <w:r>
         <w:rPr>
           <w:i/>
           <w:iCs/>
           <w:sz w:val="20"/>
-          <w:szCs w:val="20"/>
         </w:rPr>
         <w:t>et al.</w:t>
       </w:r>
       <w:r>
         <w:rPr>
           <w:sz w:val="20"/>
-          <w:szCs w:val="20"/>
-        </w:rPr>
-        <w:t xml:space="preserve"> Exploration of the nanomedicine-design space with high-throughput screening and machine learning. </w:t>
+        </w:rPr>
+        <w:t xml:space="preserve"> </w:t>
       </w:r>
       <w:r>
         <w:rPr>
           <w:i/>
           <w:iCs/>
           <w:sz w:val="20"/>
-          <w:szCs w:val="20"/>
-        </w:rPr>
-        <w:t>Nat Biomed Eng</w:t>
-      </w:r>
-      <w:r>
-        <w:rPr>
-          <w:sz w:val="20"/>
-          <w:szCs w:val="20"/>
-        </w:rPr>
-        <w:t xml:space="preserve"> </w:t>
-      </w:r>
-      <w:r>
-        <w:rPr>
-          <w:b/>
-          <w:bCs/>
-          <w:sz w:val="20"/>
-          <w:szCs w:val="20"/>
-        </w:rPr>
-        <w:t>3</w:t>
-      </w:r>
-      <w:r>
-        <w:rPr>
-          <w:sz w:val="20"/>
-          <w:szCs w:val="20"/>
-        </w:rPr>
-        <w:t>, 318–327 (2019).</w:t>
+        </w:rPr>
+        <w:t>Nature Biomedical Engineering</w:t>
+      </w:r>
+      <w:r>
+        <w:rPr>
+          <w:sz w:val="20"/>
+        </w:rPr>
+        <w:t>, vol. 3, page 318–327, 2019.</w:t>
       </w:r>
     </w:p>
     <w:p>
       <w:pPr>
         <w:pStyle w:val="Bibliography"/>
-        <w:spacing w:line="276" w:lineRule="auto"/>
-        <w:rPr>
-          <w:sz w:val="20"/>
-          <w:szCs w:val="20"/>
-        </w:rPr>
-      </w:pPr>
-      <w:r>
-        <w:rPr>
-          <w:sz w:val="20"/>
-          <w:szCs w:val="20"/>
+        <w:rPr>
+          <w:sz w:val="20"/>
+        </w:rPr>
+      </w:pPr>
+      <w:r>
+        <w:rPr>
+          <w:sz w:val="20"/>
         </w:rPr>
         <w:t>11.</w:t>
       </w:r>
       <w:r>
         <w:rPr>
           <w:sz w:val="20"/>
-          <w:szCs w:val="20"/>
         </w:rPr>
         <w:tab/>
-        <w:t xml:space="preserve">Valencia, P. M. </w:t>
+        <w:t xml:space="preserve">Microfluidic Platform for Combinatorial Synthesis and Optimization of Targeted Nanoparticles for Cancer Therapy. Valencia, P. M. </w:t>
       </w:r>
       <w:r>
         <w:rPr>
           <w:i/>
           <w:iCs/>
           <w:sz w:val="20"/>
-          <w:szCs w:val="20"/>
         </w:rPr>
         <w:t>et al.</w:t>
       </w:r>
       <w:r>
         <w:rPr>
           <w:sz w:val="20"/>
-          <w:szCs w:val="20"/>
-        </w:rPr>
-        <w:t xml:space="preserve"> Microfluidic Platform for Combinatorial Synthesis and Optimization of Targeted Nanoparticles for Cancer Therapy. </w:t>
+        </w:rPr>
+        <w:t xml:space="preserve"> </w:t>
       </w:r>
       <w:r>
         <w:rPr>
           <w:i/>
           <w:iCs/>
           <w:sz w:val="20"/>
-          <w:szCs w:val="20"/>
         </w:rPr>
         <w:t>ACS Nano</w:t>
       </w:r>
       <w:r>
         <w:rPr>
           <w:sz w:val="20"/>
-          <w:szCs w:val="20"/>
-        </w:rPr>
-        <w:t xml:space="preserve"> </w:t>
-      </w:r>
-      <w:r>
-        <w:rPr>
-          <w:b/>
-          <w:bCs/>
-          <w:sz w:val="20"/>
-          <w:szCs w:val="20"/>
-        </w:rPr>
-        <w:t>7</w:t>
-      </w:r>
-      <w:r>
-        <w:rPr>
-          <w:sz w:val="20"/>
-          <w:szCs w:val="20"/>
-        </w:rPr>
-        <w:t>, 10671–10680 (2013).</w:t>
+        </w:rPr>
+        <w:t>, vol. 7, page 10671–10680, 2013.</w:t>
       </w:r>
     </w:p>
     <w:p>
       <w:pPr>
         <w:pStyle w:val="Bibliography"/>
-        <w:spacing w:line="276" w:lineRule="auto"/>
-        <w:rPr>
-          <w:sz w:val="20"/>
-          <w:szCs w:val="20"/>
-        </w:rPr>
-      </w:pPr>
-      <w:r>
-        <w:rPr>
-          <w:sz w:val="20"/>
-          <w:szCs w:val="20"/>
+        <w:rPr>
+          <w:sz w:val="20"/>
+        </w:rPr>
+      </w:pPr>
+      <w:r>
+        <w:rPr>
+          <w:sz w:val="20"/>
         </w:rPr>
         <w:t>12.</w:t>
       </w:r>
       <w:r>
         <w:rPr>
           <w:sz w:val="20"/>
-          <w:szCs w:val="20"/>
         </w:rPr>
         <w:tab/>
-        <w:t xml:space="preserve">Blanco, E., Shen, H. &amp; Ferrari, M. Principles of nanoparticle design for overcoming biological barriers to drug delivery. </w:t>
+        <w:t xml:space="preserve">Principles of nanoparticle design for overcoming biological barriers to drug delivery. Blanco, E., Shen, H. &amp; Ferrari, M. </w:t>
       </w:r>
       <w:r>
         <w:rPr>
           <w:i/>
           <w:iCs/>
           <w:sz w:val="20"/>
-          <w:szCs w:val="20"/>
-        </w:rPr>
-        <w:t>Nat Biotechnol</w:t>
-      </w:r>
-      <w:r>
-        <w:rPr>
-          <w:sz w:val="20"/>
-          <w:szCs w:val="20"/>
-        </w:rPr>
-        <w:t xml:space="preserve"> </w:t>
-      </w:r>
-      <w:r>
-        <w:rPr>
-          <w:b/>
-          <w:bCs/>
-          <w:sz w:val="20"/>
-          <w:szCs w:val="20"/>
-        </w:rPr>
-        <w:t>33</w:t>
-      </w:r>
-      <w:r>
-        <w:rPr>
-          <w:sz w:val="20"/>
-          <w:szCs w:val="20"/>
-        </w:rPr>
-        <w:t>, 941–951 (2015).</w:t>
+        </w:rPr>
+        <w:t>Nature Biotechnology</w:t>
+      </w:r>
+      <w:r>
+        <w:rPr>
+          <w:sz w:val="20"/>
+        </w:rPr>
+        <w:t>, vol. 33, page 941–951, 2015.</w:t>
       </w:r>
     </w:p>
     <w:p>
       <w:pPr>
         <w:pStyle w:val="Bibliography"/>
-        <w:spacing w:line="276" w:lineRule="auto"/>
-        <w:rPr>
-          <w:sz w:val="20"/>
-          <w:szCs w:val="20"/>
-        </w:rPr>
-      </w:pPr>
-      <w:r>
-        <w:rPr>
-          <w:sz w:val="20"/>
-          <w:szCs w:val="20"/>
+        <w:rPr>
+          <w:sz w:val="20"/>
+        </w:rPr>
+      </w:pPr>
+      <w:r>
+        <w:rPr>
+          <w:sz w:val="20"/>
         </w:rPr>
         <w:t>13.</w:t>
       </w:r>
       <w:r>
         <w:rPr>
           <w:sz w:val="20"/>
-          <w:szCs w:val="20"/>
         </w:rPr>
         <w:tab/>
-        <w:t xml:space="preserve">Poon, W., Kingston, B. R., Ouyang, B., Ngo, W. &amp; Chan, W. C. W. A framework for designing delivery systems. </w:t>
+        <w:t xml:space="preserve">A framework for designing delivery systems. Poon, W., Kingston, B. R., Ouyang, B., Ngo, W. &amp; Chan, W. C. W. </w:t>
       </w:r>
       <w:r>
         <w:rPr>
           <w:i/>
           <w:iCs/>
           <w:sz w:val="20"/>
-          <w:szCs w:val="20"/>
-        </w:rPr>
-        <w:t>Nat. Nanotechnol.</w:t>
-      </w:r>
-      <w:r>
-        <w:rPr>
-          <w:sz w:val="20"/>
-          <w:szCs w:val="20"/>
-        </w:rPr>
-        <w:t xml:space="preserve"> </w:t>
-      </w:r>
-      <w:r>
-        <w:rPr>
-          <w:b/>
-          <w:bCs/>
-          <w:sz w:val="20"/>
-          <w:szCs w:val="20"/>
-        </w:rPr>
-        <w:t>15</w:t>
-      </w:r>
-      <w:r>
-        <w:rPr>
-          <w:sz w:val="20"/>
-          <w:szCs w:val="20"/>
-        </w:rPr>
-        <w:t>, 819–829 (2020).</w:t>
+        </w:rPr>
+        <w:t>Nature Nanotechnology</w:t>
+      </w:r>
+      <w:r>
+        <w:rPr>
+          <w:sz w:val="20"/>
+        </w:rPr>
+        <w:t>, vol. 15, page 819–829, 2020.</w:t>
       </w:r>
     </w:p>
     <w:p>
       <w:pPr>
         <w:pStyle w:val="Bibliography"/>
-        <w:spacing w:line="276" w:lineRule="auto"/>
-        <w:rPr>
-          <w:sz w:val="20"/>
-          <w:szCs w:val="20"/>
-        </w:rPr>
-      </w:pPr>
-      <w:r>
-        <w:rPr>
-          <w:sz w:val="20"/>
-          <w:szCs w:val="20"/>
+        <w:rPr>
+          <w:sz w:val="20"/>
+          <w:lang w:val="nl-NL"/>
+        </w:rPr>
+      </w:pPr>
+      <w:r>
+        <w:rPr>
+          <w:sz w:val="20"/>
         </w:rPr>
         <w:t>14.</w:t>
       </w:r>
       <w:r>
         <w:rPr>
           <w:sz w:val="20"/>
-          <w:szCs w:val="20"/>
         </w:rPr>
         <w:tab/>
+        <w:t xml:space="preserve">Two-step machine learning enables optimized nanoparticle synthesis. </w:t>
+      </w:r>
+      <w:r>
+        <w:rPr>
+          <w:sz w:val="20"/>
+          <w:lang w:val="nl-NL"/>
+        </w:rPr>
         <w:t xml:space="preserve">Mekki-Berrada, F. </w:t>
       </w:r>
       <w:r>
@@ -52760,619 +52336,476 @@
           <w:i/>
           <w:iCs/>
           <w:sz w:val="20"/>
-          <w:szCs w:val="20"/>
+          <w:lang w:val="nl-NL"/>
         </w:rPr>
         <w:t>et al.</w:t>
       </w:r>
       <w:r>
         <w:rPr>
           <w:sz w:val="20"/>
-          <w:szCs w:val="20"/>
-        </w:rPr>
-        <w:t xml:space="preserve"> Two-step machine learning enables optimized nanoparticle synthesis. </w:t>
+          <w:lang w:val="nl-NL"/>
+        </w:rPr>
+        <w:t xml:space="preserve"> </w:t>
       </w:r>
       <w:r>
         <w:rPr>
           <w:i/>
           <w:iCs/>
           <w:sz w:val="20"/>
-          <w:szCs w:val="20"/>
-        </w:rPr>
-        <w:t>npj Comput Mater</w:t>
-      </w:r>
-      <w:r>
-        <w:rPr>
-          <w:sz w:val="20"/>
-          <w:szCs w:val="20"/>
-        </w:rPr>
-        <w:t xml:space="preserve"> </w:t>
-      </w:r>
-      <w:r>
-        <w:rPr>
-          <w:b/>
-          <w:bCs/>
-          <w:sz w:val="20"/>
-          <w:szCs w:val="20"/>
-        </w:rPr>
-        <w:t>7</w:t>
-      </w:r>
-      <w:r>
-        <w:rPr>
-          <w:sz w:val="20"/>
-          <w:szCs w:val="20"/>
-        </w:rPr>
-        <w:t>, 55 (2021).</w:t>
+          <w:lang w:val="nl-NL"/>
+        </w:rPr>
+        <w:t>npj Computational Materials</w:t>
+      </w:r>
+      <w:r>
+        <w:rPr>
+          <w:sz w:val="20"/>
+          <w:lang w:val="nl-NL"/>
+        </w:rPr>
+        <w:t>, vol. 7, page 55, 2021.</w:t>
       </w:r>
     </w:p>
     <w:p>
       <w:pPr>
         <w:pStyle w:val="Bibliography"/>
-        <w:spacing w:line="276" w:lineRule="auto"/>
-        <w:rPr>
-          <w:sz w:val="20"/>
-          <w:szCs w:val="20"/>
-        </w:rPr>
-      </w:pPr>
-      <w:r>
-        <w:rPr>
-          <w:sz w:val="20"/>
-          <w:szCs w:val="20"/>
-          <w:lang w:val="nl-NL"/>
+        <w:rPr>
+          <w:sz w:val="20"/>
+        </w:rPr>
+      </w:pPr>
+      <w:r>
+        <w:rPr>
+          <w:sz w:val="20"/>
         </w:rPr>
         <w:t>15.</w:t>
       </w:r>
       <w:r>
         <w:rPr>
           <w:sz w:val="20"/>
-          <w:szCs w:val="20"/>
-          <w:lang w:val="nl-NL"/>
         </w:rPr>
         <w:tab/>
-        <w:t xml:space="preserve">Abdel-Latif, K. </w:t>
+        <w:t xml:space="preserve">Self‐Driven Multistep Quantum Dot Synthesis Enabled by Autonomous Robotic Experimentation in Flow. Abdel-Latif, K. </w:t>
       </w:r>
       <w:r>
         <w:rPr>
           <w:i/>
           <w:iCs/>
           <w:sz w:val="20"/>
-          <w:szCs w:val="20"/>
-          <w:lang w:val="nl-NL"/>
         </w:rPr>
         <w:t>et al.</w:t>
       </w:r>
       <w:r>
         <w:rPr>
           <w:sz w:val="20"/>
-          <w:szCs w:val="20"/>
-          <w:lang w:val="nl-NL"/>
         </w:rPr>
         <w:t xml:space="preserve"> </w:t>
-      </w:r>
-      <w:r>
-        <w:rPr>
-          <w:sz w:val="20"/>
-          <w:szCs w:val="20"/>
-        </w:rPr>
-        <w:t>Self</w:t>
-      </w:r>
-      <w:r>
-        <w:rPr>
-          <w:rFonts w:ascii="Cambria Math" w:hAnsi="Cambria Math" w:cs="Cambria Math"/>
-          <w:sz w:val="20"/>
-          <w:szCs w:val="20"/>
-        </w:rPr>
-        <w:t>‐</w:t>
-      </w:r>
-      <w:r>
-        <w:rPr>
-          <w:sz w:val="20"/>
-          <w:szCs w:val="20"/>
-        </w:rPr>
-        <w:t xml:space="preserve">Driven Multistep Quantum Dot Synthesis Enabled by Autonomous Robotic Experimentation in Flow. </w:t>
       </w:r>
       <w:r>
         <w:rPr>
           <w:i/>
           <w:iCs/>
           <w:sz w:val="20"/>
-          <w:szCs w:val="20"/>
         </w:rPr>
         <w:t>Advanced Intelligent Systems</w:t>
       </w:r>
       <w:r>
         <w:rPr>
           <w:sz w:val="20"/>
-          <w:szCs w:val="20"/>
-        </w:rPr>
-        <w:t xml:space="preserve"> </w:t>
-      </w:r>
-      <w:r>
-        <w:rPr>
-          <w:b/>
-          <w:bCs/>
-          <w:sz w:val="20"/>
-          <w:szCs w:val="20"/>
-        </w:rPr>
-        <w:t>3</w:t>
-      </w:r>
-      <w:r>
-        <w:rPr>
-          <w:sz w:val="20"/>
-          <w:szCs w:val="20"/>
-        </w:rPr>
-        <w:t>, 2000245 (2021).</w:t>
+        </w:rPr>
+        <w:t>, vol. 3, page 2000245, 2021.</w:t>
       </w:r>
     </w:p>
     <w:p>
       <w:pPr>
         <w:pStyle w:val="Bibliography"/>
-        <w:spacing w:line="276" w:lineRule="auto"/>
-        <w:rPr>
-          <w:sz w:val="20"/>
-          <w:szCs w:val="20"/>
-        </w:rPr>
-      </w:pPr>
-      <w:r>
-        <w:rPr>
-          <w:sz w:val="20"/>
-          <w:szCs w:val="20"/>
+        <w:rPr>
+          <w:sz w:val="20"/>
+        </w:rPr>
+      </w:pPr>
+      <w:r>
+        <w:rPr>
+          <w:sz w:val="20"/>
         </w:rPr>
         <w:t>16.</w:t>
       </w:r>
       <w:r>
         <w:rPr>
           <w:sz w:val="20"/>
-          <w:szCs w:val="20"/>
         </w:rPr>
         <w:tab/>
-        <w:t xml:space="preserve">Voznyy, O. </w:t>
+        <w:t xml:space="preserve">Machine Learning Accelerates Discovery of Optimal Colloidal Quantum Dot Synthesis. </w:t>
+      </w:r>
+      <w:proofErr w:type="spellStart"/>
+      <w:r>
+        <w:rPr>
+          <w:sz w:val="20"/>
+        </w:rPr>
+        <w:t>Voznyy</w:t>
+      </w:r>
+      <w:proofErr w:type="spellEnd"/>
+      <w:r>
+        <w:rPr>
+          <w:sz w:val="20"/>
+        </w:rPr>
+        <w:t xml:space="preserve">, O. </w:t>
       </w:r>
       <w:r>
         <w:rPr>
           <w:i/>
           <w:iCs/>
           <w:sz w:val="20"/>
-          <w:szCs w:val="20"/>
         </w:rPr>
         <w:t>et al.</w:t>
       </w:r>
       <w:r>
         <w:rPr>
           <w:sz w:val="20"/>
-          <w:szCs w:val="20"/>
-        </w:rPr>
-        <w:t xml:space="preserve"> Machine Learning Accelerates Discovery of Optimal Colloidal Quantum Dot Synthesis. </w:t>
+        </w:rPr>
+        <w:t xml:space="preserve"> </w:t>
       </w:r>
       <w:r>
         <w:rPr>
           <w:i/>
           <w:iCs/>
           <w:sz w:val="20"/>
-          <w:szCs w:val="20"/>
         </w:rPr>
         <w:t>ACS Nano</w:t>
       </w:r>
       <w:r>
         <w:rPr>
           <w:sz w:val="20"/>
-          <w:szCs w:val="20"/>
-        </w:rPr>
-        <w:t xml:space="preserve"> </w:t>
-      </w:r>
-      <w:r>
-        <w:rPr>
-          <w:b/>
-          <w:bCs/>
-          <w:sz w:val="20"/>
-          <w:szCs w:val="20"/>
-        </w:rPr>
-        <w:t>13</w:t>
-      </w:r>
-      <w:r>
-        <w:rPr>
-          <w:sz w:val="20"/>
-          <w:szCs w:val="20"/>
-        </w:rPr>
-        <w:t>, 11122–11128 (2019).</w:t>
+        </w:rPr>
+        <w:t>, vol. 13, page 11122–11128, 2019.</w:t>
       </w:r>
     </w:p>
     <w:p>
       <w:pPr>
         <w:pStyle w:val="Bibliography"/>
-        <w:spacing w:line="276" w:lineRule="auto"/>
-        <w:rPr>
-          <w:sz w:val="20"/>
-          <w:szCs w:val="20"/>
-        </w:rPr>
-      </w:pPr>
-      <w:r>
-        <w:rPr>
-          <w:sz w:val="20"/>
-          <w:szCs w:val="20"/>
-        </w:rPr>
-        <w:lastRenderedPageBreak/>
+        <w:rPr>
+          <w:sz w:val="20"/>
+        </w:rPr>
+      </w:pPr>
+      <w:r>
+        <w:rPr>
+          <w:sz w:val="20"/>
+        </w:rPr>
         <w:t>17.</w:t>
       </w:r>
       <w:r>
         <w:rPr>
           <w:sz w:val="20"/>
-          <w:szCs w:val="20"/>
         </w:rPr>
         <w:tab/>
-        <w:t xml:space="preserve">Bao, Z. </w:t>
+        <w:t xml:space="preserve">Revolutionizing drug formulation development: The increasing impact of machine learning. Bao, Z. </w:t>
       </w:r>
       <w:r>
         <w:rPr>
           <w:i/>
           <w:iCs/>
           <w:sz w:val="20"/>
-          <w:szCs w:val="20"/>
         </w:rPr>
         <w:t>et al.</w:t>
       </w:r>
       <w:r>
         <w:rPr>
           <w:sz w:val="20"/>
-          <w:szCs w:val="20"/>
-        </w:rPr>
-        <w:t xml:space="preserve"> Revolutionizing drug formulation development: The increasing impact of machine learning. </w:t>
+        </w:rPr>
+        <w:t xml:space="preserve"> </w:t>
       </w:r>
       <w:r>
         <w:rPr>
           <w:i/>
           <w:iCs/>
           <w:sz w:val="20"/>
-          <w:szCs w:val="20"/>
         </w:rPr>
         <w:t>Advanced Drug Delivery Reviews</w:t>
       </w:r>
       <w:r>
         <w:rPr>
           <w:sz w:val="20"/>
-          <w:szCs w:val="20"/>
-        </w:rPr>
-        <w:t xml:space="preserve"> </w:t>
-      </w:r>
-      <w:r>
-        <w:rPr>
-          <w:b/>
-          <w:bCs/>
-          <w:sz w:val="20"/>
-          <w:szCs w:val="20"/>
-        </w:rPr>
-        <w:t>202</w:t>
-      </w:r>
-      <w:r>
-        <w:rPr>
-          <w:sz w:val="20"/>
-          <w:szCs w:val="20"/>
-        </w:rPr>
-        <w:t>, 115108 (2023).</w:t>
+        </w:rPr>
+        <w:t>, vol. 202, page 115108, 2023.</w:t>
       </w:r>
     </w:p>
     <w:p>
       <w:pPr>
         <w:pStyle w:val="Bibliography"/>
-        <w:spacing w:line="276" w:lineRule="auto"/>
-        <w:rPr>
-          <w:sz w:val="20"/>
-          <w:szCs w:val="20"/>
-        </w:rPr>
-      </w:pPr>
-      <w:r>
-        <w:rPr>
-          <w:sz w:val="20"/>
-          <w:szCs w:val="20"/>
-        </w:rPr>
+        <w:rPr>
+          <w:sz w:val="20"/>
+        </w:rPr>
+      </w:pPr>
+      <w:r>
+        <w:rPr>
+          <w:sz w:val="20"/>
+        </w:rPr>
+        <w:lastRenderedPageBreak/>
         <w:t>18.</w:t>
       </w:r>
       <w:r>
         <w:rPr>
           <w:sz w:val="20"/>
-          <w:szCs w:val="20"/>
         </w:rPr>
         <w:tab/>
-        <w:t xml:space="preserve">Reker, D. </w:t>
+        <w:t xml:space="preserve">Computationally guided high-throughput design of self-assembling drug nanoparticles. Reker, D. </w:t>
       </w:r>
       <w:r>
         <w:rPr>
           <w:i/>
           <w:iCs/>
           <w:sz w:val="20"/>
-          <w:szCs w:val="20"/>
         </w:rPr>
         <w:t>et al.</w:t>
       </w:r>
       <w:r>
         <w:rPr>
           <w:sz w:val="20"/>
-          <w:szCs w:val="20"/>
-        </w:rPr>
-        <w:t xml:space="preserve"> Computationally guided high-throughput design of self-assembling drug nanoparticles. </w:t>
+        </w:rPr>
+        <w:t xml:space="preserve"> </w:t>
       </w:r>
       <w:r>
         <w:rPr>
           <w:i/>
           <w:iCs/>
           <w:sz w:val="20"/>
-          <w:szCs w:val="20"/>
-        </w:rPr>
-        <w:t>Nat. Nanotechnol.</w:t>
-      </w:r>
-      <w:r>
-        <w:rPr>
-          <w:sz w:val="20"/>
-          <w:szCs w:val="20"/>
-        </w:rPr>
-        <w:t xml:space="preserve"> </w:t>
-      </w:r>
-      <w:r>
-        <w:rPr>
-          <w:b/>
-          <w:bCs/>
-          <w:sz w:val="20"/>
-          <w:szCs w:val="20"/>
-        </w:rPr>
-        <w:t>16</w:t>
-      </w:r>
-      <w:r>
-        <w:rPr>
-          <w:sz w:val="20"/>
-          <w:szCs w:val="20"/>
-        </w:rPr>
-        <w:t>, 725–733 (2021).</w:t>
+        </w:rPr>
+        <w:t>Nature Nanotechnology</w:t>
+      </w:r>
+      <w:r>
+        <w:rPr>
+          <w:sz w:val="20"/>
+        </w:rPr>
+        <w:t>, vol. 16, page 725–733, 2021.</w:t>
       </w:r>
     </w:p>
     <w:p>
       <w:pPr>
         <w:pStyle w:val="Bibliography"/>
-        <w:spacing w:line="276" w:lineRule="auto"/>
-        <w:rPr>
-          <w:sz w:val="20"/>
-          <w:szCs w:val="20"/>
-        </w:rPr>
-      </w:pPr>
-      <w:r>
-        <w:rPr>
-          <w:sz w:val="20"/>
-          <w:szCs w:val="20"/>
+        <w:rPr>
+          <w:sz w:val="20"/>
+        </w:rPr>
+      </w:pPr>
+      <w:r>
+        <w:rPr>
+          <w:sz w:val="20"/>
         </w:rPr>
         <w:t>19.</w:t>
       </w:r>
       <w:r>
         <w:rPr>
           <w:sz w:val="20"/>
-          <w:szCs w:val="20"/>
         </w:rPr>
         <w:tab/>
-        <w:t xml:space="preserve">Shi, Y. </w:t>
+        <w:t xml:space="preserve">A machine learning liver-on-a-chip system for safer drug formulation. Shi, Y. </w:t>
       </w:r>
       <w:r>
         <w:rPr>
           <w:i/>
           <w:iCs/>
           <w:sz w:val="20"/>
-          <w:szCs w:val="20"/>
         </w:rPr>
         <w:t>et al.</w:t>
       </w:r>
       <w:r>
         <w:rPr>
           <w:sz w:val="20"/>
-          <w:szCs w:val="20"/>
-        </w:rPr>
-        <w:t xml:space="preserve"> A machine learning liver-on-a-chip system for safer drug formulation. Preprint at https://doi.org/10.1101/2022.09.05.506668 (2022).</w:t>
+        </w:rPr>
+        <w:t xml:space="preserve"> </w:t>
+      </w:r>
+      <w:proofErr w:type="spellStart"/>
+      <w:r>
+        <w:rPr>
+          <w:i/>
+          <w:iCs/>
+          <w:sz w:val="20"/>
+        </w:rPr>
+        <w:t>BioRxiv</w:t>
+      </w:r>
+      <w:proofErr w:type="spellEnd"/>
+      <w:r>
+        <w:rPr>
+          <w:i/>
+          <w:iCs/>
+          <w:sz w:val="20"/>
+        </w:rPr>
+        <w:t xml:space="preserve"> (preprint)</w:t>
+      </w:r>
+      <w:r>
+        <w:rPr>
+          <w:sz w:val="20"/>
+        </w:rPr>
+        <w:t>, 2022.</w:t>
       </w:r>
     </w:p>
     <w:p>
       <w:pPr>
         <w:pStyle w:val="Bibliography"/>
-        <w:spacing w:line="276" w:lineRule="auto"/>
-        <w:rPr>
-          <w:sz w:val="20"/>
-          <w:szCs w:val="20"/>
-        </w:rPr>
-      </w:pPr>
-      <w:r>
-        <w:rPr>
-          <w:sz w:val="20"/>
-          <w:szCs w:val="20"/>
+        <w:rPr>
+          <w:sz w:val="20"/>
+        </w:rPr>
+      </w:pPr>
+      <w:r>
+        <w:rPr>
+          <w:sz w:val="20"/>
         </w:rPr>
         <w:t>20.</w:t>
       </w:r>
       <w:r>
         <w:rPr>
           <w:sz w:val="20"/>
-          <w:szCs w:val="20"/>
         </w:rPr>
         <w:tab/>
-        <w:t xml:space="preserve">Valencia, P. M., Farokhzad, O. C., Karnik, R. &amp; Langer, R. Microfluidic technologies for accelerating the clinical translation of nanoparticles. </w:t>
+        <w:t xml:space="preserve">Microfluidic technologies for accelerating the clinical translation of nanoparticles. Valencia, P. M., </w:t>
+      </w:r>
+      <w:proofErr w:type="spellStart"/>
+      <w:r>
+        <w:rPr>
+          <w:sz w:val="20"/>
+        </w:rPr>
+        <w:t>Farokhzad</w:t>
+      </w:r>
+      <w:proofErr w:type="spellEnd"/>
+      <w:r>
+        <w:rPr>
+          <w:sz w:val="20"/>
+        </w:rPr>
+        <w:t xml:space="preserve">, O. C., Karnik, R. &amp; Langer, R. </w:t>
       </w:r>
       <w:r>
         <w:rPr>
           <w:i/>
           <w:iCs/>
           <w:sz w:val="20"/>
-          <w:szCs w:val="20"/>
-        </w:rPr>
-        <w:t>Nat Nanotechnol</w:t>
-      </w:r>
-      <w:r>
-        <w:rPr>
-          <w:sz w:val="20"/>
-          <w:szCs w:val="20"/>
-        </w:rPr>
-        <w:t xml:space="preserve"> </w:t>
-      </w:r>
-      <w:r>
-        <w:rPr>
-          <w:b/>
-          <w:bCs/>
-          <w:sz w:val="20"/>
-          <w:szCs w:val="20"/>
-        </w:rPr>
-        <w:t>7</w:t>
-      </w:r>
-      <w:r>
-        <w:rPr>
-          <w:sz w:val="20"/>
-          <w:szCs w:val="20"/>
-        </w:rPr>
-        <w:t>, 623–629 (2012).</w:t>
+        </w:rPr>
+        <w:t>Nature Nanotechnology</w:t>
+      </w:r>
+      <w:r>
+        <w:rPr>
+          <w:sz w:val="20"/>
+        </w:rPr>
+        <w:t>, vol. 7, page 623–629, 2012.</w:t>
       </w:r>
     </w:p>
     <w:p>
       <w:pPr>
         <w:pStyle w:val="Bibliography"/>
-        <w:spacing w:line="276" w:lineRule="auto"/>
-        <w:rPr>
-          <w:sz w:val="20"/>
-          <w:szCs w:val="20"/>
-        </w:rPr>
-      </w:pPr>
-      <w:r>
-        <w:rPr>
-          <w:sz w:val="20"/>
-          <w:szCs w:val="20"/>
+        <w:rPr>
+          <w:sz w:val="20"/>
+        </w:rPr>
+      </w:pPr>
+      <w:r>
+        <w:rPr>
+          <w:sz w:val="20"/>
         </w:rPr>
         <w:t>21.</w:t>
       </w:r>
       <w:r>
         <w:rPr>
           <w:sz w:val="20"/>
-          <w:szCs w:val="20"/>
         </w:rPr>
         <w:tab/>
-        <w:t xml:space="preserve">Shepherd, S. J., Issadore, D. &amp; Mitchell, M. J. Microfluidic formulation of nanoparticles for biomedical applications. </w:t>
+        <w:t xml:space="preserve">Microfluidic formulation of nanoparticles for biomedical applications. Shepherd, S. J., </w:t>
+      </w:r>
+      <w:proofErr w:type="spellStart"/>
+      <w:r>
+        <w:rPr>
+          <w:sz w:val="20"/>
+        </w:rPr>
+        <w:t>Issadore</w:t>
+      </w:r>
+      <w:proofErr w:type="spellEnd"/>
+      <w:r>
+        <w:rPr>
+          <w:sz w:val="20"/>
+        </w:rPr>
+        <w:t xml:space="preserve">, D. &amp; Mitchell, M. J. </w:t>
       </w:r>
       <w:r>
         <w:rPr>
           <w:i/>
           <w:iCs/>
           <w:sz w:val="20"/>
-          <w:szCs w:val="20"/>
         </w:rPr>
         <w:t>Biomaterials</w:t>
       </w:r>
       <w:r>
         <w:rPr>
           <w:sz w:val="20"/>
-          <w:szCs w:val="20"/>
-        </w:rPr>
-        <w:t xml:space="preserve"> </w:t>
-      </w:r>
-      <w:r>
-        <w:rPr>
-          <w:b/>
-          <w:bCs/>
-          <w:sz w:val="20"/>
-          <w:szCs w:val="20"/>
-        </w:rPr>
-        <w:t>274</w:t>
-      </w:r>
-      <w:r>
-        <w:rPr>
-          <w:sz w:val="20"/>
-          <w:szCs w:val="20"/>
-        </w:rPr>
-        <w:t>, 120826 (2021).</w:t>
+        </w:rPr>
+        <w:t>, vol. 274, page 120826, 2021.</w:t>
       </w:r>
     </w:p>
     <w:p>
       <w:pPr>
         <w:pStyle w:val="Bibliography"/>
-        <w:spacing w:line="276" w:lineRule="auto"/>
-        <w:rPr>
-          <w:sz w:val="20"/>
-          <w:szCs w:val="20"/>
-        </w:rPr>
-      </w:pPr>
-      <w:r>
-        <w:rPr>
-          <w:sz w:val="20"/>
-          <w:szCs w:val="20"/>
+        <w:rPr>
+          <w:sz w:val="20"/>
+        </w:rPr>
+      </w:pPr>
+      <w:r>
+        <w:rPr>
+          <w:sz w:val="20"/>
         </w:rPr>
         <w:t>22.</w:t>
       </w:r>
       <w:r>
         <w:rPr>
           <w:sz w:val="20"/>
-          <w:szCs w:val="20"/>
         </w:rPr>
         <w:tab/>
-        <w:t xml:space="preserve">Haase, R. </w:t>
+        <w:t xml:space="preserve">A Hitchhiker’s guide through the bio-image analysis software universe. Haase, R. </w:t>
       </w:r>
       <w:r>
         <w:rPr>
           <w:i/>
           <w:iCs/>
           <w:sz w:val="20"/>
-          <w:szCs w:val="20"/>
         </w:rPr>
         <w:t>et al.</w:t>
       </w:r>
       <w:r>
         <w:rPr>
           <w:sz w:val="20"/>
-          <w:szCs w:val="20"/>
-        </w:rPr>
-        <w:t xml:space="preserve"> A Hitchhiker’s guide through the bio-image analysis software universe. </w:t>
+        </w:rPr>
+        <w:t xml:space="preserve"> </w:t>
       </w:r>
       <w:r>
         <w:rPr>
           <w:i/>
           <w:iCs/>
           <w:sz w:val="20"/>
-          <w:szCs w:val="20"/>
         </w:rPr>
         <w:t>FEBS Letters</w:t>
       </w:r>
       <w:r>
         <w:rPr>
           <w:sz w:val="20"/>
-          <w:szCs w:val="20"/>
-        </w:rPr>
-        <w:t xml:space="preserve"> </w:t>
-      </w:r>
-      <w:r>
-        <w:rPr>
-          <w:b/>
-          <w:bCs/>
-          <w:sz w:val="20"/>
-          <w:szCs w:val="20"/>
-        </w:rPr>
-        <w:t>596</w:t>
-      </w:r>
-      <w:r>
-        <w:rPr>
-          <w:sz w:val="20"/>
-          <w:szCs w:val="20"/>
-        </w:rPr>
-        <w:t>, 2472–2485 (2022).</w:t>
+        </w:rPr>
+        <w:t>, vol. 596, page 2472–2485, 2022.</w:t>
       </w:r>
     </w:p>
     <w:p>
       <w:pPr>
         <w:pStyle w:val="Bibliography"/>
-        <w:spacing w:line="276" w:lineRule="auto"/>
-        <w:rPr>
-          <w:sz w:val="20"/>
-          <w:szCs w:val="20"/>
-        </w:rPr>
-      </w:pPr>
-      <w:r>
-        <w:rPr>
-          <w:sz w:val="20"/>
-          <w:szCs w:val="20"/>
+        <w:rPr>
+          <w:sz w:val="20"/>
+        </w:rPr>
+      </w:pPr>
+      <w:r>
+        <w:rPr>
+          <w:sz w:val="20"/>
         </w:rPr>
         <w:t>23.</w:t>
       </w:r>
       <w:r>
         <w:rPr>
           <w:sz w:val="20"/>
-          <w:szCs w:val="20"/>
         </w:rPr>
         <w:tab/>
+        <w:t xml:space="preserve">High-Content Screening for Quantitative Cell Biology. </w:t>
+      </w:r>
+      <w:r>
+        <w:rPr>
+          <w:sz w:val="20"/>
+          <w:lang w:val="nl-NL"/>
+        </w:rPr>
         <w:t xml:space="preserve">Mattiazzi Usaj, M. </w:t>
       </w:r>
       <w:r>
@@ -53380,1468 +52813,1275 @@
           <w:i/>
           <w:iCs/>
           <w:sz w:val="20"/>
-          <w:szCs w:val="20"/>
+          <w:lang w:val="nl-NL"/>
         </w:rPr>
         <w:t>et al.</w:t>
       </w:r>
       <w:r>
         <w:rPr>
           <w:sz w:val="20"/>
-          <w:szCs w:val="20"/>
-        </w:rPr>
-        <w:t xml:space="preserve"> High-Content Screening for Quantitative Cell Biology. </w:t>
+          <w:lang w:val="nl-NL"/>
+        </w:rPr>
+        <w:t xml:space="preserve"> </w:t>
       </w:r>
       <w:r>
         <w:rPr>
           <w:i/>
           <w:iCs/>
           <w:sz w:val="20"/>
-          <w:szCs w:val="20"/>
         </w:rPr>
         <w:t>Trends in Cell Biology</w:t>
       </w:r>
       <w:r>
         <w:rPr>
           <w:sz w:val="20"/>
-          <w:szCs w:val="20"/>
-        </w:rPr>
-        <w:t xml:space="preserve"> </w:t>
-      </w:r>
-      <w:r>
-        <w:rPr>
-          <w:b/>
-          <w:bCs/>
-          <w:sz w:val="20"/>
-          <w:szCs w:val="20"/>
-        </w:rPr>
-        <w:t>26</w:t>
-      </w:r>
-      <w:r>
-        <w:rPr>
-          <w:sz w:val="20"/>
-          <w:szCs w:val="20"/>
-        </w:rPr>
-        <w:t>, 598–611 (2016).</w:t>
+        </w:rPr>
+        <w:t>, vol. 26, page 598–611, 2016.</w:t>
       </w:r>
     </w:p>
     <w:p>
       <w:pPr>
         <w:pStyle w:val="Bibliography"/>
-        <w:spacing w:line="276" w:lineRule="auto"/>
-        <w:rPr>
-          <w:sz w:val="20"/>
-          <w:szCs w:val="20"/>
-        </w:rPr>
-      </w:pPr>
-      <w:r>
-        <w:rPr>
-          <w:sz w:val="20"/>
-          <w:szCs w:val="20"/>
+        <w:rPr>
+          <w:sz w:val="20"/>
+        </w:rPr>
+      </w:pPr>
+      <w:r>
+        <w:rPr>
+          <w:sz w:val="20"/>
         </w:rPr>
         <w:t>24.</w:t>
       </w:r>
       <w:r>
         <w:rPr>
           <w:sz w:val="20"/>
-          <w:szCs w:val="20"/>
         </w:rPr>
         <w:tab/>
-        <w:t xml:space="preserve">Brayden, D. J., Cryan, S.-A., Dawson, K. A., O’Brien, P. J. &amp; Simpson, J. C. High-content analysis for drug delivery and nanoparticle applications. </w:t>
+        <w:t xml:space="preserve">High-content analysis for drug delivery and nanoparticle applications. Brayden, D. J., Cryan, S.-A., Dawson, K. A., O’Brien, P. J. &amp; Simpson, J. C. </w:t>
       </w:r>
       <w:r>
         <w:rPr>
           <w:i/>
           <w:iCs/>
           <w:sz w:val="20"/>
-          <w:szCs w:val="20"/>
-        </w:rPr>
-        <w:t>Drug Discov Today</w:t>
-      </w:r>
-      <w:r>
-        <w:rPr>
-          <w:sz w:val="20"/>
-          <w:szCs w:val="20"/>
-        </w:rPr>
-        <w:t xml:space="preserve"> </w:t>
-      </w:r>
-      <w:r>
-        <w:rPr>
-          <w:b/>
-          <w:bCs/>
-          <w:sz w:val="20"/>
-          <w:szCs w:val="20"/>
-        </w:rPr>
-        <w:t>20</w:t>
-      </w:r>
-      <w:r>
-        <w:rPr>
-          <w:sz w:val="20"/>
-          <w:szCs w:val="20"/>
-        </w:rPr>
-        <w:t>, 942–957 (2015).</w:t>
+        </w:rPr>
+        <w:t>Drug Discovery Today</w:t>
+      </w:r>
+      <w:r>
+        <w:rPr>
+          <w:sz w:val="20"/>
+        </w:rPr>
+        <w:t>, vol. 20, page 942–957, 2015.</w:t>
       </w:r>
     </w:p>
     <w:p>
       <w:pPr>
         <w:pStyle w:val="Bibliography"/>
-        <w:spacing w:line="276" w:lineRule="auto"/>
-        <w:rPr>
-          <w:sz w:val="20"/>
-          <w:szCs w:val="20"/>
-        </w:rPr>
-      </w:pPr>
-      <w:r>
-        <w:rPr>
-          <w:sz w:val="20"/>
-          <w:szCs w:val="20"/>
+        <w:rPr>
+          <w:sz w:val="20"/>
+        </w:rPr>
+      </w:pPr>
+      <w:r>
+        <w:rPr>
+          <w:sz w:val="20"/>
         </w:rPr>
         <w:t>25.</w:t>
       </w:r>
       <w:r>
         <w:rPr>
           <w:sz w:val="20"/>
-          <w:szCs w:val="20"/>
         </w:rPr>
         <w:tab/>
-        <w:t xml:space="preserve">Yang, B. </w:t>
+        <w:t xml:space="preserve">Following nanoparticle uptake by cells using high-throughput microscopy and the deep-learning based cell identification algorithm </w:t>
+      </w:r>
+      <w:proofErr w:type="spellStart"/>
+      <w:r>
+        <w:rPr>
+          <w:sz w:val="20"/>
+        </w:rPr>
+        <w:t>Cellpose</w:t>
+      </w:r>
+      <w:proofErr w:type="spellEnd"/>
+      <w:r>
+        <w:rPr>
+          <w:sz w:val="20"/>
+        </w:rPr>
+        <w:t xml:space="preserve">. Yang, B. </w:t>
       </w:r>
       <w:r>
         <w:rPr>
           <w:i/>
           <w:iCs/>
           <w:sz w:val="20"/>
-          <w:szCs w:val="20"/>
         </w:rPr>
         <w:t>et al.</w:t>
       </w:r>
       <w:r>
         <w:rPr>
           <w:sz w:val="20"/>
-          <w:szCs w:val="20"/>
-        </w:rPr>
-        <w:t xml:space="preserve"> Following nanoparticle uptake by cells using high-throughput microscopy and the deep-learning based cell identification algorithm Cellpose. </w:t>
+        </w:rPr>
+        <w:t xml:space="preserve"> </w:t>
       </w:r>
       <w:r>
         <w:rPr>
           <w:i/>
           <w:iCs/>
           <w:sz w:val="20"/>
-          <w:szCs w:val="20"/>
         </w:rPr>
         <w:t>Frontiers in Nanotechnology</w:t>
       </w:r>
       <w:r>
         <w:rPr>
           <w:sz w:val="20"/>
-          <w:szCs w:val="20"/>
-        </w:rPr>
-        <w:t xml:space="preserve"> </w:t>
-      </w:r>
-      <w:r>
-        <w:rPr>
-          <w:b/>
-          <w:bCs/>
-          <w:sz w:val="20"/>
-          <w:szCs w:val="20"/>
-        </w:rPr>
-        <w:t>5</w:t>
-      </w:r>
-      <w:r>
-        <w:rPr>
-          <w:sz w:val="20"/>
-          <w:szCs w:val="20"/>
-        </w:rPr>
-        <w:t>, (2023).</w:t>
+        </w:rPr>
+        <w:t>, vol. 5, page 1181362, 2023.</w:t>
       </w:r>
     </w:p>
     <w:p>
       <w:pPr>
         <w:pStyle w:val="Bibliography"/>
-        <w:spacing w:line="276" w:lineRule="auto"/>
-        <w:rPr>
-          <w:sz w:val="20"/>
-          <w:szCs w:val="20"/>
-        </w:rPr>
-      </w:pPr>
-      <w:r>
-        <w:rPr>
-          <w:sz w:val="20"/>
-          <w:szCs w:val="20"/>
+        <w:rPr>
+          <w:sz w:val="20"/>
+        </w:rPr>
+      </w:pPr>
+      <w:r>
+        <w:rPr>
+          <w:sz w:val="20"/>
         </w:rPr>
         <w:t>26.</w:t>
       </w:r>
       <w:r>
         <w:rPr>
           <w:sz w:val="20"/>
-          <w:szCs w:val="20"/>
         </w:rPr>
         <w:tab/>
-        <w:t xml:space="preserve">Cutrona, M. B. &amp; Simpson, J. C. A High-Throughput Automated Confocal Microscopy Platform for Quantitative Phenotyping of Nanoparticle Uptake and Transport in Spheroids. </w:t>
+        <w:t xml:space="preserve">A High-Throughput Automated Confocal Microscopy Platform for Quantitative Phenotyping of Nanoparticle Uptake and Transport in Spheroids. Cutrona, M. B. &amp; Simpson, J. C. </w:t>
       </w:r>
       <w:r>
         <w:rPr>
           <w:i/>
           <w:iCs/>
           <w:sz w:val="20"/>
-          <w:szCs w:val="20"/>
         </w:rPr>
         <w:t>Small</w:t>
       </w:r>
       <w:r>
         <w:rPr>
           <w:sz w:val="20"/>
-          <w:szCs w:val="20"/>
-        </w:rPr>
-        <w:t xml:space="preserve"> </w:t>
-      </w:r>
-      <w:r>
-        <w:rPr>
-          <w:b/>
-          <w:bCs/>
-          <w:sz w:val="20"/>
-          <w:szCs w:val="20"/>
-        </w:rPr>
-        <w:t>15</w:t>
-      </w:r>
-      <w:r>
-        <w:rPr>
-          <w:sz w:val="20"/>
-          <w:szCs w:val="20"/>
-        </w:rPr>
-        <w:t>, 1902033 (2019).</w:t>
+        </w:rPr>
+        <w:t>, vol. 15, page 1902033, 2019.</w:t>
       </w:r>
     </w:p>
     <w:p>
       <w:pPr>
         <w:pStyle w:val="Bibliography"/>
-        <w:spacing w:line="276" w:lineRule="auto"/>
-        <w:rPr>
-          <w:sz w:val="20"/>
-          <w:szCs w:val="20"/>
-        </w:rPr>
-      </w:pPr>
-      <w:r>
-        <w:rPr>
-          <w:sz w:val="20"/>
-          <w:szCs w:val="20"/>
-        </w:rPr>
+        <w:rPr>
+          <w:sz w:val="20"/>
+        </w:rPr>
+      </w:pPr>
+      <w:r>
+        <w:rPr>
+          <w:sz w:val="20"/>
+        </w:rPr>
+        <w:lastRenderedPageBreak/>
         <w:t>27.</w:t>
       </w:r>
       <w:r>
         <w:rPr>
           <w:sz w:val="20"/>
-          <w:szCs w:val="20"/>
         </w:rPr>
         <w:tab/>
-        <w:t xml:space="preserve">Kelly, S., Byrne, M. H., Quinn, S. J. &amp; Simpson, J. C. Multiparametric nanoparticle-induced toxicity readouts with single cell resolution in HepG2 multicellular tumour spheroids. </w:t>
+        <w:t xml:space="preserve">Multiparametric nanoparticle-induced toxicity readouts with single cell resolution in HepG2 multicellular </w:t>
+      </w:r>
+      <w:proofErr w:type="spellStart"/>
+      <w:r>
+        <w:rPr>
+          <w:sz w:val="20"/>
+        </w:rPr>
+        <w:t>tumour</w:t>
+      </w:r>
+      <w:proofErr w:type="spellEnd"/>
+      <w:r>
+        <w:rPr>
+          <w:sz w:val="20"/>
+        </w:rPr>
+        <w:t xml:space="preserve"> spheroids. Kelly, S., Byrne, M. H., Quinn, S. J. &amp; Simpson, J. C. </w:t>
       </w:r>
       <w:r>
         <w:rPr>
           <w:i/>
           <w:iCs/>
           <w:sz w:val="20"/>
-          <w:szCs w:val="20"/>
         </w:rPr>
         <w:t>Nanoscale</w:t>
       </w:r>
       <w:r>
         <w:rPr>
           <w:sz w:val="20"/>
-          <w:szCs w:val="20"/>
-        </w:rPr>
-        <w:t xml:space="preserve"> </w:t>
-      </w:r>
-      <w:r>
-        <w:rPr>
-          <w:b/>
-          <w:bCs/>
-          <w:sz w:val="20"/>
-          <w:szCs w:val="20"/>
-        </w:rPr>
-        <w:t>13</w:t>
-      </w:r>
-      <w:r>
-        <w:rPr>
-          <w:sz w:val="20"/>
-          <w:szCs w:val="20"/>
-        </w:rPr>
-        <w:t>, 17615–17628 (2021).</w:t>
+        </w:rPr>
+        <w:t>, vol. 13, page 17615–17628, 2021.</w:t>
       </w:r>
     </w:p>
     <w:p>
       <w:pPr>
         <w:pStyle w:val="Bibliography"/>
-        <w:spacing w:line="276" w:lineRule="auto"/>
-        <w:rPr>
-          <w:sz w:val="20"/>
-          <w:szCs w:val="20"/>
-        </w:rPr>
-      </w:pPr>
-      <w:r>
-        <w:rPr>
-          <w:sz w:val="20"/>
-          <w:szCs w:val="20"/>
+        <w:rPr>
+          <w:sz w:val="20"/>
+        </w:rPr>
+      </w:pPr>
+      <w:r>
+        <w:rPr>
+          <w:sz w:val="20"/>
         </w:rPr>
         <w:t>28.</w:t>
       </w:r>
       <w:r>
         <w:rPr>
           <w:sz w:val="20"/>
-          <w:szCs w:val="20"/>
         </w:rPr>
         <w:tab/>
-        <w:t xml:space="preserve">Chen, X. &amp; Lv, H. Intelligent control of nanoparticle synthesis on microfluidic chips with machine learning. </w:t>
+        <w:t xml:space="preserve">Intelligent control of nanoparticle synthesis on microfluidic chips with machine learning. Chen, X. &amp; </w:t>
+      </w:r>
+      <w:proofErr w:type="spellStart"/>
+      <w:r>
+        <w:rPr>
+          <w:sz w:val="20"/>
+        </w:rPr>
+        <w:t>Lv</w:t>
+      </w:r>
+      <w:proofErr w:type="spellEnd"/>
+      <w:r>
+        <w:rPr>
+          <w:sz w:val="20"/>
+        </w:rPr>
+        <w:t xml:space="preserve">, H. </w:t>
       </w:r>
       <w:r>
         <w:rPr>
           <w:i/>
           <w:iCs/>
           <w:sz w:val="20"/>
-          <w:szCs w:val="20"/>
-        </w:rPr>
-        <w:t>NPG Asia Mater</w:t>
-      </w:r>
-      <w:r>
-        <w:rPr>
-          <w:sz w:val="20"/>
-          <w:szCs w:val="20"/>
-        </w:rPr>
-        <w:t xml:space="preserve"> </w:t>
-      </w:r>
-      <w:r>
-        <w:rPr>
-          <w:b/>
-          <w:bCs/>
-          <w:sz w:val="20"/>
-          <w:szCs w:val="20"/>
-        </w:rPr>
-        <w:t>14</w:t>
-      </w:r>
-      <w:r>
-        <w:rPr>
-          <w:sz w:val="20"/>
-          <w:szCs w:val="20"/>
-        </w:rPr>
-        <w:t>, 69 (2022).</w:t>
+        </w:rPr>
+        <w:t>NPG Asia Materials</w:t>
+      </w:r>
+      <w:r>
+        <w:rPr>
+          <w:sz w:val="20"/>
+        </w:rPr>
+        <w:t>, vol. 14, page 69, 2022.</w:t>
       </w:r>
     </w:p>
     <w:p>
       <w:pPr>
         <w:pStyle w:val="Bibliography"/>
-        <w:spacing w:line="276" w:lineRule="auto"/>
-        <w:rPr>
-          <w:sz w:val="20"/>
-          <w:szCs w:val="20"/>
-        </w:rPr>
-      </w:pPr>
-      <w:r>
-        <w:rPr>
-          <w:sz w:val="20"/>
-          <w:szCs w:val="20"/>
+        <w:rPr>
+          <w:sz w:val="20"/>
+        </w:rPr>
+      </w:pPr>
+      <w:r>
+        <w:rPr>
+          <w:sz w:val="20"/>
         </w:rPr>
         <w:t>29.</w:t>
       </w:r>
       <w:r>
         <w:rPr>
           <w:sz w:val="20"/>
-          <w:szCs w:val="20"/>
         </w:rPr>
         <w:tab/>
-        <w:t xml:space="preserve">Tao, H. </w:t>
+        <w:t xml:space="preserve">Nanoparticle synthesis assisted by machine learning. Tao, H. </w:t>
       </w:r>
       <w:r>
         <w:rPr>
           <w:i/>
           <w:iCs/>
           <w:sz w:val="20"/>
-          <w:szCs w:val="20"/>
         </w:rPr>
         <w:t>et al.</w:t>
       </w:r>
       <w:r>
         <w:rPr>
           <w:sz w:val="20"/>
-          <w:szCs w:val="20"/>
-        </w:rPr>
-        <w:t xml:space="preserve"> Nanoparticle synthesis assisted by machine learning. </w:t>
+        </w:rPr>
+        <w:t xml:space="preserve"> </w:t>
       </w:r>
       <w:r>
         <w:rPr>
           <w:i/>
           <w:iCs/>
           <w:sz w:val="20"/>
-          <w:szCs w:val="20"/>
-        </w:rPr>
-        <w:t>Nat Rev Mater</w:t>
-      </w:r>
-      <w:r>
-        <w:rPr>
-          <w:sz w:val="20"/>
-          <w:szCs w:val="20"/>
-        </w:rPr>
-        <w:t xml:space="preserve"> </w:t>
-      </w:r>
-      <w:r>
-        <w:rPr>
-          <w:b/>
-          <w:bCs/>
-          <w:sz w:val="20"/>
-          <w:szCs w:val="20"/>
-        </w:rPr>
-        <w:t>6</w:t>
-      </w:r>
-      <w:r>
-        <w:rPr>
-          <w:sz w:val="20"/>
-          <w:szCs w:val="20"/>
-        </w:rPr>
-        <w:t>, 701–716 (2021).</w:t>
+        </w:rPr>
+        <w:t>Nature Reviews Materials</w:t>
+      </w:r>
+      <w:r>
+        <w:rPr>
+          <w:sz w:val="20"/>
+        </w:rPr>
+        <w:t>, vol. 6, page 701–716, 2021.</w:t>
       </w:r>
     </w:p>
     <w:p>
       <w:pPr>
         <w:pStyle w:val="Bibliography"/>
-        <w:spacing w:line="276" w:lineRule="auto"/>
-        <w:rPr>
-          <w:sz w:val="20"/>
-          <w:szCs w:val="20"/>
-        </w:rPr>
-      </w:pPr>
-      <w:r>
-        <w:rPr>
-          <w:sz w:val="20"/>
-          <w:szCs w:val="20"/>
+        <w:rPr>
+          <w:sz w:val="20"/>
+        </w:rPr>
+      </w:pPr>
+      <w:r>
+        <w:rPr>
+          <w:sz w:val="20"/>
         </w:rPr>
         <w:t>30.</w:t>
       </w:r>
       <w:r>
         <w:rPr>
           <w:sz w:val="20"/>
-          <w:szCs w:val="20"/>
         </w:rPr>
         <w:tab/>
-        <w:t xml:space="preserve">Krause, A., Singh, A. &amp; Guestrin, C. Near-optimal sensor placements in Gaussian processes: Theory, efficient algorithms and empirical studies. </w:t>
+        <w:t xml:space="preserve">Near-optimal sensor placements in Gaussian processes: Theory, efficient algorithms and empirical studies. Krause, A., Singh, A. &amp; </w:t>
+      </w:r>
+      <w:proofErr w:type="spellStart"/>
+      <w:r>
+        <w:rPr>
+          <w:sz w:val="20"/>
+        </w:rPr>
+        <w:t>Guestrin</w:t>
+      </w:r>
+      <w:proofErr w:type="spellEnd"/>
+      <w:r>
+        <w:rPr>
+          <w:sz w:val="20"/>
+        </w:rPr>
+        <w:t xml:space="preserve">, C. </w:t>
       </w:r>
       <w:r>
         <w:rPr>
           <w:i/>
           <w:iCs/>
           <w:sz w:val="20"/>
-          <w:szCs w:val="20"/>
         </w:rPr>
         <w:t>Journal of Machine Learning Research</w:t>
       </w:r>
       <w:r>
         <w:rPr>
           <w:sz w:val="20"/>
-          <w:szCs w:val="20"/>
-        </w:rPr>
-        <w:t xml:space="preserve"> </w:t>
-      </w:r>
-      <w:r>
-        <w:rPr>
-          <w:b/>
-          <w:bCs/>
-          <w:sz w:val="20"/>
-          <w:szCs w:val="20"/>
-        </w:rPr>
-        <w:t>9</w:t>
-      </w:r>
-      <w:r>
-        <w:rPr>
-          <w:sz w:val="20"/>
-          <w:szCs w:val="20"/>
-        </w:rPr>
-        <w:t>, (2008).</w:t>
+        </w:rPr>
+        <w:t>, vol. 9, page 235–284, 2008.</w:t>
       </w:r>
     </w:p>
     <w:p>
       <w:pPr>
         <w:pStyle w:val="Bibliography"/>
-        <w:spacing w:line="276" w:lineRule="auto"/>
-        <w:rPr>
-          <w:sz w:val="20"/>
-          <w:szCs w:val="20"/>
-        </w:rPr>
-      </w:pPr>
-      <w:r>
-        <w:rPr>
-          <w:sz w:val="20"/>
-          <w:szCs w:val="20"/>
+        <w:rPr>
+          <w:sz w:val="20"/>
+        </w:rPr>
+      </w:pPr>
+      <w:r>
+        <w:rPr>
+          <w:sz w:val="20"/>
         </w:rPr>
         <w:t>31.</w:t>
       </w:r>
       <w:r>
         <w:rPr>
           <w:sz w:val="20"/>
-          <w:szCs w:val="20"/>
         </w:rPr>
         <w:tab/>
-        <w:t xml:space="preserve">Liu, Y. </w:t>
+        <w:t xml:space="preserve">Active Learning Literature Survey. Settles, B. </w:t>
       </w:r>
       <w:r>
         <w:rPr>
           <w:i/>
           <w:iCs/>
           <w:sz w:val="20"/>
-          <w:szCs w:val="20"/>
-        </w:rPr>
-        <w:t>et al.</w:t>
-      </w:r>
-      <w:r>
-        <w:rPr>
-          <w:sz w:val="20"/>
-          <w:szCs w:val="20"/>
-        </w:rPr>
-        <w:t xml:space="preserve"> Formulation of Nanoparticles Using Mixing-Induced Nanoprecipitation for Drug Delivery. </w:t>
+        </w:rPr>
+        <w:t>University of Wisconsin-Madison Department of Computer Sciences (technical report)</w:t>
+      </w:r>
+      <w:r>
+        <w:rPr>
+          <w:sz w:val="20"/>
+        </w:rPr>
+        <w:t>, 2009.</w:t>
+      </w:r>
+    </w:p>
+    <w:p>
+      <w:pPr>
+        <w:pStyle w:val="Bibliography"/>
+        <w:rPr>
+          <w:sz w:val="20"/>
+        </w:rPr>
+      </w:pPr>
+      <w:r>
+        <w:rPr>
+          <w:sz w:val="20"/>
+        </w:rPr>
+        <w:t>32.</w:t>
+      </w:r>
+      <w:r>
+        <w:rPr>
+          <w:sz w:val="20"/>
+        </w:rPr>
+        <w:tab/>
+        <w:t xml:space="preserve">Practical Variational Inference for Neural Networks. Graves, A. </w:t>
       </w:r>
       <w:r>
         <w:rPr>
           <w:i/>
           <w:iCs/>
           <w:sz w:val="20"/>
-          <w:szCs w:val="20"/>
-        </w:rPr>
-        <w:t>Ind. Eng. Chem. Res.</w:t>
-      </w:r>
-      <w:r>
-        <w:rPr>
-          <w:sz w:val="20"/>
-          <w:szCs w:val="20"/>
-        </w:rPr>
-        <w:t xml:space="preserve"> </w:t>
-      </w:r>
-      <w:r>
-        <w:rPr>
-          <w:b/>
-          <w:bCs/>
-          <w:sz w:val="20"/>
-          <w:szCs w:val="20"/>
-        </w:rPr>
-        <w:t>59</w:t>
-      </w:r>
-      <w:r>
-        <w:rPr>
-          <w:sz w:val="20"/>
-          <w:szCs w:val="20"/>
-        </w:rPr>
-        <w:t>, 4134–4149 (2020).</w:t>
+        </w:rPr>
+        <w:t>Advances in Neural Information Processing Systems 24</w:t>
+      </w:r>
+      <w:r>
+        <w:rPr>
+          <w:sz w:val="20"/>
+        </w:rPr>
+        <w:t>, 2011.</w:t>
       </w:r>
     </w:p>
     <w:p>
       <w:pPr>
         <w:pStyle w:val="Bibliography"/>
-        <w:spacing w:line="276" w:lineRule="auto"/>
-        <w:rPr>
-          <w:sz w:val="20"/>
-          <w:szCs w:val="20"/>
-        </w:rPr>
-      </w:pPr>
-      <w:r>
-        <w:rPr>
-          <w:sz w:val="20"/>
-          <w:szCs w:val="20"/>
-        </w:rPr>
-        <w:t>32.</w:t>
-      </w:r>
-      <w:r>
-        <w:rPr>
-          <w:sz w:val="20"/>
-          <w:szCs w:val="20"/>
+        <w:rPr>
+          <w:sz w:val="20"/>
+        </w:rPr>
+      </w:pPr>
+      <w:r>
+        <w:rPr>
+          <w:sz w:val="20"/>
+        </w:rPr>
+        <w:t>33.</w:t>
+      </w:r>
+      <w:r>
+        <w:rPr>
+          <w:sz w:val="20"/>
         </w:rPr>
         <w:tab/>
-        <w:t xml:space="preserve">Karnik, R. </w:t>
+        <w:t xml:space="preserve">Can you trust your model’ s uncertainty? Evaluating predictive uncertainty under dataset shift. Ovadia, Y. </w:t>
       </w:r>
       <w:r>
         <w:rPr>
           <w:i/>
           <w:iCs/>
           <w:sz w:val="20"/>
-          <w:szCs w:val="20"/>
         </w:rPr>
         <w:t>et al.</w:t>
       </w:r>
       <w:r>
         <w:rPr>
           <w:sz w:val="20"/>
-          <w:szCs w:val="20"/>
-        </w:rPr>
-        <w:t xml:space="preserve"> Microfluidic Platform for Controlled Synthesis of Polymeric Nanoparticles. </w:t>
+        </w:rPr>
+        <w:t xml:space="preserve"> </w:t>
       </w:r>
       <w:r>
         <w:rPr>
           <w:i/>
           <w:iCs/>
           <w:sz w:val="20"/>
-          <w:szCs w:val="20"/>
-        </w:rPr>
-        <w:t>Nano Lett.</w:t>
-      </w:r>
-      <w:r>
-        <w:rPr>
-          <w:sz w:val="20"/>
-          <w:szCs w:val="20"/>
-        </w:rPr>
-        <w:t xml:space="preserve"> </w:t>
-      </w:r>
-      <w:r>
-        <w:rPr>
-          <w:b/>
-          <w:bCs/>
-          <w:sz w:val="20"/>
-          <w:szCs w:val="20"/>
-        </w:rPr>
-        <w:t>8</w:t>
-      </w:r>
-      <w:r>
-        <w:rPr>
-          <w:sz w:val="20"/>
-          <w:szCs w:val="20"/>
-        </w:rPr>
-        <w:t>, 2906–2912 (2008).</w:t>
+        </w:rPr>
+        <w:t>33rd Conference on Neural Information Processing Systems</w:t>
+      </w:r>
+      <w:r>
+        <w:rPr>
+          <w:sz w:val="20"/>
+        </w:rPr>
+        <w:t>, 2019.</w:t>
       </w:r>
     </w:p>
     <w:p>
       <w:pPr>
         <w:pStyle w:val="Bibliography"/>
-        <w:spacing w:line="276" w:lineRule="auto"/>
-        <w:rPr>
-          <w:sz w:val="20"/>
-          <w:szCs w:val="20"/>
-        </w:rPr>
-      </w:pPr>
-      <w:r>
-        <w:rPr>
-          <w:sz w:val="20"/>
-          <w:szCs w:val="20"/>
-        </w:rPr>
-        <w:lastRenderedPageBreak/>
-        <w:t>33.</w:t>
-      </w:r>
-      <w:r>
-        <w:rPr>
-          <w:sz w:val="20"/>
-          <w:szCs w:val="20"/>
+        <w:rPr>
+          <w:sz w:val="20"/>
+        </w:rPr>
+      </w:pPr>
+      <w:r>
+        <w:rPr>
+          <w:sz w:val="20"/>
+        </w:rPr>
+        <w:t>34.</w:t>
+      </w:r>
+      <w:r>
+        <w:rPr>
+          <w:sz w:val="20"/>
         </w:rPr>
         <w:tab/>
-        <w:t xml:space="preserve">Mares, A. G., Pacassoni, G., Marti, J. S., Pujals, S. &amp; Albertazzi, L. Formulation of tunable size PLGA-PEG nanoparticles for drug delivery using microfluidic technology. </w:t>
+        <w:t xml:space="preserve">Deterministic variational inference for robust Bayesian neural networks. Wu, A. </w:t>
       </w:r>
       <w:r>
         <w:rPr>
           <w:i/>
           <w:iCs/>
           <w:sz w:val="20"/>
-          <w:szCs w:val="20"/>
-        </w:rPr>
-        <w:t>PLOS ONE</w:t>
-      </w:r>
-      <w:r>
-        <w:rPr>
-          <w:sz w:val="20"/>
-          <w:szCs w:val="20"/>
+        </w:rPr>
+        <w:t>et al.</w:t>
+      </w:r>
+      <w:r>
+        <w:rPr>
+          <w:sz w:val="20"/>
         </w:rPr>
         <w:t xml:space="preserve"> </w:t>
       </w:r>
       <w:r>
         <w:rPr>
-          <w:b/>
-          <w:bCs/>
-          <w:sz w:val="20"/>
-          <w:szCs w:val="20"/>
-        </w:rPr>
-        <w:t>16</w:t>
-      </w:r>
-      <w:r>
-        <w:rPr>
-          <w:sz w:val="20"/>
-          <w:szCs w:val="20"/>
-        </w:rPr>
-        <w:t>, e0251821 (2021).</w:t>
+          <w:i/>
+          <w:iCs/>
+          <w:sz w:val="20"/>
+        </w:rPr>
+        <w:t>International Conference on Learning Representations</w:t>
+      </w:r>
+      <w:r>
+        <w:rPr>
+          <w:sz w:val="20"/>
+        </w:rPr>
+        <w:t>, 2019.</w:t>
       </w:r>
     </w:p>
     <w:p>
       <w:pPr>
         <w:pStyle w:val="Bibliography"/>
-        <w:spacing w:line="276" w:lineRule="auto"/>
-        <w:rPr>
-          <w:sz w:val="20"/>
-          <w:szCs w:val="20"/>
-        </w:rPr>
-      </w:pPr>
-      <w:r>
-        <w:rPr>
-          <w:sz w:val="20"/>
-          <w:szCs w:val="20"/>
-        </w:rPr>
-        <w:t>34.</w:t>
-      </w:r>
-      <w:r>
-        <w:rPr>
-          <w:sz w:val="20"/>
-          <w:szCs w:val="20"/>
+        <w:rPr>
+          <w:sz w:val="20"/>
+        </w:rPr>
+      </w:pPr>
+      <w:r>
+        <w:rPr>
+          <w:sz w:val="20"/>
+        </w:rPr>
+        <w:t>35.</w:t>
+      </w:r>
+      <w:r>
+        <w:rPr>
+          <w:sz w:val="20"/>
         </w:rPr>
         <w:tab/>
-        <w:t xml:space="preserve">McQuin, C. </w:t>
+        <w:t xml:space="preserve">Formulation of Nanoparticles Using Mixing-Induced Nanoprecipitation for Drug Delivery. Liu, Y. </w:t>
       </w:r>
       <w:r>
         <w:rPr>
           <w:i/>
           <w:iCs/>
           <w:sz w:val="20"/>
-          <w:szCs w:val="20"/>
         </w:rPr>
         <w:t>et al.</w:t>
       </w:r>
       <w:r>
         <w:rPr>
           <w:sz w:val="20"/>
-          <w:szCs w:val="20"/>
-        </w:rPr>
-        <w:t xml:space="preserve"> CellProfiler 3.0: Next-generation image processing for biology. </w:t>
+        </w:rPr>
+        <w:t xml:space="preserve"> </w:t>
       </w:r>
       <w:r>
         <w:rPr>
           <w:i/>
           <w:iCs/>
           <w:sz w:val="20"/>
-          <w:szCs w:val="20"/>
-        </w:rPr>
-        <w:t>PLOS Biology</w:t>
-      </w:r>
-      <w:r>
-        <w:rPr>
-          <w:sz w:val="20"/>
-          <w:szCs w:val="20"/>
-        </w:rPr>
-        <w:t xml:space="preserve"> </w:t>
-      </w:r>
-      <w:r>
-        <w:rPr>
-          <w:b/>
-          <w:bCs/>
-          <w:sz w:val="20"/>
-          <w:szCs w:val="20"/>
-        </w:rPr>
-        <w:t>16</w:t>
-      </w:r>
-      <w:r>
-        <w:rPr>
-          <w:sz w:val="20"/>
-          <w:szCs w:val="20"/>
-        </w:rPr>
-        <w:t>, e2005970 (2018).</w:t>
+        </w:rPr>
+        <w:t>Industrial &amp; Engineering Chemistry Research</w:t>
+      </w:r>
+      <w:r>
+        <w:rPr>
+          <w:sz w:val="20"/>
+        </w:rPr>
+        <w:t>, vol. 59, page 4134–4149, 2020.</w:t>
       </w:r>
     </w:p>
     <w:p>
       <w:pPr>
         <w:pStyle w:val="Bibliography"/>
-        <w:spacing w:line="276" w:lineRule="auto"/>
-        <w:rPr>
-          <w:sz w:val="20"/>
-          <w:szCs w:val="20"/>
-        </w:rPr>
-      </w:pPr>
-      <w:r>
-        <w:rPr>
-          <w:sz w:val="20"/>
-          <w:szCs w:val="20"/>
-        </w:rPr>
-        <w:t>35.</w:t>
-      </w:r>
-      <w:r>
-        <w:rPr>
-          <w:sz w:val="20"/>
-          <w:szCs w:val="20"/>
+        <w:rPr>
+          <w:sz w:val="20"/>
+        </w:rPr>
+      </w:pPr>
+      <w:r>
+        <w:rPr>
+          <w:sz w:val="20"/>
+        </w:rPr>
+        <w:t>36.</w:t>
+      </w:r>
+      <w:r>
+        <w:rPr>
+          <w:sz w:val="20"/>
         </w:rPr>
         <w:tab/>
-        <w:t xml:space="preserve">Alijagic, A. </w:t>
+        <w:t xml:space="preserve">Microfluidic Platform for Controlled Synthesis of Polymeric Nanoparticles. Karnik, R. </w:t>
       </w:r>
       <w:r>
         <w:rPr>
           <w:i/>
           <w:iCs/>
           <w:sz w:val="20"/>
-          <w:szCs w:val="20"/>
         </w:rPr>
         <w:t>et al.</w:t>
       </w:r>
       <w:r>
         <w:rPr>
           <w:sz w:val="20"/>
-          <w:szCs w:val="20"/>
-        </w:rPr>
-        <w:t xml:space="preserve"> A Novel Nanosafety Approach Using Cell Painting, Metabolomics, and Lipidomics Captures the Cellular and Molecular Phenotypes Induced by the Unintentionally Formed Metal-Based (Nano)Particles. </w:t>
+        </w:rPr>
+        <w:t xml:space="preserve"> </w:t>
       </w:r>
       <w:r>
         <w:rPr>
           <w:i/>
           <w:iCs/>
           <w:sz w:val="20"/>
-          <w:szCs w:val="20"/>
-        </w:rPr>
-        <w:t>Cells</w:t>
-      </w:r>
-      <w:r>
-        <w:rPr>
-          <w:sz w:val="20"/>
-          <w:szCs w:val="20"/>
-        </w:rPr>
-        <w:t xml:space="preserve"> </w:t>
-      </w:r>
-      <w:r>
-        <w:rPr>
-          <w:b/>
-          <w:bCs/>
-          <w:sz w:val="20"/>
-          <w:szCs w:val="20"/>
-        </w:rPr>
-        <w:t>12</w:t>
-      </w:r>
-      <w:r>
-        <w:rPr>
-          <w:sz w:val="20"/>
-          <w:szCs w:val="20"/>
-        </w:rPr>
-        <w:t>, 281 (2023).</w:t>
+        </w:rPr>
+        <w:t>Nano Letters</w:t>
+      </w:r>
+      <w:r>
+        <w:rPr>
+          <w:sz w:val="20"/>
+        </w:rPr>
+        <w:t>, vol. 8, page 2906–2912, 2008.</w:t>
       </w:r>
     </w:p>
     <w:p>
       <w:pPr>
         <w:pStyle w:val="Bibliography"/>
-        <w:spacing w:line="276" w:lineRule="auto"/>
-        <w:rPr>
-          <w:sz w:val="20"/>
-          <w:szCs w:val="20"/>
-        </w:rPr>
-      </w:pPr>
-      <w:r>
-        <w:rPr>
-          <w:sz w:val="20"/>
-          <w:szCs w:val="20"/>
-        </w:rPr>
-        <w:t>36.</w:t>
-      </w:r>
-      <w:r>
-        <w:rPr>
-          <w:sz w:val="20"/>
-          <w:szCs w:val="20"/>
+        <w:rPr>
+          <w:sz w:val="20"/>
+        </w:rPr>
+      </w:pPr>
+      <w:r>
+        <w:rPr>
+          <w:sz w:val="20"/>
+        </w:rPr>
+        <w:lastRenderedPageBreak/>
+        <w:t>37.</w:t>
+      </w:r>
+      <w:r>
+        <w:rPr>
+          <w:sz w:val="20"/>
         </w:rPr>
         <w:tab/>
-        <w:t xml:space="preserve">Rui, Y. </w:t>
+        <w:t xml:space="preserve">Formulation of tunable size PLGA-PEG nanoparticles for drug delivery using microfluidic technology. Mares, A. G., </w:t>
+      </w:r>
+      <w:proofErr w:type="spellStart"/>
+      <w:r>
+        <w:rPr>
+          <w:sz w:val="20"/>
+        </w:rPr>
+        <w:t>Pacassoni</w:t>
+      </w:r>
+      <w:proofErr w:type="spellEnd"/>
+      <w:r>
+        <w:rPr>
+          <w:sz w:val="20"/>
+        </w:rPr>
+        <w:t xml:space="preserve">, G., Marti, J. S., Pujals, S. &amp; </w:t>
+      </w:r>
+      <w:proofErr w:type="spellStart"/>
+      <w:r>
+        <w:rPr>
+          <w:sz w:val="20"/>
+        </w:rPr>
+        <w:t>Albertazzi</w:t>
+      </w:r>
+      <w:proofErr w:type="spellEnd"/>
+      <w:r>
+        <w:rPr>
+          <w:sz w:val="20"/>
+        </w:rPr>
+        <w:t xml:space="preserve">, L. </w:t>
       </w:r>
       <w:r>
         <w:rPr>
           <w:i/>
           <w:iCs/>
           <w:sz w:val="20"/>
-          <w:szCs w:val="20"/>
-        </w:rPr>
-        <w:t>et al.</w:t>
-      </w:r>
-      <w:r>
-        <w:rPr>
-          <w:sz w:val="20"/>
-          <w:szCs w:val="20"/>
-        </w:rPr>
-        <w:t xml:space="preserve"> High-throughput and high-content bioassay enables tuning of polyester nanoparticles for cellular uptake, endosomal escape, and systemic in vivo delivery of mRNA. </w:t>
+        </w:rPr>
+        <w:t>PLOS ONE</w:t>
+      </w:r>
+      <w:r>
+        <w:rPr>
+          <w:sz w:val="20"/>
+        </w:rPr>
+        <w:t>, vol. 16, page e0251821, 2021.</w:t>
+      </w:r>
+    </w:p>
+    <w:p>
+      <w:pPr>
+        <w:pStyle w:val="Bibliography"/>
+        <w:rPr>
+          <w:sz w:val="20"/>
+        </w:rPr>
+      </w:pPr>
+      <w:r>
+        <w:rPr>
+          <w:sz w:val="20"/>
+        </w:rPr>
+        <w:t>38.</w:t>
+      </w:r>
+      <w:r>
+        <w:rPr>
+          <w:sz w:val="20"/>
+        </w:rPr>
+        <w:tab/>
+      </w:r>
+      <w:proofErr w:type="spellStart"/>
+      <w:r>
+        <w:rPr>
+          <w:sz w:val="20"/>
+        </w:rPr>
+        <w:t>CellProfiler</w:t>
+      </w:r>
+      <w:proofErr w:type="spellEnd"/>
+      <w:r>
+        <w:rPr>
+          <w:sz w:val="20"/>
+        </w:rPr>
+        <w:t xml:space="preserve"> 3.0: Next-generation image processing for biology. McQuin, C. </w:t>
       </w:r>
       <w:r>
         <w:rPr>
           <w:i/>
           <w:iCs/>
           <w:sz w:val="20"/>
-          <w:szCs w:val="20"/>
-        </w:rPr>
-        <w:t>Sci Adv</w:t>
-      </w:r>
-      <w:r>
-        <w:rPr>
-          <w:sz w:val="20"/>
-          <w:szCs w:val="20"/>
+        </w:rPr>
+        <w:t>et al.</w:t>
+      </w:r>
+      <w:r>
+        <w:rPr>
+          <w:sz w:val="20"/>
         </w:rPr>
         <w:t xml:space="preserve"> </w:t>
       </w:r>
       <w:r>
         <w:rPr>
-          <w:b/>
-          <w:bCs/>
-          <w:sz w:val="20"/>
-          <w:szCs w:val="20"/>
-        </w:rPr>
-        <w:t>8</w:t>
-      </w:r>
-      <w:r>
-        <w:rPr>
-          <w:sz w:val="20"/>
-          <w:szCs w:val="20"/>
-        </w:rPr>
-        <w:t>, (2022).</w:t>
+          <w:i/>
+          <w:iCs/>
+          <w:sz w:val="20"/>
+        </w:rPr>
+        <w:t>PLOS Biology</w:t>
+      </w:r>
+      <w:r>
+        <w:rPr>
+          <w:sz w:val="20"/>
+        </w:rPr>
+        <w:t>, vol. 16, page e2005970, 2018.</w:t>
       </w:r>
     </w:p>
     <w:p>
       <w:pPr>
         <w:pStyle w:val="Bibliography"/>
-        <w:spacing w:line="276" w:lineRule="auto"/>
-        <w:rPr>
-          <w:sz w:val="20"/>
-          <w:szCs w:val="20"/>
-        </w:rPr>
-      </w:pPr>
-      <w:r>
-        <w:rPr>
-          <w:sz w:val="20"/>
-          <w:szCs w:val="20"/>
-        </w:rPr>
-        <w:t>37.</w:t>
-      </w:r>
-      <w:r>
-        <w:rPr>
-          <w:sz w:val="20"/>
-          <w:szCs w:val="20"/>
+        <w:rPr>
+          <w:sz w:val="20"/>
+        </w:rPr>
+      </w:pPr>
+      <w:r>
+        <w:rPr>
+          <w:sz w:val="20"/>
+        </w:rPr>
+        <w:t>39.</w:t>
+      </w:r>
+      <w:r>
+        <w:rPr>
+          <w:sz w:val="20"/>
         </w:rPr>
         <w:tab/>
-        <w:t xml:space="preserve">Settles, B. </w:t>
+        <w:t xml:space="preserve">A Novel </w:t>
+      </w:r>
+      <w:proofErr w:type="spellStart"/>
+      <w:r>
+        <w:rPr>
+          <w:sz w:val="20"/>
+        </w:rPr>
+        <w:t>Nanosafety</w:t>
+      </w:r>
+      <w:proofErr w:type="spellEnd"/>
+      <w:r>
+        <w:rPr>
+          <w:sz w:val="20"/>
+        </w:rPr>
+        <w:t xml:space="preserve"> Approach Using Cell Painting, Metabolomics, and </w:t>
+      </w:r>
+      <w:proofErr w:type="spellStart"/>
+      <w:r>
+        <w:rPr>
+          <w:sz w:val="20"/>
+        </w:rPr>
+        <w:t>Lipidomics</w:t>
+      </w:r>
+      <w:proofErr w:type="spellEnd"/>
+      <w:r>
+        <w:rPr>
+          <w:sz w:val="20"/>
+        </w:rPr>
+        <w:t xml:space="preserve"> Captures the Cellular and Molecular Phenotypes Induced by the Unintentionally Formed Metal-Based (Nano)Particles. </w:t>
+      </w:r>
+      <w:proofErr w:type="spellStart"/>
+      <w:r>
+        <w:rPr>
+          <w:sz w:val="20"/>
+        </w:rPr>
+        <w:t>Alijagic</w:t>
+      </w:r>
+      <w:proofErr w:type="spellEnd"/>
+      <w:r>
+        <w:rPr>
+          <w:sz w:val="20"/>
+        </w:rPr>
+        <w:t xml:space="preserve">, A. </w:t>
       </w:r>
       <w:r>
         <w:rPr>
           <w:i/>
           <w:iCs/>
           <w:sz w:val="20"/>
-          <w:szCs w:val="20"/>
-        </w:rPr>
-        <w:t>Active Learning Literature Survey</w:t>
-      </w:r>
-      <w:r>
-        <w:rPr>
-          <w:sz w:val="20"/>
-          <w:szCs w:val="20"/>
-        </w:rPr>
-        <w:t>. https://minds.wisconsin.edu/handle/1793/60660 (2009).</w:t>
+        </w:rPr>
+        <w:t>et al.</w:t>
+      </w:r>
+      <w:r>
+        <w:rPr>
+          <w:sz w:val="20"/>
+        </w:rPr>
+        <w:t xml:space="preserve"> </w:t>
+      </w:r>
+      <w:r>
+        <w:rPr>
+          <w:i/>
+          <w:iCs/>
+          <w:sz w:val="20"/>
+        </w:rPr>
+        <w:t>Cells</w:t>
+      </w:r>
+      <w:r>
+        <w:rPr>
+          <w:sz w:val="20"/>
+        </w:rPr>
+        <w:t>, vol. 12, page 281, 2023.</w:t>
       </w:r>
     </w:p>
     <w:p>
       <w:pPr>
         <w:pStyle w:val="Bibliography"/>
-        <w:spacing w:line="276" w:lineRule="auto"/>
-        <w:rPr>
-          <w:sz w:val="20"/>
-          <w:szCs w:val="20"/>
-        </w:rPr>
-      </w:pPr>
-      <w:r>
-        <w:rPr>
-          <w:sz w:val="20"/>
-          <w:szCs w:val="20"/>
-        </w:rPr>
-        <w:t>38.</w:t>
-      </w:r>
-      <w:r>
-        <w:rPr>
-          <w:sz w:val="20"/>
-          <w:szCs w:val="20"/>
+        <w:rPr>
+          <w:sz w:val="20"/>
+        </w:rPr>
+      </w:pPr>
+      <w:r>
+        <w:rPr>
+          <w:sz w:val="20"/>
+        </w:rPr>
+        <w:t>40.</w:t>
+      </w:r>
+      <w:r>
+        <w:rPr>
+          <w:sz w:val="20"/>
         </w:rPr>
         <w:tab/>
-        <w:t xml:space="preserve">Graves, A. Practical Variational Inference for Neural Networks. in </w:t>
+        <w:t xml:space="preserve">High-throughput and high-content bioassay enables tuning of polyester nanoparticles for cellular uptake, endosomal escape, and systemic in vivo delivery of mRNA. Rui, Y. </w:t>
       </w:r>
       <w:r>
         <w:rPr>
           <w:i/>
           <w:iCs/>
           <w:sz w:val="20"/>
-          <w:szCs w:val="20"/>
-        </w:rPr>
-        <w:t>Advances in Neural Information Processing Systems</w:t>
-      </w:r>
-      <w:r>
-        <w:rPr>
-          <w:sz w:val="20"/>
-          <w:szCs w:val="20"/>
-        </w:rPr>
-        <w:t xml:space="preserve"> (eds. Shawe-Taylor, J., Zemel, R., Bartlett, P., Pereira, F. &amp; Weinberger, K. Q.) vol. 24 (Curran Associates, Inc., 2011).</w:t>
+        </w:rPr>
+        <w:t>et al.</w:t>
+      </w:r>
+      <w:r>
+        <w:rPr>
+          <w:sz w:val="20"/>
+        </w:rPr>
+        <w:t xml:space="preserve"> </w:t>
+      </w:r>
+      <w:r>
+        <w:rPr>
+          <w:i/>
+          <w:iCs/>
+          <w:sz w:val="20"/>
+        </w:rPr>
+        <w:t>Science Advances</w:t>
+      </w:r>
+      <w:r>
+        <w:rPr>
+          <w:sz w:val="20"/>
+        </w:rPr>
+        <w:t>, vol. 8, page eabk2855, 2022.</w:t>
       </w:r>
     </w:p>
     <w:p>
       <w:pPr>
         <w:pStyle w:val="Bibliography"/>
-        <w:spacing w:line="276" w:lineRule="auto"/>
-        <w:rPr>
-          <w:sz w:val="20"/>
-          <w:szCs w:val="20"/>
-        </w:rPr>
-      </w:pPr>
-      <w:r>
-        <w:rPr>
-          <w:sz w:val="20"/>
-          <w:szCs w:val="20"/>
-        </w:rPr>
-        <w:t>39.</w:t>
-      </w:r>
-      <w:r>
-        <w:rPr>
-          <w:sz w:val="20"/>
-          <w:szCs w:val="20"/>
+        <w:rPr>
+          <w:sz w:val="20"/>
+        </w:rPr>
+      </w:pPr>
+      <w:r>
+        <w:rPr>
+          <w:sz w:val="20"/>
+        </w:rPr>
+        <w:t>41.</w:t>
+      </w:r>
+      <w:r>
+        <w:rPr>
+          <w:sz w:val="20"/>
         </w:rPr>
         <w:tab/>
-        <w:t xml:space="preserve">Ovadia, Y. </w:t>
+        <w:t xml:space="preserve">A User’s Guide to Machine Learning for Polymeric Biomaterials. Meyer, T. A., Ramirez, C., Tamasi, M. J. &amp; Gormley, A. J. </w:t>
       </w:r>
       <w:r>
         <w:rPr>
           <w:i/>
           <w:iCs/>
           <w:sz w:val="20"/>
-          <w:szCs w:val="20"/>
-        </w:rPr>
-        <w:t>et al.</w:t>
-      </w:r>
-      <w:r>
-        <w:rPr>
-          <w:sz w:val="20"/>
-          <w:szCs w:val="20"/>
-        </w:rPr>
-        <w:t xml:space="preserve"> Can you trust your model’ s uncertainty? Evaluating predictive uncertainty under dataset shift. in </w:t>
+        </w:rPr>
+        <w:t>ACS Polymers Au</w:t>
+      </w:r>
+      <w:r>
+        <w:rPr>
+          <w:sz w:val="20"/>
+        </w:rPr>
+        <w:t>, vol. 3, page 141–157, 2023.</w:t>
+      </w:r>
+    </w:p>
+    <w:p>
+      <w:pPr>
+        <w:pStyle w:val="Bibliography"/>
+        <w:rPr>
+          <w:sz w:val="20"/>
+        </w:rPr>
+      </w:pPr>
+      <w:r>
+        <w:rPr>
+          <w:sz w:val="20"/>
+        </w:rPr>
+        <w:t>42.</w:t>
+      </w:r>
+      <w:r>
+        <w:rPr>
+          <w:sz w:val="20"/>
+        </w:rPr>
+        <w:tab/>
+        <w:t xml:space="preserve">Data-driven development of an oral lipid-based nanoparticle formulation of a hydrophobic drug. Bao, Z. </w:t>
       </w:r>
       <w:r>
         <w:rPr>
           <w:i/>
           <w:iCs/>
           <w:sz w:val="20"/>
-          <w:szCs w:val="20"/>
-        </w:rPr>
-        <w:t>Advances in Neural Information Processing Systems</w:t>
-      </w:r>
-      <w:r>
-        <w:rPr>
-          <w:sz w:val="20"/>
-          <w:szCs w:val="20"/>
-        </w:rPr>
-        <w:t xml:space="preserve"> vol. 32 (Curran Associates, Inc., 2019).</w:t>
+        </w:rPr>
+        <w:t>et al.</w:t>
+      </w:r>
+      <w:r>
+        <w:rPr>
+          <w:sz w:val="20"/>
+        </w:rPr>
+        <w:t xml:space="preserve"> </w:t>
+      </w:r>
+      <w:r>
+        <w:rPr>
+          <w:i/>
+          <w:iCs/>
+          <w:sz w:val="20"/>
+        </w:rPr>
+        <w:t>Drug Delivery and Translational Research</w:t>
+      </w:r>
+      <w:r>
+        <w:rPr>
+          <w:sz w:val="20"/>
+        </w:rPr>
+        <w:t>, vol. 14, page 1872–1887, 2023.</w:t>
       </w:r>
     </w:p>
     <w:p>
       <w:pPr>
         <w:pStyle w:val="Bibliography"/>
-        <w:spacing w:line="276" w:lineRule="auto"/>
-        <w:rPr>
-          <w:sz w:val="20"/>
-          <w:szCs w:val="20"/>
-        </w:rPr>
-      </w:pPr>
-      <w:r>
-        <w:rPr>
-          <w:sz w:val="20"/>
-          <w:szCs w:val="20"/>
-        </w:rPr>
-        <w:t>40.</w:t>
-      </w:r>
-      <w:r>
-        <w:rPr>
-          <w:sz w:val="20"/>
-          <w:szCs w:val="20"/>
+        <w:rPr>
+          <w:sz w:val="20"/>
+        </w:rPr>
+      </w:pPr>
+      <w:r>
+        <w:rPr>
+          <w:sz w:val="20"/>
+        </w:rPr>
+        <w:t>43.</w:t>
+      </w:r>
+      <w:r>
+        <w:rPr>
+          <w:sz w:val="20"/>
         </w:rPr>
         <w:tab/>
-        <w:t xml:space="preserve">Wu, A. </w:t>
+        <w:t xml:space="preserve">Nanoparticle heterogeneity: an emerging structural parameter influencing particle fate in biological media? </w:t>
+      </w:r>
+      <w:proofErr w:type="spellStart"/>
+      <w:r>
+        <w:rPr>
+          <w:sz w:val="20"/>
+        </w:rPr>
+        <w:t>Rabanel</w:t>
+      </w:r>
+      <w:proofErr w:type="spellEnd"/>
+      <w:r>
+        <w:rPr>
+          <w:sz w:val="20"/>
+        </w:rPr>
+        <w:t xml:space="preserve">, J.-M. </w:t>
       </w:r>
       <w:r>
         <w:rPr>
           <w:i/>
           <w:iCs/>
           <w:sz w:val="20"/>
-          <w:szCs w:val="20"/>
         </w:rPr>
         <w:t>et al.</w:t>
       </w:r>
       <w:r>
         <w:rPr>
           <w:sz w:val="20"/>
-          <w:szCs w:val="20"/>
-        </w:rPr>
-        <w:t xml:space="preserve"> Deterministic variational inference for robust Bayesian neural networks. (2019).</w:t>
+        </w:rPr>
+        <w:t xml:space="preserve"> </w:t>
+      </w:r>
+      <w:r>
+        <w:rPr>
+          <w:i/>
+          <w:iCs/>
+          <w:sz w:val="20"/>
+        </w:rPr>
+        <w:t>Nanoscale</w:t>
+      </w:r>
+      <w:r>
+        <w:rPr>
+          <w:sz w:val="20"/>
+        </w:rPr>
+        <w:t>, vol. 11, page 383–406, 2019.</w:t>
       </w:r>
     </w:p>
     <w:p>
       <w:pPr>
         <w:pStyle w:val="Bibliography"/>
-        <w:spacing w:line="276" w:lineRule="auto"/>
-        <w:rPr>
-          <w:sz w:val="20"/>
-          <w:szCs w:val="20"/>
-        </w:rPr>
-      </w:pPr>
-      <w:r>
-        <w:rPr>
-          <w:sz w:val="20"/>
-          <w:szCs w:val="20"/>
-        </w:rPr>
-        <w:t>41.</w:t>
-      </w:r>
-      <w:r>
-        <w:rPr>
-          <w:sz w:val="20"/>
-          <w:szCs w:val="20"/>
+        <w:rPr>
+          <w:sz w:val="20"/>
+        </w:rPr>
+      </w:pPr>
+      <w:r>
+        <w:rPr>
+          <w:sz w:val="20"/>
+        </w:rPr>
+        <w:lastRenderedPageBreak/>
+        <w:t>44.</w:t>
+      </w:r>
+      <w:r>
+        <w:rPr>
+          <w:sz w:val="20"/>
         </w:rPr>
         <w:tab/>
-        <w:t xml:space="preserve">Meyer, T. A., Ramirez, C., Tamasi, M. J. &amp; Gormley, A. J. A User’s Guide to Machine Learning for Polymeric Biomaterials. </w:t>
+        <w:t xml:space="preserve">Hands-On Bayesian Neural Networks—A Tutorial for Deep Learning Users. Jospin, L. V., Laga, H., Boussaid, F., Buntine, W. &amp; </w:t>
+      </w:r>
+      <w:proofErr w:type="spellStart"/>
+      <w:r>
+        <w:rPr>
+          <w:sz w:val="20"/>
+        </w:rPr>
+        <w:t>Bennamoun</w:t>
+      </w:r>
+      <w:proofErr w:type="spellEnd"/>
+      <w:r>
+        <w:rPr>
+          <w:sz w:val="20"/>
+        </w:rPr>
+        <w:t xml:space="preserve">, M. </w:t>
       </w:r>
       <w:r>
         <w:rPr>
           <w:i/>
           <w:iCs/>
           <w:sz w:val="20"/>
-          <w:szCs w:val="20"/>
-        </w:rPr>
-        <w:t>ACS Polym. Au</w:t>
-      </w:r>
-      <w:r>
-        <w:rPr>
-          <w:sz w:val="20"/>
-          <w:szCs w:val="20"/>
-        </w:rPr>
-        <w:t xml:space="preserve"> </w:t>
-      </w:r>
-      <w:r>
-        <w:rPr>
-          <w:b/>
-          <w:bCs/>
-          <w:sz w:val="20"/>
-          <w:szCs w:val="20"/>
-        </w:rPr>
-        <w:t>3</w:t>
-      </w:r>
-      <w:r>
-        <w:rPr>
-          <w:sz w:val="20"/>
-          <w:szCs w:val="20"/>
-        </w:rPr>
-        <w:t>, 141–157 (2023).</w:t>
+        </w:rPr>
+        <w:t>IEEE Computational Intelligence Magazine</w:t>
+      </w:r>
+      <w:r>
+        <w:rPr>
+          <w:sz w:val="20"/>
+        </w:rPr>
+        <w:t>, vol. 17, page 29–48, 2022.</w:t>
       </w:r>
     </w:p>
     <w:p>
       <w:pPr>
         <w:pStyle w:val="Bibliography"/>
-        <w:spacing w:line="276" w:lineRule="auto"/>
-        <w:rPr>
-          <w:sz w:val="20"/>
-          <w:szCs w:val="20"/>
-        </w:rPr>
-      </w:pPr>
-      <w:r>
-        <w:rPr>
-          <w:sz w:val="20"/>
-          <w:szCs w:val="20"/>
-        </w:rPr>
-        <w:t>42.</w:t>
-      </w:r>
-      <w:r>
-        <w:rPr>
-          <w:sz w:val="20"/>
-          <w:szCs w:val="20"/>
+        <w:rPr>
+          <w:sz w:val="20"/>
+        </w:rPr>
+      </w:pPr>
+      <w:r>
+        <w:rPr>
+          <w:sz w:val="20"/>
+        </w:rPr>
+        <w:t>45.</w:t>
+      </w:r>
+      <w:r>
+        <w:rPr>
+          <w:sz w:val="20"/>
         </w:rPr>
         <w:tab/>
-        <w:t xml:space="preserve">Bao, Z. </w:t>
-      </w:r>
+        <w:t xml:space="preserve">Adam: A Method for Stochastic Optimization. Kingma, D. P. &amp; Ba, J. </w:t>
+      </w:r>
+      <w:proofErr w:type="spellStart"/>
       <w:r>
         <w:rPr>
           <w:i/>
           <w:iCs/>
           <w:sz w:val="20"/>
-          <w:szCs w:val="20"/>
-        </w:rPr>
-        <w:t>et al.</w:t>
-      </w:r>
-      <w:r>
-        <w:rPr>
-          <w:sz w:val="20"/>
-          <w:szCs w:val="20"/>
-        </w:rPr>
-        <w:t xml:space="preserve"> Data-driven development of an oral lipid-based nanoparticle formulation of a hydrophobic drug. </w:t>
-      </w:r>
+        </w:rPr>
+        <w:t>ArXiv</w:t>
+      </w:r>
+      <w:proofErr w:type="spellEnd"/>
       <w:r>
         <w:rPr>
           <w:i/>
           <w:iCs/>
           <w:sz w:val="20"/>
-          <w:szCs w:val="20"/>
-        </w:rPr>
-        <w:t>Drug Deliv. and Transl. Res.</w:t>
-      </w:r>
-      <w:r>
-        <w:rPr>
-          <w:sz w:val="20"/>
-          <w:szCs w:val="20"/>
-        </w:rPr>
-        <w:t xml:space="preserve"> (2023) doi:10.1007/s13346-023-01491-9.</w:t>
+        </w:rPr>
+        <w:t xml:space="preserve"> (preprint)</w:t>
+      </w:r>
+      <w:r>
+        <w:rPr>
+          <w:sz w:val="20"/>
+        </w:rPr>
+        <w:t>, 2014.</w:t>
       </w:r>
     </w:p>
     <w:p>
       <w:pPr>
         <w:pStyle w:val="Bibliography"/>
-        <w:spacing w:line="276" w:lineRule="auto"/>
-        <w:rPr>
-          <w:sz w:val="20"/>
-          <w:szCs w:val="20"/>
-        </w:rPr>
-      </w:pPr>
-      <w:r>
-        <w:rPr>
-          <w:sz w:val="20"/>
-          <w:szCs w:val="20"/>
-        </w:rPr>
-        <w:t>43.</w:t>
-      </w:r>
-      <w:r>
-        <w:rPr>
-          <w:sz w:val="20"/>
-          <w:szCs w:val="20"/>
+        <w:rPr>
+          <w:sz w:val="20"/>
+        </w:rPr>
+      </w:pPr>
+      <w:r>
+        <w:rPr>
+          <w:sz w:val="20"/>
+        </w:rPr>
+        <w:t>46.</w:t>
+      </w:r>
+      <w:r>
+        <w:rPr>
+          <w:sz w:val="20"/>
         </w:rPr>
         <w:tab/>
-        <w:t xml:space="preserve">Rabanel, J.-M. </w:t>
       </w:r>
       <w:r>
         <w:rPr>
           <w:i/>
           <w:iCs/>
           <w:sz w:val="20"/>
-          <w:szCs w:val="20"/>
-        </w:rPr>
-        <w:t>et al.</w:t>
-      </w:r>
-      <w:r>
-        <w:rPr>
-          <w:sz w:val="20"/>
-          <w:szCs w:val="20"/>
-        </w:rPr>
-        <w:t xml:space="preserve"> Nanoparticle heterogeneity: an emerging structural parameter influencing particle fate in biological media? </w:t>
+        </w:rPr>
+        <w:t>Pattern Recognition and Machine Learning</w:t>
+      </w:r>
+      <w:r>
+        <w:rPr>
+          <w:sz w:val="20"/>
+        </w:rPr>
+        <w:t>. Bishop, C. Springer, 2006.</w:t>
+      </w:r>
+    </w:p>
+    <w:p>
+      <w:pPr>
+        <w:pStyle w:val="Bibliography"/>
+        <w:rPr>
+          <w:sz w:val="20"/>
+        </w:rPr>
+      </w:pPr>
+      <w:r>
+        <w:rPr>
+          <w:sz w:val="20"/>
+        </w:rPr>
+        <w:t>47.</w:t>
+      </w:r>
+      <w:r>
+        <w:rPr>
+          <w:sz w:val="20"/>
+        </w:rPr>
+        <w:tab/>
+      </w:r>
+      <w:proofErr w:type="spellStart"/>
+      <w:r>
+        <w:rPr>
+          <w:sz w:val="20"/>
+        </w:rPr>
+        <w:t>XGBoost</w:t>
+      </w:r>
+      <w:proofErr w:type="spellEnd"/>
+      <w:r>
+        <w:rPr>
+          <w:sz w:val="20"/>
+        </w:rPr>
+        <w:t xml:space="preserve">: A Scalable Tree Boosting System. Chen, T. &amp; </w:t>
+      </w:r>
+      <w:proofErr w:type="spellStart"/>
+      <w:r>
+        <w:rPr>
+          <w:sz w:val="20"/>
+        </w:rPr>
+        <w:t>Guestrin</w:t>
+      </w:r>
+      <w:proofErr w:type="spellEnd"/>
+      <w:r>
+        <w:rPr>
+          <w:sz w:val="20"/>
+        </w:rPr>
+        <w:t xml:space="preserve">, C. </w:t>
       </w:r>
       <w:r>
         <w:rPr>
           <w:i/>
           <w:iCs/>
           <w:sz w:val="20"/>
-          <w:szCs w:val="20"/>
-        </w:rPr>
-        <w:t>Nanoscale</w:t>
-      </w:r>
-      <w:r>
-        <w:rPr>
-          <w:sz w:val="20"/>
-          <w:szCs w:val="20"/>
-        </w:rPr>
-        <w:t xml:space="preserve"> </w:t>
-      </w:r>
-      <w:r>
-        <w:rPr>
-          <w:b/>
-          <w:bCs/>
-          <w:sz w:val="20"/>
-          <w:szCs w:val="20"/>
-        </w:rPr>
-        <w:t>11</w:t>
-      </w:r>
-      <w:r>
-        <w:rPr>
-          <w:sz w:val="20"/>
-          <w:szCs w:val="20"/>
-        </w:rPr>
-        <w:t>, 383–406 (2019).</w:t>
+        </w:rPr>
+        <w:t>Proceedings of the 22nd ACM SIGKDD International Conference on Knowledge Discovery and Data Mining</w:t>
+      </w:r>
+      <w:r>
+        <w:rPr>
+          <w:sz w:val="20"/>
+        </w:rPr>
+        <w:t>, 2016.</w:t>
       </w:r>
     </w:p>
     <w:p>
       <w:pPr>
         <w:pStyle w:val="Bibliography"/>
-        <w:spacing w:line="276" w:lineRule="auto"/>
-        <w:rPr>
-          <w:sz w:val="20"/>
-          <w:szCs w:val="20"/>
-        </w:rPr>
-      </w:pPr>
-      <w:r>
-        <w:rPr>
-          <w:sz w:val="20"/>
-          <w:szCs w:val="20"/>
-        </w:rPr>
-        <w:t>44.</w:t>
-      </w:r>
-      <w:r>
-        <w:rPr>
-          <w:sz w:val="20"/>
-          <w:szCs w:val="20"/>
+        <w:rPr>
+          <w:sz w:val="20"/>
+        </w:rPr>
+      </w:pPr>
+      <w:r>
+        <w:rPr>
+          <w:sz w:val="20"/>
+        </w:rPr>
+        <w:t>48.</w:t>
+      </w:r>
+      <w:r>
+        <w:rPr>
+          <w:sz w:val="20"/>
         </w:rPr>
         <w:tab/>
-        <w:t xml:space="preserve">Jospin, L. V., Laga, H., Boussaid, F., Buntine, W. &amp; Bennamoun, M. Hands-On Bayesian Neural Networks—A Tutorial for Deep Learning Users. </w:t>
-      </w:r>
+        <w:t xml:space="preserve">Diverse mini-batch Active Learning. Zhdanov, F. </w:t>
+      </w:r>
+      <w:proofErr w:type="spellStart"/>
       <w:r>
         <w:rPr>
           <w:i/>
           <w:iCs/>
           <w:sz w:val="20"/>
-          <w:szCs w:val="20"/>
-        </w:rPr>
-        <w:t>IEEE Comput. Intell. Mag.</w:t>
-      </w:r>
-      <w:r>
-        <w:rPr>
-          <w:sz w:val="20"/>
-          <w:szCs w:val="20"/>
-        </w:rPr>
-        <w:t xml:space="preserve"> </w:t>
-      </w:r>
-      <w:r>
-        <w:rPr>
-          <w:b/>
-          <w:bCs/>
-          <w:sz w:val="20"/>
-          <w:szCs w:val="20"/>
-        </w:rPr>
-        <w:t>17</w:t>
-      </w:r>
-      <w:r>
-        <w:rPr>
-          <w:sz w:val="20"/>
-          <w:szCs w:val="20"/>
-        </w:rPr>
-        <w:t>, 29–48 (2022).</w:t>
-      </w:r>
-    </w:p>
-    <w:p>
-      <w:pPr>
-        <w:pStyle w:val="Bibliography"/>
-        <w:spacing w:line="276" w:lineRule="auto"/>
-        <w:rPr>
-          <w:sz w:val="20"/>
-          <w:szCs w:val="20"/>
-        </w:rPr>
-      </w:pPr>
-      <w:r>
-        <w:rPr>
-          <w:sz w:val="20"/>
-          <w:szCs w:val="20"/>
-        </w:rPr>
-        <w:t>45.</w:t>
-      </w:r>
-      <w:r>
-        <w:rPr>
-          <w:sz w:val="20"/>
-          <w:szCs w:val="20"/>
-        </w:rPr>
-        <w:tab/>
-        <w:t>Kingma, D. P. &amp; Ba, J. Adam: A Method for Stochastic Optimization. (2014) doi:10.48550/ARXIV.1412.6980.</w:t>
-      </w:r>
-    </w:p>
-    <w:p>
-      <w:pPr>
-        <w:pStyle w:val="Bibliography"/>
-        <w:spacing w:line="276" w:lineRule="auto"/>
-        <w:rPr>
-          <w:sz w:val="20"/>
-          <w:szCs w:val="20"/>
-        </w:rPr>
-      </w:pPr>
-      <w:r>
-        <w:rPr>
-          <w:sz w:val="20"/>
-          <w:szCs w:val="20"/>
-        </w:rPr>
-        <w:t>46.</w:t>
-      </w:r>
-      <w:r>
-        <w:rPr>
-          <w:sz w:val="20"/>
-          <w:szCs w:val="20"/>
-        </w:rPr>
-        <w:tab/>
-        <w:t xml:space="preserve">Bishop, C. </w:t>
-      </w:r>
+        </w:rPr>
+        <w:t>ArXiv</w:t>
+      </w:r>
+      <w:proofErr w:type="spellEnd"/>
       <w:r>
         <w:rPr>
           <w:i/>
           <w:iCs/>
           <w:sz w:val="20"/>
-          <w:szCs w:val="20"/>
-        </w:rPr>
-        <w:t>Pattern Recognition and Machine Learning</w:t>
-      </w:r>
-      <w:r>
-        <w:rPr>
-          <w:sz w:val="20"/>
-          <w:szCs w:val="20"/>
-        </w:rPr>
-        <w:t>. (Springer, 2006).</w:t>
-      </w:r>
-    </w:p>
-    <w:p>
-      <w:pPr>
-        <w:pStyle w:val="Bibliography"/>
-        <w:spacing w:line="276" w:lineRule="auto"/>
-        <w:rPr>
-          <w:sz w:val="20"/>
-          <w:szCs w:val="20"/>
-        </w:rPr>
-      </w:pPr>
-      <w:r>
-        <w:rPr>
-          <w:sz w:val="20"/>
-          <w:szCs w:val="20"/>
-        </w:rPr>
-        <w:t>47.</w:t>
-      </w:r>
-      <w:r>
-        <w:rPr>
-          <w:sz w:val="20"/>
-          <w:szCs w:val="20"/>
-        </w:rPr>
-        <w:tab/>
-        <w:t xml:space="preserve">Chen, T. &amp; Guestrin, C. XGBoost: A Scalable Tree Boosting System. in </w:t>
-      </w:r>
-      <w:r>
-        <w:rPr>
-          <w:i/>
-          <w:iCs/>
-          <w:sz w:val="20"/>
-          <w:szCs w:val="20"/>
-        </w:rPr>
-        <w:t xml:space="preserve">Proceedings of the 22nd ACM SIGKDD International Conference on </w:t>
-      </w:r>
-      <w:r>
-        <w:rPr>
-          <w:i/>
-          <w:iCs/>
-          <w:sz w:val="20"/>
-          <w:szCs w:val="20"/>
-        </w:rPr>
-        <w:lastRenderedPageBreak/>
-        <w:t>Knowledge Discovery and Data Mining</w:t>
-      </w:r>
-      <w:r>
-        <w:rPr>
-          <w:sz w:val="20"/>
-          <w:szCs w:val="20"/>
-        </w:rPr>
-        <w:t xml:space="preserve"> 785–794 (ACM, San Francisco California USA, 2016). doi:10.1145/2939672.2939785.</w:t>
-      </w:r>
-    </w:p>
-    <w:p>
-      <w:pPr>
-        <w:pStyle w:val="Bibliography"/>
-        <w:spacing w:line="276" w:lineRule="auto"/>
-        <w:rPr>
-          <w:sz w:val="20"/>
-          <w:szCs w:val="20"/>
-        </w:rPr>
-      </w:pPr>
-      <w:r>
-        <w:rPr>
-          <w:sz w:val="20"/>
-          <w:szCs w:val="20"/>
-        </w:rPr>
-        <w:t>48.</w:t>
-      </w:r>
-      <w:r>
-        <w:rPr>
-          <w:sz w:val="20"/>
-          <w:szCs w:val="20"/>
-        </w:rPr>
-        <w:tab/>
-        <w:t>Zhdanov, F. Diverse mini-batch Active Learning. (2019) doi:10.48550/ARXIV.1901.05954.</w:t>
+        </w:rPr>
+        <w:t xml:space="preserve"> (preprint)</w:t>
+      </w:r>
+      <w:r>
+        <w:rPr>
+          <w:sz w:val="20"/>
+        </w:rPr>
+        <w:t>, 2019.</w:t>
       </w:r>
     </w:p>
     <w:p>
@@ -59630,6 +58870,7 @@
   <w:style w:type="character" w:default="1" w:styleId="DefaultParagraphFont">
     <w:name w:val="Default Paragraph Font"/>
     <w:uiPriority w:val="1"/>
+    <w:semiHidden/>
     <w:unhideWhenUsed/>
   </w:style>
   <w:style w:type="table" w:default="1" w:styleId="TableNormal">
